--- a/proyecto-reto/01-planeacion/Carta-Proyecto-Automatizacion-CNC.docx
+++ b/proyecto-reto/01-planeacion/Carta-Proyecto-Automatizacion-CNC.docx
@@ -15,140 +15,12 @@
         <w:pStyle w:val="Heading2"/>
       </w:pPr>
       <w:r>
-        <w:t>Sistema de Automatización para Talleres de CNC</w:t>
+        <w:t>Nombre del proyecto</w:t>
       </w:r>
     </w:p>
     <w:p>
       <w:r>
-        <w:rPr>
-          <w:b/>
-        </w:rPr>
-        <w:t>Documento:</w:t>
-      </w:r>
-      <w:r>
-        <w:t xml:space="preserve"> Acta de Constitución del Proyecto (Project Charter) · PMBOK 7ª edición</w:t>
-      </w:r>
-    </w:p>
-    <w:p>
-      <w:r>
-        <w:rPr>
-          <w:b/>
-        </w:rPr>
-        <w:t>Versión:</w:t>
-      </w:r>
-      <w:r>
-        <w:t xml:space="preserve"> 2.0 · </w:t>
-      </w:r>
-      <w:r>
-        <w:rPr>
-          <w:b/>
-        </w:rPr>
-        <w:t>Fecha de emisión:</w:t>
-      </w:r>
-      <w:r>
-        <w:t xml:space="preserve"> 2026-09-04</w:t>
-      </w:r>
-    </w:p>
-    <w:p>
-      <w:r>
-        <w:rPr>
-          <w:b/>
-        </w:rPr>
-        <w:t>Curso:</w:t>
-      </w:r>
-      <w:r>
-        <w:t xml:space="preserve"> MR3005C.601 — Sistemas Ciber-Físicos · Módulo 3, Administración de Proyectos</w:t>
-      </w:r>
-    </w:p>
-    <w:p>
-      <w:r>
-        <w:rPr>
-          <w:b/>
-        </w:rPr>
-        <w:t>Institución:</w:t>
-      </w:r>
-      <w:r>
-        <w:t xml:space="preserve"> Tecnológico de Monterrey, Campus Guadalajara</w:t>
-      </w:r>
-    </w:p>
-    <w:p>
-      <w:pPr>
-        <w:ind w:left="360"/>
-      </w:pPr>
-      <w:r>
-        <w:rPr>
-          <w:i/>
-          <w:color w:val="444A52"/>
-        </w:rPr>
-        <w:t xml:space="preserve">⬜ </w:t>
-      </w:r>
-      <w:r>
-        <w:rPr>
-          <w:b/>
-          <w:i/>
-          <w:color w:val="444A52"/>
-        </w:rPr>
-        <w:t>Campos por confirmar con el Socio Formador.</w:t>
-      </w:r>
-      <w:r>
-        <w:rPr>
-          <w:i/>
-          <w:color w:val="444A52"/>
-        </w:rPr>
-        <w:t xml:space="preserve"> Los recuadros marcados así</w:t>
-      </w:r>
-    </w:p>
-    <w:p>
-      <w:pPr>
-        <w:ind w:left="360"/>
-      </w:pPr>
-      <w:r>
-        <w:rPr>
-          <w:i/>
-          <w:color w:val="444A52"/>
-        </w:rPr>
-        <w:t>requieren el dato directo del socio y no deben inventarse. Guion de la reunión</w:t>
-      </w:r>
-    </w:p>
-    <w:p>
-      <w:pPr>
-        <w:ind w:left="360"/>
-      </w:pPr>
-      <w:r>
-        <w:rPr>
-          <w:i/>
-          <w:color w:val="444A52"/>
-        </w:rPr>
-        <w:t xml:space="preserve">en </w:t>
-      </w:r>
-      <w:r>
-        <w:rPr>
-          <w:rFonts w:ascii="Consolas" w:hAnsi="Consolas"/>
-          <w:i/>
-          <w:color w:val="444A52"/>
-          <w:sz w:val="19"/>
-        </w:rPr>
-        <w:t>preguntas-socio-formador.md</w:t>
-      </w:r>
-      <w:r>
-        <w:rPr>
-          <w:i/>
-          <w:color w:val="444A52"/>
-        </w:rPr>
-        <w:t>.</w:t>
-      </w:r>
-    </w:p>
-    <w:p>
-      <w:r>
-        <w:br w:type="page"/>
-      </w:r>
-    </w:p>
-    <w:p>
-      <w:pPr>
-        <w:pStyle w:val="Heading1"/>
-      </w:pPr>
-      <w:r>
-        <w:t>1. Participantes del Proyecto</w:t>
+        <w:t>Sistema de automatización para talleres de CNC</w:t>
       </w:r>
     </w:p>
     <w:p>
@@ -156,4752 +28,45 @@
         <w:pStyle w:val="Heading2"/>
       </w:pPr>
       <w:r>
-        <w:t>1.1 Patrocinador / Socio Formador</w:t>
-      </w:r>
-    </w:p>
-    <w:tbl>
-      <w:tblPr>
-        <w:tblStyle w:val="LightGrid-Accent1"/>
-        <w:tblW w:type="auto" w:w="0"/>
-        <w:tblLook w:firstColumn="1" w:firstRow="1" w:lastColumn="0" w:lastRow="0" w:noHBand="0" w:noVBand="1" w:val="04A0"/>
-      </w:tblPr>
-      <w:tblGrid>
-        <w:gridCol w:w="4320"/>
-        <w:gridCol w:w="4320"/>
-      </w:tblGrid>
-      <w:tr>
-        <w:tc>
-          <w:tcPr>
-            <w:tcW w:type="dxa" w:w="4320"/>
-          </w:tcPr>
-          <w:p>
-            <w:r>
-              <w:rPr>
-                <w:b/>
-              </w:rPr>
-              <w:t>Campo</w:t>
-            </w:r>
-          </w:p>
-        </w:tc>
-        <w:tc>
-          <w:tcPr>
-            <w:tcW w:type="dxa" w:w="4320"/>
-          </w:tcPr>
-          <w:p>
-            <w:r>
-              <w:rPr>
-                <w:b/>
-              </w:rPr>
-              <w:t>Dato</w:t>
-            </w:r>
-          </w:p>
-        </w:tc>
-      </w:tr>
-      <w:tr>
-        <w:tc>
-          <w:tcPr>
-            <w:tcW w:type="dxa" w:w="4320"/>
-          </w:tcPr>
-          <w:p>
-            <w:r>
-              <w:t>Organización</w:t>
-            </w:r>
-          </w:p>
-        </w:tc>
-        <w:tc>
-          <w:tcPr>
-            <w:tcW w:type="dxa" w:w="4320"/>
-          </w:tcPr>
-          <w:p>
-            <w:r>
-              <w:t xml:space="preserve">⬜ </w:t>
-            </w:r>
-            <w:r>
-              <w:rPr>
-                <w:i/>
-              </w:rPr>
-              <w:t>por confirmar</w:t>
-            </w:r>
-          </w:p>
-        </w:tc>
-      </w:tr>
-      <w:tr>
-        <w:tc>
-          <w:tcPr>
-            <w:tcW w:type="dxa" w:w="4320"/>
-          </w:tcPr>
-          <w:p>
-            <w:r>
-              <w:t>Representante</w:t>
-            </w:r>
-          </w:p>
-        </w:tc>
-        <w:tc>
-          <w:tcPr>
-            <w:tcW w:type="dxa" w:w="4320"/>
-          </w:tcPr>
-          <w:p>
-            <w:r>
-              <w:t xml:space="preserve">⬜ </w:t>
-            </w:r>
-            <w:r>
-              <w:rPr>
-                <w:i/>
-              </w:rPr>
-              <w:t>por confirmar</w:t>
-            </w:r>
-          </w:p>
-        </w:tc>
-      </w:tr>
-      <w:tr>
-        <w:tc>
-          <w:tcPr>
-            <w:tcW w:type="dxa" w:w="4320"/>
-          </w:tcPr>
-          <w:p>
-            <w:r>
-              <w:t>Cargo</w:t>
-            </w:r>
-          </w:p>
-        </w:tc>
-        <w:tc>
-          <w:tcPr>
-            <w:tcW w:type="dxa" w:w="4320"/>
-          </w:tcPr>
-          <w:p>
-            <w:r>
-              <w:t xml:space="preserve">⬜ </w:t>
-            </w:r>
-            <w:r>
-              <w:rPr>
-                <w:i/>
-              </w:rPr>
-              <w:t>por confirmar</w:t>
-            </w:r>
-          </w:p>
-        </w:tc>
-      </w:tr>
-      <w:tr>
-        <w:tc>
-          <w:tcPr>
-            <w:tcW w:type="dxa" w:w="4320"/>
-          </w:tcPr>
-          <w:p>
-            <w:r>
-              <w:t>Correo / teléfono</w:t>
-            </w:r>
-          </w:p>
-        </w:tc>
-        <w:tc>
-          <w:tcPr>
-            <w:tcW w:type="dxa" w:w="4320"/>
-          </w:tcPr>
-          <w:p>
-            <w:r>
-              <w:t xml:space="preserve">⬜ </w:t>
-            </w:r>
-            <w:r>
-              <w:rPr>
-                <w:i/>
-              </w:rPr>
-              <w:t>por confirmar</w:t>
-            </w:r>
-          </w:p>
-        </w:tc>
-      </w:tr>
-      <w:tr>
-        <w:tc>
-          <w:tcPr>
-            <w:tcW w:type="dxa" w:w="4320"/>
-          </w:tcPr>
-          <w:p>
-            <w:r>
-              <w:t>Rol</w:t>
-            </w:r>
-          </w:p>
-        </w:tc>
-        <w:tc>
-          <w:tcPr>
-            <w:tcW w:type="dxa" w:w="4320"/>
-          </w:tcPr>
-          <w:p>
-            <w:r>
-              <w:t xml:space="preserve">Define los requisitos industriales, facilita el acceso al taller y a la máquina CNC, y </w:t>
-            </w:r>
-            <w:r>
-              <w:rPr>
-                <w:b/>
-              </w:rPr>
-              <w:t>evalúa la Evidencia 2 — Exposición Demostrativa</w:t>
-            </w:r>
-          </w:p>
-        </w:tc>
-      </w:tr>
-    </w:tbl>
-    <w:p/>
-    <w:p>
-      <w:pPr>
-        <w:pStyle w:val="Heading2"/>
-      </w:pPr>
-      <w:r>
-        <w:t>1.2 Cliente</w:t>
+        <w:t>Socio formador</w:t>
       </w:r>
     </w:p>
     <w:p>
       <w:r>
-        <w:t>Talleres de manufactura con máquinas CNC que hoy dependen de un operador para la</w:t>
+        <w:t xml:space="preserve">Organización: ⬜ </w:t>
+      </w:r>
+      <w:r>
+        <w:rPr>
+          <w:i/>
+        </w:rPr>
+        <w:t>por confirmar</w:t>
       </w:r>
     </w:p>
     <w:p>
       <w:r>
-        <w:t>carga y descarga de piezas, y para los que las soluciones comerciales de</w:t>
+        <w:t xml:space="preserve">Representante: ⬜ </w:t>
+      </w:r>
+      <w:r>
+        <w:rPr>
+          <w:i/>
+        </w:rPr>
+        <w:t>por confirmar</w:t>
       </w:r>
     </w:p>
     <w:p>
       <w:r>
-        <w:t>automatización resultan económicamente inaccesibles.</w:t>
+        <w:t xml:space="preserve">Cargo: ⬜ </w:t>
       </w:r>
-    </w:p>
-    <w:p>
-      <w:pPr>
-        <w:pStyle w:val="Heading2"/>
-      </w:pPr>
-      <w:r>
-        <w:t>1.3 Interesados</w:t>
-      </w:r>
-    </w:p>
-    <w:tbl>
-      <w:tblPr>
-        <w:tblStyle w:val="LightGrid-Accent1"/>
-        <w:tblW w:type="auto" w:w="0"/>
-        <w:tblLook w:firstColumn="1" w:firstRow="1" w:lastColumn="0" w:lastRow="0" w:noHBand="0" w:noVBand="1" w:val="04A0"/>
-      </w:tblPr>
-      <w:tblGrid>
-        <w:gridCol w:w="2160"/>
-        <w:gridCol w:w="2160"/>
-        <w:gridCol w:w="2160"/>
-        <w:gridCol w:w="2160"/>
-      </w:tblGrid>
-      <w:tr>
-        <w:tc>
-          <w:tcPr>
-            <w:tcW w:type="dxa" w:w="2160"/>
-          </w:tcPr>
-          <w:p>
-            <w:r>
-              <w:rPr>
-                <w:b/>
-              </w:rPr>
-              <w:t>Interesado</w:t>
-            </w:r>
-          </w:p>
-        </w:tc>
-        <w:tc>
-          <w:tcPr>
-            <w:tcW w:type="dxa" w:w="2160"/>
-          </w:tcPr>
-          <w:p>
-            <w:r>
-              <w:rPr>
-                <w:b/>
-              </w:rPr>
-              <w:t>Interés</w:t>
-            </w:r>
-          </w:p>
-        </w:tc>
-        <w:tc>
-          <w:tcPr>
-            <w:tcW w:type="dxa" w:w="2160"/>
-          </w:tcPr>
-          <w:p>
-            <w:r>
-              <w:rPr>
-                <w:b/>
-              </w:rPr>
-              <w:t>Influencia</w:t>
-            </w:r>
-          </w:p>
-        </w:tc>
-        <w:tc>
-          <w:tcPr>
-            <w:tcW w:type="dxa" w:w="2160"/>
-          </w:tcPr>
-          <w:p>
-            <w:r>
-              <w:rPr>
-                <w:b/>
-              </w:rPr>
-              <w:t>Estrategia de gestión</w:t>
-            </w:r>
-          </w:p>
-        </w:tc>
-      </w:tr>
-      <w:tr>
-        <w:tc>
-          <w:tcPr>
-            <w:tcW w:type="dxa" w:w="2160"/>
-          </w:tcPr>
-          <w:p>
-            <w:r>
-              <w:t>Socio Formador</w:t>
-            </w:r>
-          </w:p>
-        </w:tc>
-        <w:tc>
-          <w:tcPr>
-            <w:tcW w:type="dxa" w:w="2160"/>
-          </w:tcPr>
-          <w:p>
-            <w:r>
-              <w:t>Solución transferible y de bajo costo</w:t>
-            </w:r>
-          </w:p>
-        </w:tc>
-        <w:tc>
-          <w:tcPr>
-            <w:tcW w:type="dxa" w:w="2160"/>
-          </w:tcPr>
-          <w:p>
-            <w:r>
-              <w:t>Alta</w:t>
-            </w:r>
-          </w:p>
-        </w:tc>
-        <w:tc>
-          <w:tcPr>
-            <w:tcW w:type="dxa" w:w="2160"/>
-          </w:tcPr>
-          <w:p>
-            <w:r>
-              <w:t>Gestionar de cerca; entregables con criterio industrial, no escolar</w:t>
-            </w:r>
-          </w:p>
-        </w:tc>
-      </w:tr>
-      <w:tr>
-        <w:tc>
-          <w:tcPr>
-            <w:tcW w:type="dxa" w:w="2160"/>
-          </w:tcPr>
-          <w:p>
-            <w:r>
-              <w:t>Equipo docente (Oscar Carbajal, Abdiel)</w:t>
-            </w:r>
-          </w:p>
-        </w:tc>
-        <w:tc>
-          <w:tcPr>
-            <w:tcW w:type="dxa" w:w="2160"/>
-          </w:tcPr>
-          <w:p>
-            <w:r>
-              <w:t>Aprendizaje demostrable y trazabilidad</w:t>
-            </w:r>
-          </w:p>
-        </w:tc>
-        <w:tc>
-          <w:tcPr>
-            <w:tcW w:type="dxa" w:w="2160"/>
-          </w:tcPr>
-          <w:p>
-            <w:r>
-              <w:t>Alta</w:t>
-            </w:r>
-          </w:p>
-        </w:tc>
-        <w:tc>
-          <w:tcPr>
-            <w:tcW w:type="dxa" w:w="2160"/>
-          </w:tcPr>
-          <w:p>
-            <w:r>
-              <w:t>Reporte por evidencia; consulta ante cambios de alcance</w:t>
-            </w:r>
-          </w:p>
-        </w:tc>
-      </w:tr>
-      <w:tr>
-        <w:tc>
-          <w:tcPr>
-            <w:tcW w:type="dxa" w:w="2160"/>
-          </w:tcPr>
-          <w:p>
-            <w:r>
-              <w:t>Profesor de Administración de Proyectos (Dani)</w:t>
-            </w:r>
-          </w:p>
-        </w:tc>
-        <w:tc>
-          <w:tcPr>
-            <w:tcW w:type="dxa" w:w="2160"/>
-          </w:tcPr>
-          <w:p>
-            <w:r>
-              <w:t>Aplicación correcta del estándar PMBOK</w:t>
-            </w:r>
-          </w:p>
-        </w:tc>
-        <w:tc>
-          <w:tcPr>
-            <w:tcW w:type="dxa" w:w="2160"/>
-          </w:tcPr>
-          <w:p>
-            <w:r>
-              <w:t>Media</w:t>
-            </w:r>
-          </w:p>
-        </w:tc>
-        <w:tc>
-          <w:tcPr>
-            <w:tcW w:type="dxa" w:w="2160"/>
-          </w:tcPr>
-          <w:p>
-            <w:r>
-              <w:t>El Reto se usa como caso de estudio en cada entrega del módulo</w:t>
-            </w:r>
-          </w:p>
-        </w:tc>
-      </w:tr>
-      <w:tr>
-        <w:tc>
-          <w:tcPr>
-            <w:tcW w:type="dxa" w:w="2160"/>
-          </w:tcPr>
-          <w:p>
-            <w:r>
-              <w:t>Laboratorio de manufactura</w:t>
-            </w:r>
-          </w:p>
-        </w:tc>
-        <w:tc>
-          <w:tcPr>
-            <w:tcW w:type="dxa" w:w="2160"/>
-          </w:tcPr>
-          <w:p>
-            <w:r>
-              <w:t>Uso seguro de la máquina y del espacio</w:t>
-            </w:r>
-          </w:p>
-        </w:tc>
-        <w:tc>
-          <w:tcPr>
-            <w:tcW w:type="dxa" w:w="2160"/>
-          </w:tcPr>
-          <w:p>
-            <w:r>
-              <w:t>Alta</w:t>
-            </w:r>
-          </w:p>
-        </w:tc>
-        <w:tc>
-          <w:tcPr>
-            <w:tcW w:type="dxa" w:w="2160"/>
-          </w:tcPr>
-          <w:p>
-            <w:r>
-              <w:t>Reserva anticipada de ventanas; cumplimiento de protocolos</w:t>
-            </w:r>
-          </w:p>
-        </w:tc>
-      </w:tr>
-      <w:tr>
-        <w:tc>
-          <w:tcPr>
-            <w:tcW w:type="dxa" w:w="2160"/>
-          </w:tcPr>
-          <w:p>
-            <w:r>
-              <w:t>Equipo del proyecto</w:t>
-            </w:r>
-          </w:p>
-        </w:tc>
-        <w:tc>
-          <w:tcPr>
-            <w:tcW w:type="dxa" w:w="2160"/>
-          </w:tcPr>
-          <w:p>
-            <w:r>
-              <w:t>Carga equilibrada, aprendizaje, acreditación</w:t>
-            </w:r>
-          </w:p>
-        </w:tc>
-        <w:tc>
-          <w:tcPr>
-            <w:tcW w:type="dxa" w:w="2160"/>
-          </w:tcPr>
-          <w:p>
-            <w:r>
-              <w:t>Alta</w:t>
-            </w:r>
-          </w:p>
-        </w:tc>
-        <w:tc>
-          <w:tcPr>
-            <w:tcW w:type="dxa" w:w="2160"/>
-          </w:tcPr>
-          <w:p>
-            <w:r>
-              <w:t>Matriz RACI explícita y tablero Kanban público</w:t>
-            </w:r>
-          </w:p>
-        </w:tc>
-      </w:tr>
-    </w:tbl>
-    <w:p/>
-    <w:p>
-      <w:pPr>
-        <w:pStyle w:val="Heading2"/>
-      </w:pPr>
-      <w:r>
-        <w:t>1.4 Proveedores y contratistas</w:t>
-      </w:r>
-    </w:p>
-    <w:tbl>
-      <w:tblPr>
-        <w:tblStyle w:val="LightGrid-Accent1"/>
-        <w:tblW w:type="auto" w:w="0"/>
-        <w:tblLook w:firstColumn="1" w:firstRow="1" w:lastColumn="0" w:lastRow="0" w:noHBand="0" w:noVBand="1" w:val="04A0"/>
-      </w:tblPr>
-      <w:tblGrid>
-        <w:gridCol w:w="2880"/>
-        <w:gridCol w:w="2880"/>
-        <w:gridCol w:w="2880"/>
-      </w:tblGrid>
-      <w:tr>
-        <w:tc>
-          <w:tcPr>
-            <w:tcW w:type="dxa" w:w="2880"/>
-          </w:tcPr>
-          <w:p>
-            <w:r>
-              <w:rPr>
-                <w:b/>
-              </w:rPr>
-              <w:t>Proveedor</w:t>
-            </w:r>
-          </w:p>
-        </w:tc>
-        <w:tc>
-          <w:tcPr>
-            <w:tcW w:type="dxa" w:w="2880"/>
-          </w:tcPr>
-          <w:p>
-            <w:r>
-              <w:rPr>
-                <w:b/>
-              </w:rPr>
-              <w:t>Suministro</w:t>
-            </w:r>
-          </w:p>
-        </w:tc>
-        <w:tc>
-          <w:tcPr>
-            <w:tcW w:type="dxa" w:w="2880"/>
-          </w:tcPr>
-          <w:p>
-            <w:r>
-              <w:rPr>
-                <w:b/>
-              </w:rPr>
-              <w:t>Estado</w:t>
-            </w:r>
-          </w:p>
-        </w:tc>
-      </w:tr>
-      <w:tr>
-        <w:tc>
-          <w:tcPr>
-            <w:tcW w:type="dxa" w:w="2880"/>
-          </w:tcPr>
-          <w:p>
-            <w:r>
-              <w:t>NXP</w:t>
-            </w:r>
-          </w:p>
-        </w:tc>
-        <w:tc>
-          <w:tcPr>
-            <w:tcW w:type="dxa" w:w="2880"/>
-          </w:tcPr>
-          <w:p>
-            <w:r>
-              <w:t>Microcontroladores S32K312 y kits FRDM-S32K344</w:t>
-            </w:r>
-          </w:p>
-        </w:tc>
-        <w:tc>
-          <w:tcPr>
-            <w:tcW w:type="dxa" w:w="2880"/>
-          </w:tcPr>
-          <w:p>
-            <w:r>
-              <w:t>OC-2026-003 emitida</w:t>
-            </w:r>
-          </w:p>
-        </w:tc>
-      </w:tr>
-      <w:tr>
-        <w:tc>
-          <w:tcPr>
-            <w:tcW w:type="dxa" w:w="2880"/>
-          </w:tcPr>
-          <w:p>
-            <w:r>
-              <w:t>Equipo docente</w:t>
-            </w:r>
-          </w:p>
-        </w:tc>
-        <w:tc>
-          <w:tcPr>
-            <w:tcW w:type="dxa" w:w="2880"/>
-          </w:tcPr>
-          <w:p>
-            <w:r>
-              <w:t>Riel lineal, LiDAR, módulo E/S Ethernet, balero de rodillos cruzados, motorreductor</w:t>
-            </w:r>
-          </w:p>
-        </w:tc>
-        <w:tc>
-          <w:tcPr>
-            <w:tcW w:type="dxa" w:w="2880"/>
-          </w:tcPr>
-          <w:p>
-            <w:r>
-              <w:t>Préstamo o donación comprometida</w:t>
-            </w:r>
-          </w:p>
-        </w:tc>
-      </w:tr>
-      <w:tr>
-        <w:tc>
-          <w:tcPr>
-            <w:tcW w:type="dxa" w:w="2880"/>
-          </w:tcPr>
-          <w:p>
-            <w:r>
-              <w:t xml:space="preserve">⬜ </w:t>
-            </w:r>
-            <w:r>
-              <w:rPr>
-                <w:i/>
-              </w:rPr>
-              <w:t>por definir</w:t>
-            </w:r>
-          </w:p>
-        </w:tc>
-        <w:tc>
-          <w:tcPr>
-            <w:tcW w:type="dxa" w:w="2880"/>
-          </w:tcPr>
-          <w:p>
-            <w:r>
-              <w:t>Batería LiFePO4 24 V 20 Ah</w:t>
-            </w:r>
-          </w:p>
-        </w:tc>
-        <w:tc>
-          <w:tcPr>
-            <w:tcW w:type="dxa" w:w="2880"/>
-          </w:tcPr>
-          <w:p>
-            <w:r>
-              <w:t xml:space="preserve">Por cotizar · </w:t>
-            </w:r>
-            <w:r>
-              <w:rPr>
-                <w:b/>
-              </w:rPr>
-              <w:t>lead 5 semanas</w:t>
-            </w:r>
-          </w:p>
-        </w:tc>
-      </w:tr>
-      <w:tr>
-        <w:tc>
-          <w:tcPr>
-            <w:tcW w:type="dxa" w:w="2880"/>
-          </w:tcPr>
-          <w:p>
-            <w:r>
-              <w:t xml:space="preserve">⬜ </w:t>
-            </w:r>
-            <w:r>
-              <w:rPr>
-                <w:i/>
-              </w:rPr>
-              <w:t>por definir</w:t>
-            </w:r>
-          </w:p>
-        </w:tc>
-        <w:tc>
-          <w:tcPr>
-            <w:tcW w:type="dxa" w:w="2880"/>
-          </w:tcPr>
-          <w:p>
-            <w:r>
-              <w:t>Cómputo supervisor clase Jetson Orin Nano</w:t>
-            </w:r>
-          </w:p>
-        </w:tc>
-        <w:tc>
-          <w:tcPr>
-            <w:tcW w:type="dxa" w:w="2880"/>
-          </w:tcPr>
-          <w:p>
-            <w:r>
-              <w:t xml:space="preserve">Por cotizar · </w:t>
-            </w:r>
-            <w:r>
-              <w:rPr>
-                <w:b/>
-              </w:rPr>
-              <w:t>lead 5 semanas</w:t>
-            </w:r>
-          </w:p>
-        </w:tc>
-      </w:tr>
-      <w:tr>
-        <w:tc>
-          <w:tcPr>
-            <w:tcW w:type="dxa" w:w="2880"/>
-          </w:tcPr>
-          <w:p>
-            <w:r>
-              <w:t xml:space="preserve">⬜ </w:t>
-            </w:r>
-            <w:r>
-              <w:rPr>
-                <w:i/>
-              </w:rPr>
-              <w:t>por definir</w:t>
-            </w:r>
-          </w:p>
-        </w:tc>
-        <w:tc>
-          <w:tcPr>
-            <w:tcW w:type="dxa" w:w="2880"/>
-          </w:tcPr>
-          <w:p>
-            <w:r>
-              <w:t>Cobot industrial para el riel lineal</w:t>
-            </w:r>
-          </w:p>
-        </w:tc>
-        <w:tc>
-          <w:tcPr>
-            <w:tcW w:type="dxa" w:w="2880"/>
-          </w:tcPr>
-          <w:p>
-            <w:r>
-              <w:rPr>
-                <w:b/>
-              </w:rPr>
-              <w:t>Disponibilidad y modelo por confirmar</w:t>
-            </w:r>
-          </w:p>
-        </w:tc>
-      </w:tr>
-      <w:tr>
-        <w:tc>
-          <w:tcPr>
-            <w:tcW w:type="dxa" w:w="2880"/>
-          </w:tcPr>
-          <w:p>
-            <w:r>
-              <w:t>Fabricación interna</w:t>
-            </w:r>
-          </w:p>
-        </w:tc>
-        <w:tc>
-          <w:tcPr>
-            <w:tcW w:type="dxa" w:w="2880"/>
-          </w:tcPr>
-          <w:p>
-            <w:r>
-              <w:t>Chasis del AGV, manipulador de 4 GDL, estación de entrega, fixture y pallet</w:t>
-            </w:r>
-          </w:p>
-        </w:tc>
-        <w:tc>
-          <w:tcPr>
-            <w:tcW w:type="dxa" w:w="2880"/>
-          </w:tcPr>
-          <w:p>
-            <w:r>
-              <w:t>Por diseñar</w:t>
-            </w:r>
-          </w:p>
-        </w:tc>
-      </w:tr>
-    </w:tbl>
-    <w:p/>
-    <w:p>
-      <w:r>
-        <w:br w:type="page"/>
-      </w:r>
-    </w:p>
-    <w:p>
-      <w:pPr>
-        <w:pStyle w:val="Heading1"/>
-      </w:pPr>
-      <w:r>
-        <w:t>2. Equipo del Proyecto y Director</w:t>
-      </w:r>
-    </w:p>
-    <w:tbl>
-      <w:tblPr>
-        <w:tblStyle w:val="LightGrid-Accent1"/>
-        <w:tblW w:type="auto" w:w="0"/>
-        <w:tblLook w:firstColumn="1" w:firstRow="1" w:lastColumn="0" w:lastRow="0" w:noHBand="0" w:noVBand="1" w:val="04A0"/>
-      </w:tblPr>
-      <w:tblGrid>
-        <w:gridCol w:w="2880"/>
-        <w:gridCol w:w="2880"/>
-        <w:gridCol w:w="2880"/>
-      </w:tblGrid>
-      <w:tr>
-        <w:tc>
-          <w:tcPr>
-            <w:tcW w:type="dxa" w:w="2880"/>
-          </w:tcPr>
-          <w:p>
-            <w:r>
-              <w:rPr>
-                <w:b/>
-              </w:rPr>
-              <w:t>Rol</w:t>
-            </w:r>
-          </w:p>
-        </w:tc>
-        <w:tc>
-          <w:tcPr>
-            <w:tcW w:type="dxa" w:w="2880"/>
-          </w:tcPr>
-          <w:p>
-            <w:r>
-              <w:rPr>
-                <w:b/>
-              </w:rPr>
-              <w:t>Nombre</w:t>
-            </w:r>
-          </w:p>
-        </w:tc>
-        <w:tc>
-          <w:tcPr>
-            <w:tcW w:type="dxa" w:w="2880"/>
-          </w:tcPr>
-          <w:p>
-            <w:r>
-              <w:rPr>
-                <w:b/>
-              </w:rPr>
-              <w:t>Responsabilidad principal</w:t>
-            </w:r>
-          </w:p>
-        </w:tc>
-      </w:tr>
-      <w:tr>
-        <w:tc>
-          <w:tcPr>
-            <w:tcW w:type="dxa" w:w="2880"/>
-          </w:tcPr>
-          <w:p>
-            <w:r>
-              <w:rPr>
-                <w:b/>
-              </w:rPr>
-              <w:t>Director de proyecto</w:t>
-            </w:r>
-          </w:p>
-        </w:tc>
-        <w:tc>
-          <w:tcPr>
-            <w:tcW w:type="dxa" w:w="2880"/>
-          </w:tcPr>
-          <w:p>
-            <w:r>
-              <w:t>Rodrigo Herrera Baños (A01738608)</w:t>
-            </w:r>
-          </w:p>
-        </w:tc>
-        <w:tc>
-          <w:tcPr>
-            <w:tcW w:type="dxa" w:w="2880"/>
-          </w:tcPr>
-          <w:p>
-            <w:r>
-              <w:t>Planeación, control de alcance, emisión de PO, integración y comunicación con interesados</w:t>
-            </w:r>
-          </w:p>
-        </w:tc>
-      </w:tr>
-      <w:tr>
-        <w:tc>
-          <w:tcPr>
-            <w:tcW w:type="dxa" w:w="2880"/>
-          </w:tcPr>
-          <w:p>
-            <w:r>
-              <w:t>Integrante</w:t>
-            </w:r>
-          </w:p>
-        </w:tc>
-        <w:tc>
-          <w:tcPr>
-            <w:tcW w:type="dxa" w:w="2880"/>
-          </w:tcPr>
-          <w:p>
-            <w:r>
-              <w:t>Osmar</w:t>
-            </w:r>
-          </w:p>
-        </w:tc>
-        <w:tc>
-          <w:tcPr>
-            <w:tcW w:type="dxa" w:w="2880"/>
-          </w:tcPr>
-          <w:p>
-            <w:r>
-              <w:t xml:space="preserve">⬜ </w:t>
-            </w:r>
-            <w:r>
-              <w:rPr>
-                <w:i/>
-              </w:rPr>
-              <w:t>paquete de trabajo por confirmar</w:t>
-            </w:r>
-          </w:p>
-        </w:tc>
-      </w:tr>
-      <w:tr>
-        <w:tc>
-          <w:tcPr>
-            <w:tcW w:type="dxa" w:w="2880"/>
-          </w:tcPr>
-          <w:p>
-            <w:r>
-              <w:t>Integrante</w:t>
-            </w:r>
-          </w:p>
-        </w:tc>
-        <w:tc>
-          <w:tcPr>
-            <w:tcW w:type="dxa" w:w="2880"/>
-          </w:tcPr>
-          <w:p>
-            <w:r>
-              <w:t>Samuel</w:t>
-            </w:r>
-          </w:p>
-        </w:tc>
-        <w:tc>
-          <w:tcPr>
-            <w:tcW w:type="dxa" w:w="2880"/>
-          </w:tcPr>
-          <w:p>
-            <w:r>
-              <w:t xml:space="preserve">⬜ </w:t>
-            </w:r>
-            <w:r>
-              <w:rPr>
-                <w:i/>
-              </w:rPr>
-              <w:t>paquete de trabajo por confirmar</w:t>
-            </w:r>
-          </w:p>
-        </w:tc>
-      </w:tr>
-      <w:tr>
-        <w:tc>
-          <w:tcPr>
-            <w:tcW w:type="dxa" w:w="2880"/>
-          </w:tcPr>
-          <w:p>
-            <w:r>
-              <w:t>Integrante</w:t>
-            </w:r>
-          </w:p>
-        </w:tc>
-        <w:tc>
-          <w:tcPr>
-            <w:tcW w:type="dxa" w:w="2880"/>
-          </w:tcPr>
-          <w:p>
-            <w:r>
-              <w:t>Giovanni</w:t>
-            </w:r>
-          </w:p>
-        </w:tc>
-        <w:tc>
-          <w:tcPr>
-            <w:tcW w:type="dxa" w:w="2880"/>
-          </w:tcPr>
-          <w:p>
-            <w:r>
-              <w:t xml:space="preserve">⬜ </w:t>
-            </w:r>
-            <w:r>
-              <w:rPr>
-                <w:i/>
-              </w:rPr>
-              <w:t>paquete de trabajo por confirmar</w:t>
-            </w:r>
-          </w:p>
-        </w:tc>
-      </w:tr>
-      <w:tr>
-        <w:tc>
-          <w:tcPr>
-            <w:tcW w:type="dxa" w:w="2880"/>
-          </w:tcPr>
-          <w:p>
-            <w:r>
-              <w:t>Integrante</w:t>
-            </w:r>
-          </w:p>
-        </w:tc>
-        <w:tc>
-          <w:tcPr>
-            <w:tcW w:type="dxa" w:w="2880"/>
-          </w:tcPr>
-          <w:p>
-            <w:r>
-              <w:t>Perla</w:t>
-            </w:r>
-          </w:p>
-        </w:tc>
-        <w:tc>
-          <w:tcPr>
-            <w:tcW w:type="dxa" w:w="2880"/>
-          </w:tcPr>
-          <w:p>
-            <w:r>
-              <w:t xml:space="preserve">⬜ </w:t>
-            </w:r>
-            <w:r>
-              <w:rPr>
-                <w:i/>
-              </w:rPr>
-              <w:t>paquete de trabajo por confirmar</w:t>
-            </w:r>
-          </w:p>
-        </w:tc>
-      </w:tr>
-    </w:tbl>
-    <w:p/>
-    <w:p>
       <w:r>
         <w:rPr>
-          <w:b/>
+          <w:i/>
         </w:rPr>
-        <w:t>Dedicación comprometida:</w:t>
-      </w:r>
-      <w:r>
-        <w:t xml:space="preserve"> mínimo 12 h/semana por integrante.</w:t>
+        <w:t>por confirmar</w:t>
       </w:r>
     </w:p>
     <w:p>
       <w:r>
-        <w:rPr>
-          <w:b/>
-        </w:rPr>
-        <w:t>Matriz RACI completa:</w:t>
-      </w:r>
-      <w:r>
-        <w:t xml:space="preserve"> </w:t>
-      </w:r>
-      <w:r>
-        <w:rPr>
-          <w:rFonts w:ascii="Consolas" w:hAnsi="Consolas"/>
-          <w:sz w:val="19"/>
-        </w:rPr>
-        <w:t>pmi-plan-direccion-proyecto.md</w:t>
-      </w:r>
-      <w:r>
-        <w:t>, sección 7.</w:t>
-      </w:r>
-    </w:p>
-    <w:p>
-      <w:r>
-        <w:br w:type="page"/>
-      </w:r>
-    </w:p>
-    <w:p>
-      <w:pPr>
-        <w:pStyle w:val="Heading1"/>
-      </w:pPr>
-      <w:r>
-        <w:t>3. Descripción del Proyecto</w:t>
-      </w:r>
-    </w:p>
-    <w:p>
-      <w:pPr>
-        <w:pStyle w:val="Heading2"/>
-      </w:pPr>
-      <w:r>
-        <w:t>3.1 Problemática</w:t>
-      </w:r>
-    </w:p>
-    <w:p>
-      <w:r>
-        <w:t>En los talleres de manufactura, la carga y descarga de piezas en máquinas CNC</w:t>
-      </w:r>
-    </w:p>
-    <w:p>
-      <w:r>
-        <w:t>requiere normalmente la intervención de un operador. Esto genera tiempos</w:t>
-      </w:r>
-    </w:p>
-    <w:p>
-      <w:r>
-        <w:t>improductivos, aumenta la dependencia del trabajo manual y limita la</w:t>
-      </w:r>
-    </w:p>
-    <w:p>
-      <w:r>
-        <w:t>automatización del proceso.</w:t>
-      </w:r>
-    </w:p>
-    <w:p>
-      <w:r>
-        <w:t>Las soluciones comerciales basadas en AGV y robots industriales existen, pero su</w:t>
-      </w:r>
-    </w:p>
-    <w:p>
-      <w:r>
-        <w:t>costo las vuelve inaccesibles para el taller promedio. **El proyecto ataca ese</w:t>
-      </w:r>
-    </w:p>
-    <w:p>
-      <w:r>
-        <w:t>hueco:** una celda automatizada de bajo costo capaz de transportar, cargar,</w:t>
-      </w:r>
-    </w:p>
-    <w:p>
-      <w:r>
-        <w:t>verificar y retirar piezas de una posición determinada.</w:t>
-      </w:r>
-    </w:p>
-    <w:p>
-      <w:pPr>
-        <w:pStyle w:val="Heading2"/>
-      </w:pPr>
-      <w:r>
-        <w:t>3.2 Objetivo general</w:t>
-      </w:r>
-    </w:p>
-    <w:p>
-      <w:r>
-        <w:t xml:space="preserve">Diseñar, integrar y validar una </w:t>
-      </w:r>
-      <w:r>
-        <w:rPr>
-          <w:b/>
-        </w:rPr>
-        <w:t>celda ciberfísica de manufactura</w:t>
-      </w:r>
-      <w:r>
-        <w:t xml:space="preserve"> que</w:t>
-      </w:r>
-    </w:p>
-    <w:p>
-      <w:r>
-        <w:t>automatice el traslado, la manipulación y la inspección de material previamente</w:t>
-      </w:r>
-    </w:p>
-    <w:p>
-      <w:r>
-        <w:t>cortado, desde el área de preparación hasta una máquina CNC, mediante un **MoMa</w:t>
-      </w:r>
-    </w:p>
-    <w:p>
-      <w:r>
-        <w:t>con manipulador de 4 grados de libertad</w:t>
-      </w:r>
-      <w:r>
-        <w:rPr>
-          <w:b/>
-        </w:rPr>
-        <w:t xml:space="preserve">, un </w:t>
-      </w:r>
-      <w:r>
-        <w:t>cobot industrial sobre riel</w:t>
-      </w:r>
-    </w:p>
-    <w:p>
-      <w:r>
-        <w:t>lineal**, sistemas de visión e integración digital.</w:t>
-      </w:r>
-    </w:p>
-    <w:p>
-      <w:pPr>
-        <w:pStyle w:val="Heading2"/>
-      </w:pPr>
-      <w:r>
-        <w:t>3.3 Objetivos específicos</w:t>
-      </w:r>
-    </w:p>
-    <w:tbl>
-      <w:tblPr>
-        <w:tblStyle w:val="LightGrid-Accent1"/>
-        <w:tblW w:type="auto" w:w="0"/>
-        <w:tblLook w:firstColumn="1" w:firstRow="1" w:lastColumn="0" w:lastRow="0" w:noHBand="0" w:noVBand="1" w:val="04A0"/>
-      </w:tblPr>
-      <w:tblGrid>
-        <w:gridCol w:w="2880"/>
-        <w:gridCol w:w="2880"/>
-        <w:gridCol w:w="2880"/>
-      </w:tblGrid>
-      <w:tr>
-        <w:tc>
-          <w:tcPr>
-            <w:tcW w:type="dxa" w:w="2880"/>
-          </w:tcPr>
-          <w:p>
-            <w:r>
-              <w:rPr>
-                <w:b/>
-              </w:rPr>
-              <w:t>#</w:t>
-            </w:r>
-          </w:p>
-        </w:tc>
-        <w:tc>
-          <w:tcPr>
-            <w:tcW w:type="dxa" w:w="2880"/>
-          </w:tcPr>
-          <w:p>
-            <w:r>
-              <w:rPr>
-                <w:b/>
-              </w:rPr>
-              <w:t>Objetivo</w:t>
-            </w:r>
-          </w:p>
-        </w:tc>
-        <w:tc>
-          <w:tcPr>
-            <w:tcW w:type="dxa" w:w="2880"/>
-          </w:tcPr>
-          <w:p>
-            <w:r>
-              <w:rPr>
-                <w:b/>
-              </w:rPr>
-              <w:t>Criterio de éxito medible</w:t>
-            </w:r>
-          </w:p>
-        </w:tc>
-      </w:tr>
-      <w:tr>
-        <w:tc>
-          <w:tcPr>
-            <w:tcW w:type="dxa" w:w="2880"/>
-          </w:tcPr>
-          <w:p>
-            <w:r>
-              <w:t>OE1</w:t>
-            </w:r>
-          </w:p>
-        </w:tc>
-        <w:tc>
-          <w:tcPr>
-            <w:tcW w:type="dxa" w:w="2880"/>
-          </w:tcPr>
-          <w:p>
-            <w:r>
-              <w:t>Diseñar y fabricar un AGV capaz de transportar las piezas dentro del taller o laboratorio</w:t>
-            </w:r>
-          </w:p>
-        </w:tc>
-        <w:tc>
-          <w:tcPr>
-            <w:tcW w:type="dxa" w:w="2880"/>
-          </w:tcPr>
-          <w:p>
-            <w:r>
-              <w:t xml:space="preserve">AGV desplazándose con carga nominal ⬜ </w:t>
-            </w:r>
-            <w:r>
-              <w:rPr>
-                <w:i/>
-              </w:rPr>
-              <w:t>kg por definir</w:t>
-            </w:r>
-          </w:p>
-        </w:tc>
-      </w:tr>
-      <w:tr>
-        <w:tc>
-          <w:tcPr>
-            <w:tcW w:type="dxa" w:w="2880"/>
-          </w:tcPr>
-          <w:p>
-            <w:r>
-              <w:t>OE2</w:t>
-            </w:r>
-          </w:p>
-        </w:tc>
-        <w:tc>
-          <w:tcPr>
-            <w:tcW w:type="dxa" w:w="2880"/>
-          </w:tcPr>
-          <w:p>
-            <w:r>
-              <w:t>Implementar navegación autónoma utilizando LiDAR</w:t>
-            </w:r>
-          </w:p>
-        </w:tc>
-        <w:tc>
-          <w:tcPr>
-            <w:tcW w:type="dxa" w:w="2880"/>
-          </w:tcPr>
-          <w:p>
-            <w:r>
-              <w:t>Recorrido completo del trayecto sin intervención del operador</w:t>
-            </w:r>
-          </w:p>
-        </w:tc>
-      </w:tr>
-      <w:tr>
-        <w:tc>
-          <w:tcPr>
-            <w:tcW w:type="dxa" w:w="2880"/>
-          </w:tcPr>
-          <w:p>
-            <w:r>
-              <w:t>OE3</w:t>
-            </w:r>
-          </w:p>
-        </w:tc>
-        <w:tc>
-          <w:tcPr>
-            <w:tcW w:type="dxa" w:w="2880"/>
-          </w:tcPr>
-          <w:p>
-            <w:r>
-              <w:t>Integrar un manipulador de 4 GDL sobre el chasis del AGV, constituyendo el MoMa</w:t>
-            </w:r>
-          </w:p>
-        </w:tc>
-        <w:tc>
-          <w:tcPr>
-            <w:tcW w:type="dxa" w:w="2880"/>
-          </w:tcPr>
-          <w:p>
-            <w:r>
-              <w:t>Ciclo de toma y colocación ejecutado desde la plataforma móvil</w:t>
-            </w:r>
-          </w:p>
-        </w:tc>
-      </w:tr>
-      <w:tr>
-        <w:tc>
-          <w:tcPr>
-            <w:tcW w:type="dxa" w:w="2880"/>
-          </w:tcPr>
-          <w:p>
-            <w:r>
-              <w:t>OE4</w:t>
-            </w:r>
-          </w:p>
-        </w:tc>
-        <w:tc>
-          <w:tcPr>
-            <w:tcW w:type="dxa" w:w="2880"/>
-          </w:tcPr>
-          <w:p>
-            <w:r>
-              <w:t>Implementar un sistema de visión que determine si la pieza está correctamente colocada</w:t>
-            </w:r>
-          </w:p>
-        </w:tc>
-        <w:tc>
-          <w:tcPr>
-            <w:tcW w:type="dxa" w:w="2880"/>
-          </w:tcPr>
-          <w:p>
-            <w:r>
-              <w:t>Dictamen de aceptación o rechazo emitido antes de autorizar el maquinado</w:t>
-            </w:r>
-          </w:p>
-        </w:tc>
-      </w:tr>
-      <w:tr>
-        <w:tc>
-          <w:tcPr>
-            <w:tcW w:type="dxa" w:w="2880"/>
-          </w:tcPr>
-          <w:p>
-            <w:r>
-              <w:t>OE5</w:t>
-            </w:r>
-          </w:p>
-        </w:tc>
-        <w:tc>
-          <w:tcPr>
-            <w:tcW w:type="dxa" w:w="2880"/>
-          </w:tcPr>
-          <w:p>
-            <w:r>
-              <w:t>Validar el funcionamiento completo de la celda</w:t>
-            </w:r>
-          </w:p>
-        </w:tc>
-        <w:tc>
-          <w:tcPr>
-            <w:tcW w:type="dxa" w:w="2880"/>
-          </w:tcPr>
-          <w:p>
-            <w:r>
-              <w:t>Pruebas de carga, descarga y validación documentadas y repetibles</w:t>
-            </w:r>
-          </w:p>
-        </w:tc>
-      </w:tr>
-    </w:tbl>
-    <w:p/>
-    <w:p>
-      <w:pPr>
-        <w:pStyle w:val="Heading2"/>
-      </w:pPr>
-      <w:r>
-        <w:t>3.4 Alcance</w:t>
-      </w:r>
-    </w:p>
-    <w:p>
-      <w:r>
-        <w:rPr>
-          <w:b/>
-        </w:rPr>
-        <w:t>Dentro del alcance</w:t>
-      </w:r>
-    </w:p>
-    <w:p>
-      <w:pPr>
-        <w:pStyle w:val="ListBullet"/>
-      </w:pPr>
-      <w:r>
-        <w:t xml:space="preserve">Diseño e integración de un </w:t>
-      </w:r>
-      <w:r>
-        <w:rPr>
-          <w:b/>
-        </w:rPr>
-        <w:t>MoMa</w:t>
-      </w:r>
-      <w:r>
-        <w:t>: plataforma móvil con navegación inteligente y manipulador robótico a bordo</w:t>
-      </w:r>
-    </w:p>
-    <w:p>
-      <w:pPr>
-        <w:pStyle w:val="ListBullet"/>
-      </w:pPr>
-      <w:r>
-        <w:t xml:space="preserve">Diseño e implementación de un </w:t>
-      </w:r>
-      <w:r>
-        <w:rPr>
-          <w:b/>
-        </w:rPr>
-        <w:t>manipulador robótico de 4 GDL</w:t>
-      </w:r>
-      <w:r>
-        <w:t xml:space="preserve"> integrado en la plataforma móvil</w:t>
-      </w:r>
-    </w:p>
-    <w:p>
-      <w:pPr>
-        <w:pStyle w:val="ListBullet"/>
-      </w:pPr>
-      <w:r>
-        <w:t>Transporte del material desde el área de preparación hasta la zona de la CNC</w:t>
-      </w:r>
-    </w:p>
-    <w:p>
-      <w:pPr>
-        <w:pStyle w:val="ListBullet"/>
-      </w:pPr>
-      <w:r>
-        <w:t xml:space="preserve">Integración de un </w:t>
-      </w:r>
-      <w:r>
-        <w:rPr>
-          <w:b/>
-        </w:rPr>
-        <w:t>cobot industrial sobre riel lineal</w:t>
-      </w:r>
-      <w:r>
-        <w:t xml:space="preserve"> para transferir piezas entre el MoMa y la CNC</w:t>
-      </w:r>
-    </w:p>
-    <w:p>
-      <w:pPr>
-        <w:pStyle w:val="ListBullet"/>
-      </w:pPr>
-      <w:r>
-        <w:t>Sistema de visión e instrumentación para inspección, localización o verificación de piezas</w:t>
-      </w:r>
-    </w:p>
-    <w:p>
-      <w:pPr>
-        <w:pStyle w:val="ListBullet"/>
-      </w:pPr>
-      <w:r>
-        <w:t>Comunicación digital entre los elementos de la celda</w:t>
-      </w:r>
-    </w:p>
-    <w:p>
-      <w:pPr>
-        <w:pStyle w:val="ListBullet"/>
-      </w:pPr>
-      <w:r>
-        <w:t>Adquisición y procesamiento de datos del sistema</w:t>
-      </w:r>
-    </w:p>
-    <w:p>
-      <w:pPr>
-        <w:pStyle w:val="ListBullet"/>
-      </w:pPr>
-      <w:r>
-        <w:rPr>
-          <w:b/>
-        </w:rPr>
-        <w:t>Seguridad industrial y ciberseguridad</w:t>
-      </w:r>
-    </w:p>
-    <w:p>
-      <w:pPr>
-        <w:pStyle w:val="ListBullet"/>
-      </w:pPr>
-      <w:r>
-        <w:t>Documentación de arquitectura, diseño, integración, administración, pruebas y resultados</w:t>
-      </w:r>
-    </w:p>
-    <w:p>
-      <w:r>
-        <w:rPr>
-          <w:b/>
-        </w:rPr>
-        <w:t>Fuera del alcance</w:t>
-      </w:r>
-    </w:p>
-    <w:p>
-      <w:pPr>
-        <w:pStyle w:val="ListBullet"/>
-      </w:pPr>
-      <w:r>
-        <w:t>Modificación del programa de maquinado o de los parámetros de corte de la CNC</w:t>
-      </w:r>
-    </w:p>
-    <w:p>
-      <w:pPr>
-        <w:pStyle w:val="ListBullet"/>
-      </w:pPr>
-      <w:r>
-        <w:t>Certificación formal de seguridad ante organismo externo</w:t>
-      </w:r>
-    </w:p>
-    <w:p>
-      <w:pPr>
-        <w:pStyle w:val="ListBullet"/>
-      </w:pPr>
-      <w:r>
-        <w:t>Producción en volumen: el entregable es un prototipo funcional demostrable</w:t>
-      </w:r>
-    </w:p>
-    <w:p>
-      <w:pPr>
-        <w:pStyle w:val="ListBullet"/>
-      </w:pPr>
-      <w:r>
-        <w:t>Mantenimiento del sistema después de la fecha de cierre</w:t>
-      </w:r>
-    </w:p>
-    <w:p>
-      <w:pPr>
-        <w:pStyle w:val="ListBullet"/>
-      </w:pPr>
-      <w:r>
-        <w:t>Operación desatendida sin supervisión humana presente</w:t>
-      </w:r>
-    </w:p>
-    <w:p>
-      <w:pPr>
-        <w:ind w:left="360"/>
-      </w:pPr>
-      <w:r>
-        <w:rPr>
-          <w:b/>
-          <w:i/>
-          <w:color w:val="444A52"/>
-        </w:rPr>
-        <w:t>Nota de alcance — dos manipuladores.</w:t>
-      </w:r>
-      <w:r>
-        <w:rPr>
-          <w:i/>
-          <w:color w:val="444A52"/>
-        </w:rPr>
-        <w:t xml:space="preserve"> El proyecto contempla un manipulador</w:t>
-      </w:r>
-    </w:p>
-    <w:p>
-      <w:pPr>
-        <w:ind w:left="360"/>
-      </w:pPr>
-      <w:r>
-        <w:rPr>
-          <w:i/>
-          <w:color w:val="444A52"/>
-        </w:rPr>
-        <w:t xml:space="preserve">de 4 GDL de fabricación propia montado sobre el AGV, </w:t>
-      </w:r>
-      <w:r>
-        <w:rPr>
-          <w:b/>
-          <w:i/>
-          <w:color w:val="444A52"/>
-        </w:rPr>
-        <w:t>y además</w:t>
-      </w:r>
-      <w:r>
-        <w:rPr>
-          <w:i/>
-          <w:color w:val="444A52"/>
-        </w:rPr>
-        <w:t xml:space="preserve"> un cobot</w:t>
-      </w:r>
-    </w:p>
-    <w:p>
-      <w:pPr>
-        <w:ind w:left="360"/>
-      </w:pPr>
-      <w:r>
-        <w:rPr>
-          <w:i/>
-          <w:color w:val="444A52"/>
-        </w:rPr>
-        <w:t>industrial comercial sobre el riel lineal. Son elementos distintos con</w:t>
-      </w:r>
-    </w:p>
-    <w:p>
-      <w:pPr>
-        <w:ind w:left="360"/>
-      </w:pPr>
-      <w:r>
-        <w:rPr>
-          <w:i/>
-          <w:color w:val="444A52"/>
-        </w:rPr>
-        <w:t>proveeduría, control y calendario distintos. Confirmar esta lectura antes de</w:t>
-      </w:r>
-    </w:p>
-    <w:p>
-      <w:pPr>
-        <w:ind w:left="360"/>
-      </w:pPr>
-      <w:r>
-        <w:rPr>
-          <w:i/>
-          <w:color w:val="444A52"/>
-        </w:rPr>
-        <w:t>congelar el diseño: si se trata de un solo manipulador, el alcance y el</w:t>
-      </w:r>
-    </w:p>
-    <w:p>
-      <w:pPr>
-        <w:ind w:left="360"/>
-      </w:pPr>
-      <w:r>
-        <w:rPr>
-          <w:i/>
-          <w:color w:val="444A52"/>
-        </w:rPr>
-        <w:t>presupuesto cambian de manera sustancial.</w:t>
-      </w:r>
-    </w:p>
-    <w:p>
-      <w:pPr>
-        <w:pStyle w:val="Heading2"/>
-      </w:pPr>
-      <w:r>
-        <w:t>3.5 Entregables</w:t>
-      </w:r>
-    </w:p>
-    <w:tbl>
-      <w:tblPr>
-        <w:tblStyle w:val="LightGrid-Accent1"/>
-        <w:tblW w:type="auto" w:w="0"/>
-        <w:tblLook w:firstColumn="1" w:firstRow="1" w:lastColumn="0" w:lastRow="0" w:noHBand="0" w:noVBand="1" w:val="04A0"/>
-      </w:tblPr>
-      <w:tblGrid>
-        <w:gridCol w:w="2880"/>
-        <w:gridCol w:w="2880"/>
-        <w:gridCol w:w="2880"/>
-      </w:tblGrid>
-      <w:tr>
-        <w:tc>
-          <w:tcPr>
-            <w:tcW w:type="dxa" w:w="2880"/>
-          </w:tcPr>
-          <w:p>
-            <w:r>
-              <w:rPr>
-                <w:b/>
-              </w:rPr>
-              <w:t>#</w:t>
-            </w:r>
-          </w:p>
-        </w:tc>
-        <w:tc>
-          <w:tcPr>
-            <w:tcW w:type="dxa" w:w="2880"/>
-          </w:tcPr>
-          <w:p>
-            <w:r>
-              <w:rPr>
-                <w:b/>
-              </w:rPr>
-              <w:t>Entregable</w:t>
-            </w:r>
-          </w:p>
-        </w:tc>
-        <w:tc>
-          <w:tcPr>
-            <w:tcW w:type="dxa" w:w="2880"/>
-          </w:tcPr>
-          <w:p>
-            <w:r>
-              <w:rPr>
-                <w:b/>
-              </w:rPr>
-              <w:t>Fase</w:t>
-            </w:r>
-          </w:p>
-        </w:tc>
-      </w:tr>
-      <w:tr>
-        <w:tc>
-          <w:tcPr>
-            <w:tcW w:type="dxa" w:w="2880"/>
-          </w:tcPr>
-          <w:p>
-            <w:r>
-              <w:t>E1</w:t>
-            </w:r>
-          </w:p>
-        </w:tc>
-        <w:tc>
-          <w:tcPr>
-            <w:tcW w:type="dxa" w:w="2880"/>
-          </w:tcPr>
-          <w:p>
-            <w:r>
-              <w:t>AGV funcional</w:t>
-            </w:r>
-          </w:p>
-        </w:tc>
-        <w:tc>
-          <w:tcPr>
-            <w:tcW w:type="dxa" w:w="2880"/>
-          </w:tcPr>
-          <w:p>
-            <w:r>
-              <w:t>F3</w:t>
-            </w:r>
-          </w:p>
-        </w:tc>
-      </w:tr>
-      <w:tr>
-        <w:tc>
-          <w:tcPr>
-            <w:tcW w:type="dxa" w:w="2880"/>
-          </w:tcPr>
-          <w:p>
-            <w:r>
-              <w:t>E2</w:t>
-            </w:r>
-          </w:p>
-        </w:tc>
-        <w:tc>
-          <w:tcPr>
-            <w:tcW w:type="dxa" w:w="2880"/>
-          </w:tcPr>
-          <w:p>
-            <w:r>
-              <w:t>Sistema de navegación autónoma</w:t>
-            </w:r>
-          </w:p>
-        </w:tc>
-        <w:tc>
-          <w:tcPr>
-            <w:tcW w:type="dxa" w:w="2880"/>
-          </w:tcPr>
-          <w:p>
-            <w:r>
-              <w:t>F4</w:t>
-            </w:r>
-          </w:p>
-        </w:tc>
-      </w:tr>
-      <w:tr>
-        <w:tc>
-          <w:tcPr>
-            <w:tcW w:type="dxa" w:w="2880"/>
-          </w:tcPr>
-          <w:p>
-            <w:r>
-              <w:t>E3</w:t>
-            </w:r>
-          </w:p>
-        </w:tc>
-        <w:tc>
-          <w:tcPr>
-            <w:tcW w:type="dxa" w:w="2880"/>
-          </w:tcPr>
-          <w:p>
-            <w:r>
-              <w:t>Estación de entrega de piezas</w:t>
-            </w:r>
-          </w:p>
-        </w:tc>
-        <w:tc>
-          <w:tcPr>
-            <w:tcW w:type="dxa" w:w="2880"/>
-          </w:tcPr>
-          <w:p>
-            <w:r>
-              <w:t>F3</w:t>
-            </w:r>
-          </w:p>
-        </w:tc>
-      </w:tr>
-      <w:tr>
-        <w:tc>
-          <w:tcPr>
-            <w:tcW w:type="dxa" w:w="2880"/>
-          </w:tcPr>
-          <w:p>
-            <w:r>
-              <w:t>E4</w:t>
-            </w:r>
-          </w:p>
-        </w:tc>
-        <w:tc>
-          <w:tcPr>
-            <w:tcW w:type="dxa" w:w="2880"/>
-          </w:tcPr>
-          <w:p>
-            <w:r>
-              <w:t>Manipulador de 4 GDL integrado al AGV (MoMa)</w:t>
-            </w:r>
-          </w:p>
-        </w:tc>
-        <w:tc>
-          <w:tcPr>
-            <w:tcW w:type="dxa" w:w="2880"/>
-          </w:tcPr>
-          <w:p>
-            <w:r>
-              <w:t>F4</w:t>
-            </w:r>
-          </w:p>
-        </w:tc>
-      </w:tr>
-      <w:tr>
-        <w:tc>
-          <w:tcPr>
-            <w:tcW w:type="dxa" w:w="2880"/>
-          </w:tcPr>
-          <w:p>
-            <w:r>
-              <w:t>E5</w:t>
-            </w:r>
-          </w:p>
-        </w:tc>
-        <w:tc>
-          <w:tcPr>
-            <w:tcW w:type="dxa" w:w="2880"/>
-          </w:tcPr>
-          <w:p>
-            <w:r>
-              <w:t>Cobot integrado sobre el riel lineal</w:t>
-            </w:r>
-          </w:p>
-        </w:tc>
-        <w:tc>
-          <w:tcPr>
-            <w:tcW w:type="dxa" w:w="2880"/>
-          </w:tcPr>
-          <w:p>
-            <w:r>
-              <w:t>F5</w:t>
-            </w:r>
-          </w:p>
-        </w:tc>
-      </w:tr>
-      <w:tr>
-        <w:tc>
-          <w:tcPr>
-            <w:tcW w:type="dxa" w:w="2880"/>
-          </w:tcPr>
-          <w:p>
-            <w:r>
-              <w:t>E6</w:t>
-            </w:r>
-          </w:p>
-        </w:tc>
-        <w:tc>
-          <w:tcPr>
-            <w:tcW w:type="dxa" w:w="2880"/>
-          </w:tcPr>
-          <w:p>
-            <w:r>
-              <w:t>Comunicación entre el supervisor y las máquinas</w:t>
-            </w:r>
-          </w:p>
-        </w:tc>
-        <w:tc>
-          <w:tcPr>
-            <w:tcW w:type="dxa" w:w="2880"/>
-          </w:tcPr>
-          <w:p>
-            <w:r>
-              <w:t>F5</w:t>
-            </w:r>
-          </w:p>
-        </w:tc>
-      </w:tr>
-      <w:tr>
-        <w:tc>
-          <w:tcPr>
-            <w:tcW w:type="dxa" w:w="2880"/>
-          </w:tcPr>
-          <w:p>
-            <w:r>
-              <w:t>E7</w:t>
-            </w:r>
-          </w:p>
-        </w:tc>
-        <w:tc>
-          <w:tcPr>
-            <w:tcW w:type="dxa" w:w="2880"/>
-          </w:tcPr>
-          <w:p>
-            <w:r>
-              <w:t>Sistema de visión</w:t>
-            </w:r>
-          </w:p>
-        </w:tc>
-        <w:tc>
-          <w:tcPr>
-            <w:tcW w:type="dxa" w:w="2880"/>
-          </w:tcPr>
-          <w:p>
-            <w:r>
-              <w:t>F5</w:t>
-            </w:r>
-          </w:p>
-        </w:tc>
-      </w:tr>
-      <w:tr>
-        <w:tc>
-          <w:tcPr>
-            <w:tcW w:type="dxa" w:w="2880"/>
-          </w:tcPr>
-          <w:p>
-            <w:r>
-              <w:t>E8</w:t>
-            </w:r>
-          </w:p>
-        </w:tc>
-        <w:tc>
-          <w:tcPr>
-            <w:tcW w:type="dxa" w:w="2880"/>
-          </w:tcPr>
-          <w:p>
-            <w:r>
-              <w:t>Integración de la celda completa</w:t>
-            </w:r>
-          </w:p>
-        </w:tc>
-        <w:tc>
-          <w:tcPr>
-            <w:tcW w:type="dxa" w:w="2880"/>
-          </w:tcPr>
-          <w:p>
-            <w:r>
-              <w:t>F5</w:t>
-            </w:r>
-          </w:p>
-        </w:tc>
-      </w:tr>
-      <w:tr>
-        <w:tc>
-          <w:tcPr>
-            <w:tcW w:type="dxa" w:w="2880"/>
-          </w:tcPr>
-          <w:p>
-            <w:r>
-              <w:t>E9</w:t>
-            </w:r>
-          </w:p>
-        </w:tc>
-        <w:tc>
-          <w:tcPr>
-            <w:tcW w:type="dxa" w:w="2880"/>
-          </w:tcPr>
-          <w:p>
-            <w:r>
-              <w:t>Pruebas de funcionamiento</w:t>
-            </w:r>
-          </w:p>
-        </w:tc>
-        <w:tc>
-          <w:tcPr>
-            <w:tcW w:type="dxa" w:w="2880"/>
-          </w:tcPr>
-          <w:p>
-            <w:r>
-              <w:t>F6</w:t>
-            </w:r>
-          </w:p>
-        </w:tc>
-      </w:tr>
-      <w:tr>
-        <w:tc>
-          <w:tcPr>
-            <w:tcW w:type="dxa" w:w="2880"/>
-          </w:tcPr>
-          <w:p>
-            <w:r>
-              <w:t>E10</w:t>
-            </w:r>
-          </w:p>
-        </w:tc>
-        <w:tc>
-          <w:tcPr>
-            <w:tcW w:type="dxa" w:w="2880"/>
-          </w:tcPr>
-          <w:p>
-            <w:r>
-              <w:t>Documentación técnica del proyecto</w:t>
-            </w:r>
-          </w:p>
-        </w:tc>
-        <w:tc>
-          <w:tcPr>
-            <w:tcW w:type="dxa" w:w="2880"/>
-          </w:tcPr>
-          <w:p>
-            <w:r>
-              <w:t>F6</w:t>
-            </w:r>
-          </w:p>
-        </w:tc>
-      </w:tr>
-      <w:tr>
-        <w:tc>
-          <w:tcPr>
-            <w:tcW w:type="dxa" w:w="2880"/>
-          </w:tcPr>
-          <w:p>
-            <w:r>
-              <w:t>E11</w:t>
-            </w:r>
-          </w:p>
-        </w:tc>
-        <w:tc>
-          <w:tcPr>
-            <w:tcW w:type="dxa" w:w="2880"/>
-          </w:tcPr>
-          <w:p>
-            <w:r>
-              <w:t>Demostración final</w:t>
-            </w:r>
-          </w:p>
-        </w:tc>
-        <w:tc>
-          <w:tcPr>
-            <w:tcW w:type="dxa" w:w="2880"/>
-          </w:tcPr>
-          <w:p>
-            <w:r>
-              <w:t>F6</w:t>
-            </w:r>
-          </w:p>
-        </w:tc>
-      </w:tr>
-    </w:tbl>
-    <w:p/>
-    <w:p>
-      <w:r>
-        <w:br w:type="page"/>
-      </w:r>
-    </w:p>
-    <w:p>
-      <w:pPr>
-        <w:pStyle w:val="Heading1"/>
-      </w:pPr>
-      <w:r>
-        <w:t>4. Calendario</w:t>
-      </w:r>
-    </w:p>
-    <w:tbl>
-      <w:tblPr>
-        <w:tblStyle w:val="LightGrid-Accent1"/>
-        <w:tblW w:type="auto" w:w="0"/>
-        <w:tblLook w:firstColumn="1" w:firstRow="1" w:lastColumn="0" w:lastRow="0" w:noHBand="0" w:noVBand="1" w:val="04A0"/>
-      </w:tblPr>
-      <w:tblGrid>
-        <w:gridCol w:w="4320"/>
-        <w:gridCol w:w="4320"/>
-      </w:tblGrid>
-      <w:tr>
-        <w:tc>
-          <w:tcPr>
-            <w:tcW w:type="dxa" w:w="4320"/>
-          </w:tcPr>
-          <w:p>
-            <w:r>
-              <w:rPr>
-                <w:b/>
-              </w:rPr>
-              <w:t>Concepto</w:t>
-            </w:r>
-          </w:p>
-        </w:tc>
-        <w:tc>
-          <w:tcPr>
-            <w:tcW w:type="dxa" w:w="4320"/>
-          </w:tcPr>
-          <w:p>
-            <w:r>
-              <w:rPr>
-                <w:b/>
-              </w:rPr>
-              <w:t>Valor</w:t>
-            </w:r>
-          </w:p>
-        </w:tc>
-      </w:tr>
-      <w:tr>
-        <w:tc>
-          <w:tcPr>
-            <w:tcW w:type="dxa" w:w="4320"/>
-          </w:tcPr>
-          <w:p>
-            <w:r>
-              <w:t>Fecha de inicio</w:t>
-            </w:r>
-          </w:p>
-        </w:tc>
-        <w:tc>
-          <w:tcPr>
-            <w:tcW w:type="dxa" w:w="4320"/>
-          </w:tcPr>
-          <w:p>
-            <w:r>
-              <w:t>2026-08-10</w:t>
-            </w:r>
-          </w:p>
-        </w:tc>
-      </w:tr>
-      <w:tr>
-        <w:tc>
-          <w:tcPr>
-            <w:tcW w:type="dxa" w:w="4320"/>
-          </w:tcPr>
-          <w:p>
-            <w:r>
-              <w:t>Fecha de cierre</w:t>
-            </w:r>
-          </w:p>
-        </w:tc>
-        <w:tc>
-          <w:tcPr>
-            <w:tcW w:type="dxa" w:w="4320"/>
-          </w:tcPr>
-          <w:p>
-            <w:r>
-              <w:t>2026-12-06</w:t>
-            </w:r>
-          </w:p>
-        </w:tc>
-      </w:tr>
-      <w:tr>
-        <w:tc>
-          <w:tcPr>
-            <w:tcW w:type="dxa" w:w="4320"/>
-          </w:tcPr>
-          <w:p>
-            <w:r>
-              <w:t>Duración</w:t>
-            </w:r>
-          </w:p>
-        </w:tc>
-        <w:tc>
-          <w:tcPr>
-            <w:tcW w:type="dxa" w:w="4320"/>
-          </w:tcPr>
-          <w:p>
-            <w:r>
-              <w:t>18 semanas</w:t>
-            </w:r>
-          </w:p>
-        </w:tc>
-      </w:tr>
-      <w:tr>
-        <w:tc>
-          <w:tcPr>
-            <w:tcW w:type="dxa" w:w="4320"/>
-          </w:tcPr>
-          <w:p>
-            <w:r>
-              <w:t>Reporte de avance</w:t>
-            </w:r>
-          </w:p>
-        </w:tc>
-        <w:tc>
-          <w:tcPr>
-            <w:tcW w:type="dxa" w:w="4320"/>
-          </w:tcPr>
-          <w:p>
-            <w:r>
-              <w:t>Semanal al equipo docente; tablero Kanban de actualización continua</w:t>
-            </w:r>
-          </w:p>
-        </w:tc>
-      </w:tr>
-      <w:tr>
-        <w:tc>
-          <w:tcPr>
-            <w:tcW w:type="dxa" w:w="4320"/>
-          </w:tcPr>
-          <w:p>
-            <w:r>
-              <w:t>Revisión con el Socio Formador</w:t>
-            </w:r>
-          </w:p>
-        </w:tc>
-        <w:tc>
-          <w:tcPr>
-            <w:tcW w:type="dxa" w:w="4320"/>
-          </w:tcPr>
-          <w:p>
-            <w:r>
-              <w:t xml:space="preserve">⬜ </w:t>
-            </w:r>
-            <w:r>
-              <w:rPr>
-                <w:i/>
-              </w:rPr>
-              <w:t>frecuencia por acordar</w:t>
-            </w:r>
-          </w:p>
-        </w:tc>
-      </w:tr>
-    </w:tbl>
-    <w:p/>
-    <w:p>
-      <w:pPr>
-        <w:ind w:left="360"/>
-      </w:pPr>
-      <w:r>
-        <w:rPr>
-          <w:b/>
-          <w:i/>
-          <w:color w:val="444A52"/>
-        </w:rPr>
-        <w:t>Ajuste de calendario.</w:t>
-      </w:r>
-      <w:r>
-        <w:rPr>
-          <w:i/>
-          <w:color w:val="444A52"/>
-        </w:rPr>
-        <w:t xml:space="preserve"> Dieciocho semanas contadas desde el 10 de agosto</w:t>
-      </w:r>
-    </w:p>
-    <w:p>
-      <w:pPr>
-        <w:ind w:left="360"/>
-      </w:pPr>
-      <w:r>
-        <w:rPr>
-          <w:i/>
-          <w:color w:val="444A52"/>
-        </w:rPr>
-        <w:t>terminan el 14 de diciembre, después de la entrega del Reporte Integrador del</w:t>
-      </w:r>
-    </w:p>
-    <w:p>
-      <w:pPr>
-        <w:ind w:left="360"/>
-      </w:pPr>
-      <w:r>
-        <w:rPr>
-          <w:i/>
-          <w:color w:val="444A52"/>
-        </w:rPr>
-        <w:t>6 de diciembre. El cronograma siguiente comprime las últimas semanas para</w:t>
-      </w:r>
-    </w:p>
-    <w:p>
-      <w:pPr>
-        <w:ind w:left="360"/>
-      </w:pPr>
-      <w:r>
-        <w:rPr>
-          <w:i/>
-          <w:color w:val="444A52"/>
-        </w:rPr>
-        <w:t>cerrar el 6 de diciembre. Si el proyecto arrancó antes del 10 de agosto,</w:t>
-      </w:r>
-    </w:p>
-    <w:p>
-      <w:pPr>
-        <w:ind w:left="360"/>
-      </w:pPr>
-      <w:r>
-        <w:rPr>
-          <w:i/>
-          <w:color w:val="444A52"/>
-        </w:rPr>
-        <w:t>corregir la fecha de inicio.</w:t>
-      </w:r>
-    </w:p>
-    <w:p>
-      <w:pPr>
-        <w:pStyle w:val="Heading2"/>
-      </w:pPr>
-      <w:r>
-        <w:t>Cronograma por semana</w:t>
-      </w:r>
-    </w:p>
-    <w:tbl>
-      <w:tblPr>
-        <w:tblStyle w:val="LightGrid-Accent1"/>
-        <w:tblW w:type="auto" w:w="0"/>
-        <w:tblLook w:firstColumn="1" w:firstRow="1" w:lastColumn="0" w:lastRow="0" w:noHBand="0" w:noVBand="1" w:val="04A0"/>
-      </w:tblPr>
-      <w:tblGrid>
-        <w:gridCol w:w="2160"/>
-        <w:gridCol w:w="2160"/>
-        <w:gridCol w:w="2160"/>
-        <w:gridCol w:w="2160"/>
-      </w:tblGrid>
-      <w:tr>
-        <w:tc>
-          <w:tcPr>
-            <w:tcW w:type="dxa" w:w="2160"/>
-          </w:tcPr>
-          <w:p>
-            <w:r>
-              <w:rPr>
-                <w:b/>
-              </w:rPr>
-              <w:t>Sem.</w:t>
-            </w:r>
-          </w:p>
-        </w:tc>
-        <w:tc>
-          <w:tcPr>
-            <w:tcW w:type="dxa" w:w="2160"/>
-          </w:tcPr>
-          <w:p>
-            <w:r>
-              <w:rPr>
-                <w:b/>
-              </w:rPr>
-              <w:t>Periodo</w:t>
-            </w:r>
-          </w:p>
-        </w:tc>
-        <w:tc>
-          <w:tcPr>
-            <w:tcW w:type="dxa" w:w="2160"/>
-          </w:tcPr>
-          <w:p>
-            <w:r>
-              <w:rPr>
-                <w:b/>
-              </w:rPr>
-              <w:t>Actividad</w:t>
-            </w:r>
-          </w:p>
-        </w:tc>
-        <w:tc>
-          <w:tcPr>
-            <w:tcW w:type="dxa" w:w="2160"/>
-          </w:tcPr>
-          <w:p>
-            <w:r>
-              <w:rPr>
-                <w:b/>
-              </w:rPr>
-              <w:t>Entregable de la semana</w:t>
-            </w:r>
-          </w:p>
-        </w:tc>
-      </w:tr>
-      <w:tr>
-        <w:tc>
-          <w:tcPr>
-            <w:tcW w:type="dxa" w:w="2160"/>
-          </w:tcPr>
-          <w:p>
-            <w:r>
-              <w:t>1</w:t>
-            </w:r>
-          </w:p>
-        </w:tc>
-        <w:tc>
-          <w:tcPr>
-            <w:tcW w:type="dxa" w:w="2160"/>
-          </w:tcPr>
-          <w:p>
-            <w:r>
-              <w:t>10–16 ago</w:t>
-            </w:r>
-          </w:p>
-        </w:tc>
-        <w:tc>
-          <w:tcPr>
-            <w:tcW w:type="dxa" w:w="2160"/>
-          </w:tcPr>
-          <w:p>
-            <w:r>
-              <w:t>Análisis del proceso actual de carga y descarga</w:t>
-            </w:r>
-          </w:p>
-        </w:tc>
-        <w:tc>
-          <w:tcPr>
-            <w:tcW w:type="dxa" w:w="2160"/>
-          </w:tcPr>
-          <w:p>
-            <w:r>
-              <w:t>Diagrama SIPOC y de causa-efecto</w:t>
-            </w:r>
-          </w:p>
-        </w:tc>
-      </w:tr>
-      <w:tr>
-        <w:tc>
-          <w:tcPr>
-            <w:tcW w:type="dxa" w:w="2160"/>
-          </w:tcPr>
-          <w:p>
-            <w:r>
-              <w:t>2</w:t>
-            </w:r>
-          </w:p>
-        </w:tc>
-        <w:tc>
-          <w:tcPr>
-            <w:tcW w:type="dxa" w:w="2160"/>
-          </w:tcPr>
-          <w:p>
-            <w:r>
-              <w:t>17–23 ago</w:t>
-            </w:r>
-          </w:p>
-        </w:tc>
-        <w:tc>
-          <w:tcPr>
-            <w:tcW w:type="dxa" w:w="2160"/>
-          </w:tcPr>
-          <w:p>
-            <w:r>
-              <w:t>Levantamiento de requisitos y trazabilidad</w:t>
-            </w:r>
-          </w:p>
-        </w:tc>
-        <w:tc>
-          <w:tcPr>
-            <w:tcW w:type="dxa" w:w="2160"/>
-          </w:tcPr>
-          <w:p>
-            <w:r>
-              <w:t>Matriz de trazabilidad de requisitos</w:t>
-            </w:r>
-          </w:p>
-        </w:tc>
-      </w:tr>
-      <w:tr>
-        <w:tc>
-          <w:tcPr>
-            <w:tcW w:type="dxa" w:w="2160"/>
-          </w:tcPr>
-          <w:p>
-            <w:r>
-              <w:t>3</w:t>
-            </w:r>
-          </w:p>
-        </w:tc>
-        <w:tc>
-          <w:tcPr>
-            <w:tcW w:type="dxa" w:w="2160"/>
-          </w:tcPr>
-          <w:p>
-            <w:r>
-              <w:t>24–30 ago</w:t>
-            </w:r>
-          </w:p>
-        </w:tc>
-        <w:tc>
-          <w:tcPr>
-            <w:tcW w:type="dxa" w:w="2160"/>
-          </w:tcPr>
-          <w:p>
-            <w:r>
-              <w:t>Arquitectura de la celda y desglose del trabajo</w:t>
-            </w:r>
-          </w:p>
-        </w:tc>
-        <w:tc>
-          <w:tcPr>
-            <w:tcW w:type="dxa" w:w="2160"/>
-          </w:tcPr>
-          <w:p>
-            <w:r>
-              <w:t>WBS y matriz RACI</w:t>
-            </w:r>
-          </w:p>
-        </w:tc>
-      </w:tr>
-      <w:tr>
-        <w:tc>
-          <w:tcPr>
-            <w:tcW w:type="dxa" w:w="2160"/>
-          </w:tcPr>
-          <w:p>
-            <w:r>
-              <w:t>4</w:t>
-            </w:r>
-          </w:p>
-        </w:tc>
-        <w:tc>
-          <w:tcPr>
-            <w:tcW w:type="dxa" w:w="2160"/>
-          </w:tcPr>
-          <w:p>
-            <w:r>
-              <w:t>31 ago–6 sep</w:t>
-            </w:r>
-          </w:p>
-        </w:tc>
-        <w:tc>
-          <w:tcPr>
-            <w:tcW w:type="dxa" w:w="2160"/>
-          </w:tcPr>
-          <w:p>
-            <w:r>
-              <w:rPr>
-                <w:b/>
-              </w:rPr>
-              <w:t>Selección de sensores y cierre del BOM</w:t>
-            </w:r>
-          </w:p>
-        </w:tc>
-        <w:tc>
-          <w:tcPr>
-            <w:tcW w:type="dxa" w:w="2160"/>
-          </w:tcPr>
-          <w:p>
-            <w:r>
-              <w:t xml:space="preserve">BOM congelado · </w:t>
-            </w:r>
-            <w:r>
-              <w:rPr>
-                <w:b/>
-              </w:rPr>
-              <w:t>PO críticas emitidas</w:t>
-            </w:r>
-          </w:p>
-        </w:tc>
-      </w:tr>
-      <w:tr>
-        <w:tc>
-          <w:tcPr>
-            <w:tcW w:type="dxa" w:w="2160"/>
-          </w:tcPr>
-          <w:p>
-            <w:r>
-              <w:t>5</w:t>
-            </w:r>
-          </w:p>
-        </w:tc>
-        <w:tc>
-          <w:tcPr>
-            <w:tcW w:type="dxa" w:w="2160"/>
-          </w:tcPr>
-          <w:p>
-            <w:r>
-              <w:t>7–13 sep</w:t>
-            </w:r>
-          </w:p>
-        </w:tc>
-        <w:tc>
-          <w:tcPr>
-            <w:tcW w:type="dxa" w:w="2160"/>
-          </w:tcPr>
-          <w:p>
-            <w:r>
-              <w:t>Diseño mecánico del chasis y del manipulador de 4 GDL</w:t>
-            </w:r>
-          </w:p>
-        </w:tc>
-        <w:tc>
-          <w:tcPr>
-            <w:tcW w:type="dxa" w:w="2160"/>
-          </w:tcPr>
-          <w:p>
-            <w:r>
-              <w:t>Cinemática directa e inversa resueltas</w:t>
-            </w:r>
-          </w:p>
-        </w:tc>
-      </w:tr>
-      <w:tr>
-        <w:tc>
-          <w:tcPr>
-            <w:tcW w:type="dxa" w:w="2160"/>
-          </w:tcPr>
-          <w:p>
-            <w:r>
-              <w:t>6</w:t>
-            </w:r>
-          </w:p>
-        </w:tc>
-        <w:tc>
-          <w:tcPr>
-            <w:tcW w:type="dxa" w:w="2160"/>
-          </w:tcPr>
-          <w:p>
-            <w:r>
-              <w:t>14–20 sep</w:t>
-            </w:r>
-          </w:p>
-        </w:tc>
-        <w:tc>
-          <w:tcPr>
-            <w:tcW w:type="dxa" w:w="2160"/>
-          </w:tcPr>
-          <w:p>
-            <w:r>
-              <w:t>Diseño eléctrico, potencia y arnés</w:t>
-            </w:r>
-          </w:p>
-        </w:tc>
-        <w:tc>
-          <w:tcPr>
-            <w:tcW w:type="dxa" w:w="2160"/>
-          </w:tcPr>
-          <w:p>
-            <w:r>
-              <w:t>Diagrama unifilar y de conexiones</w:t>
-            </w:r>
-          </w:p>
-        </w:tc>
-      </w:tr>
-      <w:tr>
-        <w:tc>
-          <w:tcPr>
-            <w:tcW w:type="dxa" w:w="2160"/>
-          </w:tcPr>
-          <w:p>
-            <w:r>
-              <w:t>7</w:t>
-            </w:r>
-          </w:p>
-        </w:tc>
-        <w:tc>
-          <w:tcPr>
-            <w:tcW w:type="dxa" w:w="2160"/>
-          </w:tcPr>
-          <w:p>
-            <w:r>
-              <w:t>21–27 sep</w:t>
-            </w:r>
-          </w:p>
-        </w:tc>
-        <w:tc>
-          <w:tcPr>
-            <w:tcW w:type="dxa" w:w="2160"/>
-          </w:tcPr>
-          <w:p>
-            <w:r>
-              <w:t>Arquitectura de software y simulación del proceso</w:t>
-            </w:r>
-          </w:p>
-        </w:tc>
-        <w:tc>
-          <w:tcPr>
-            <w:tcW w:type="dxa" w:w="2160"/>
-          </w:tcPr>
-          <w:p>
-            <w:r>
-              <w:rPr>
-                <w:b/>
-              </w:rPr>
-              <w:t>Diseño congelado</w:t>
-            </w:r>
-            <w:r>
-              <w:t xml:space="preserve"> · simulación validada</w:t>
-            </w:r>
-          </w:p>
-        </w:tc>
-      </w:tr>
-      <w:tr>
-        <w:tc>
-          <w:tcPr>
-            <w:tcW w:type="dxa" w:w="2160"/>
-          </w:tcPr>
-          <w:p>
-            <w:r>
-              <w:t>8</w:t>
-            </w:r>
-          </w:p>
-        </w:tc>
-        <w:tc>
-          <w:tcPr>
-            <w:tcW w:type="dxa" w:w="2160"/>
-          </w:tcPr>
-          <w:p>
-            <w:r>
-              <w:t>28 sep–4 oct</w:t>
-            </w:r>
-          </w:p>
-        </w:tc>
-        <w:tc>
-          <w:tcPr>
-            <w:tcW w:type="dxa" w:w="2160"/>
-          </w:tcPr>
-          <w:p>
-            <w:r>
-              <w:t>Fabricación del chasis y montaje de tracción</w:t>
-            </w:r>
-          </w:p>
-        </w:tc>
-        <w:tc>
-          <w:tcPr>
-            <w:tcW w:type="dxa" w:w="2160"/>
-          </w:tcPr>
-          <w:p>
-            <w:r>
-              <w:t>Chasis ensamblado</w:t>
-            </w:r>
-          </w:p>
-        </w:tc>
-      </w:tr>
-      <w:tr>
-        <w:tc>
-          <w:tcPr>
-            <w:tcW w:type="dxa" w:w="2160"/>
-          </w:tcPr>
-          <w:p>
-            <w:r>
-              <w:t>9</w:t>
-            </w:r>
-          </w:p>
-        </w:tc>
-        <w:tc>
-          <w:tcPr>
-            <w:tcW w:type="dxa" w:w="2160"/>
-          </w:tcPr>
-          <w:p>
-            <w:r>
-              <w:t>5–11 oct</w:t>
-            </w:r>
-          </w:p>
-        </w:tc>
-        <w:tc>
-          <w:tcPr>
-            <w:tcW w:type="dxa" w:w="2160"/>
-          </w:tcPr>
-          <w:p>
-            <w:r>
-              <w:t>Fabricación y ensamble del manipulador de 4 GDL</w:t>
-            </w:r>
-          </w:p>
-        </w:tc>
-        <w:tc>
-          <w:tcPr>
-            <w:tcW w:type="dxa" w:w="2160"/>
-          </w:tcPr>
-          <w:p>
-            <w:r>
-              <w:t>Manipulador armado</w:t>
-            </w:r>
-          </w:p>
-        </w:tc>
-      </w:tr>
-      <w:tr>
-        <w:tc>
-          <w:tcPr>
-            <w:tcW w:type="dxa" w:w="2160"/>
-          </w:tcPr>
-          <w:p>
-            <w:r>
-              <w:t>10</w:t>
-            </w:r>
-          </w:p>
-        </w:tc>
-        <w:tc>
-          <w:tcPr>
-            <w:tcW w:type="dxa" w:w="2160"/>
-          </w:tcPr>
-          <w:p>
-            <w:r>
-              <w:t>12–18 oct</w:t>
-            </w:r>
-          </w:p>
-        </w:tc>
-        <w:tc>
-          <w:tcPr>
-            <w:tcW w:type="dxa" w:w="2160"/>
-          </w:tcPr>
-          <w:p>
-            <w:r>
-              <w:t>Firmware de control: lazos PI, PD y PID</w:t>
-            </w:r>
-          </w:p>
-        </w:tc>
-        <w:tc>
-          <w:tcPr>
-            <w:tcW w:type="dxa" w:w="2160"/>
-          </w:tcPr>
-          <w:p>
-            <w:r>
-              <w:t>Sintonía documentada con gráficas</w:t>
-            </w:r>
-          </w:p>
-        </w:tc>
-      </w:tr>
-      <w:tr>
-        <w:tc>
-          <w:tcPr>
-            <w:tcW w:type="dxa" w:w="2160"/>
-          </w:tcPr>
-          <w:p>
-            <w:r>
-              <w:t>11</w:t>
-            </w:r>
-          </w:p>
-        </w:tc>
-        <w:tc>
-          <w:tcPr>
-            <w:tcW w:type="dxa" w:w="2160"/>
-          </w:tcPr>
-          <w:p>
-            <w:r>
-              <w:t>19–25 oct</w:t>
-            </w:r>
-          </w:p>
-        </w:tc>
-        <w:tc>
-          <w:tcPr>
-            <w:tcW w:type="dxa" w:w="2160"/>
-          </w:tcPr>
-          <w:p>
-            <w:r>
-              <w:t>Estación de entrega, fixture y pallet indexado</w:t>
-            </w:r>
-          </w:p>
-        </w:tc>
-        <w:tc>
-          <w:tcPr>
-            <w:tcW w:type="dxa" w:w="2160"/>
-          </w:tcPr>
-          <w:p>
-            <w:r>
-              <w:rPr>
-                <w:b/>
-              </w:rPr>
-              <w:t>AGV rodando con control cerrado</w:t>
-            </w:r>
-          </w:p>
-        </w:tc>
-      </w:tr>
-      <w:tr>
-        <w:tc>
-          <w:tcPr>
-            <w:tcW w:type="dxa" w:w="2160"/>
-          </w:tcPr>
-          <w:p>
-            <w:r>
-              <w:t>12</w:t>
-            </w:r>
-          </w:p>
-        </w:tc>
-        <w:tc>
-          <w:tcPr>
-            <w:tcW w:type="dxa" w:w="2160"/>
-          </w:tcPr>
-          <w:p>
-            <w:r>
-              <w:t>26 oct–1 nov</w:t>
-            </w:r>
-          </w:p>
-        </w:tc>
-        <w:tc>
-          <w:tcPr>
-            <w:tcW w:type="dxa" w:w="2160"/>
-          </w:tcPr>
-          <w:p>
-            <w:r>
-              <w:t>Navegación autónoma con LiDAR</w:t>
-            </w:r>
-          </w:p>
-        </w:tc>
-        <w:tc>
-          <w:tcPr>
-            <w:tcW w:type="dxa" w:w="2160"/>
-          </w:tcPr>
-          <w:p>
-            <w:r>
-              <w:t>SLAM y planeación operativos</w:t>
-            </w:r>
-          </w:p>
-        </w:tc>
-      </w:tr>
-      <w:tr>
-        <w:tc>
-          <w:tcPr>
-            <w:tcW w:type="dxa" w:w="2160"/>
-          </w:tcPr>
-          <w:p>
-            <w:r>
-              <w:t>13</w:t>
-            </w:r>
-          </w:p>
-        </w:tc>
-        <w:tc>
-          <w:tcPr>
-            <w:tcW w:type="dxa" w:w="2160"/>
-          </w:tcPr>
-          <w:p>
-            <w:r>
-              <w:t>2–8 nov</w:t>
-            </w:r>
-          </w:p>
-        </w:tc>
-        <w:tc>
-          <w:tcPr>
-            <w:tcW w:type="dxa" w:w="2160"/>
-          </w:tcPr>
-          <w:p>
-            <w:r>
-              <w:t>Integración del manipulador al AGV — MoMa completo</w:t>
-            </w:r>
-          </w:p>
-        </w:tc>
-        <w:tc>
-          <w:tcPr>
-            <w:tcW w:type="dxa" w:w="2160"/>
-          </w:tcPr>
-          <w:p>
-            <w:r>
-              <w:rPr>
-                <w:b/>
-              </w:rPr>
-              <w:t>Navegación y toma de pieza validadas</w:t>
-            </w:r>
-          </w:p>
-        </w:tc>
-      </w:tr>
-      <w:tr>
-        <w:tc>
-          <w:tcPr>
-            <w:tcW w:type="dxa" w:w="2160"/>
-          </w:tcPr>
-          <w:p>
-            <w:r>
-              <w:t>14</w:t>
-            </w:r>
-          </w:p>
-        </w:tc>
-        <w:tc>
-          <w:tcPr>
-            <w:tcW w:type="dxa" w:w="2160"/>
-          </w:tcPr>
-          <w:p>
-            <w:r>
-              <w:t>9–15 nov</w:t>
-            </w:r>
-          </w:p>
-        </w:tc>
-        <w:tc>
-          <w:tcPr>
-            <w:tcW w:type="dxa" w:w="2160"/>
-          </w:tcPr>
-          <w:p>
-            <w:r>
-              <w:t>Integración del cobot sobre el riel lineal</w:t>
-            </w:r>
-          </w:p>
-        </w:tc>
-        <w:tc>
-          <w:tcPr>
-            <w:tcW w:type="dxa" w:w="2160"/>
-          </w:tcPr>
-          <w:p>
-            <w:r>
-              <w:t>Transferencia MoMa ↔ CNC</w:t>
-            </w:r>
-          </w:p>
-        </w:tc>
-      </w:tr>
-      <w:tr>
-        <w:tc>
-          <w:tcPr>
-            <w:tcW w:type="dxa" w:w="2160"/>
-          </w:tcPr>
-          <w:p>
-            <w:r>
-              <w:t>15</w:t>
-            </w:r>
-          </w:p>
-        </w:tc>
-        <w:tc>
-          <w:tcPr>
-            <w:tcW w:type="dxa" w:w="2160"/>
-          </w:tcPr>
-          <w:p>
-            <w:r>
-              <w:t>16–22 nov</w:t>
-            </w:r>
-          </w:p>
-        </w:tc>
-        <w:tc>
-          <w:tcPr>
-            <w:tcW w:type="dxa" w:w="2160"/>
-          </w:tcPr>
-          <w:p>
-            <w:r>
-              <w:t>Sistema de visión y comunicación con el supervisor</w:t>
-            </w:r>
-          </w:p>
-        </w:tc>
-        <w:tc>
-          <w:tcPr>
-            <w:tcW w:type="dxa" w:w="2160"/>
-          </w:tcPr>
-          <w:p>
-            <w:r>
-              <w:rPr>
-                <w:b/>
-              </w:rPr>
-              <w:t>Ciclo completo de la celda</w:t>
-            </w:r>
-          </w:p>
-        </w:tc>
-      </w:tr>
-      <w:tr>
-        <w:tc>
-          <w:tcPr>
-            <w:tcW w:type="dxa" w:w="2160"/>
-          </w:tcPr>
-          <w:p>
-            <w:r>
-              <w:t>16</w:t>
-            </w:r>
-          </w:p>
-        </w:tc>
-        <w:tc>
-          <w:tcPr>
-            <w:tcW w:type="dxa" w:w="2160"/>
-          </w:tcPr>
-          <w:p>
-            <w:r>
-              <w:t>23–29 nov</w:t>
-            </w:r>
-          </w:p>
-        </w:tc>
-        <w:tc>
-          <w:tcPr>
-            <w:tcW w:type="dxa" w:w="2160"/>
-          </w:tcPr>
-          <w:p>
-            <w:r>
-              <w:t>Pruebas de carga, descarga y validación</w:t>
-            </w:r>
-          </w:p>
-        </w:tc>
-        <w:tc>
-          <w:tcPr>
-            <w:tcW w:type="dxa" w:w="2160"/>
-          </w:tcPr>
-          <w:p>
-            <w:r>
-              <w:t>Protocolo de pruebas ejecutado</w:t>
-            </w:r>
-          </w:p>
-        </w:tc>
-      </w:tr>
-      <w:tr>
-        <w:tc>
-          <w:tcPr>
-            <w:tcW w:type="dxa" w:w="2160"/>
-          </w:tcPr>
-          <w:p>
-            <w:r>
-              <w:t>17</w:t>
-            </w:r>
-          </w:p>
-        </w:tc>
-        <w:tc>
-          <w:tcPr>
-            <w:tcW w:type="dxa" w:w="2160"/>
-          </w:tcPr>
-          <w:p>
-            <w:r>
-              <w:t>30 nov–6 dic</w:t>
-            </w:r>
-          </w:p>
-        </w:tc>
-        <w:tc>
-          <w:tcPr>
-            <w:tcW w:type="dxa" w:w="2160"/>
-          </w:tcPr>
-          <w:p>
-            <w:r>
-              <w:t>Seguridad industrial y ciberseguridad · documentación</w:t>
-            </w:r>
-          </w:p>
-        </w:tc>
-        <w:tc>
-          <w:tcPr>
-            <w:tcW w:type="dxa" w:w="2160"/>
-          </w:tcPr>
-          <w:p>
-            <w:r>
-              <w:rPr>
-                <w:b/>
-              </w:rPr>
-              <w:t>Documentación técnica entregada</w:t>
-            </w:r>
-          </w:p>
-        </w:tc>
-      </w:tr>
-      <w:tr>
-        <w:tc>
-          <w:tcPr>
-            <w:tcW w:type="dxa" w:w="2160"/>
-          </w:tcPr>
-          <w:p>
-            <w:r>
-              <w:t>18</w:t>
-            </w:r>
-          </w:p>
-        </w:tc>
-        <w:tc>
-          <w:tcPr>
-            <w:tcW w:type="dxa" w:w="2160"/>
-          </w:tcPr>
-          <w:p>
-            <w:r>
-              <w:t>7–13 dic</w:t>
-            </w:r>
-          </w:p>
-        </w:tc>
-        <w:tc>
-          <w:tcPr>
-            <w:tcW w:type="dxa" w:w="2160"/>
-          </w:tcPr>
-          <w:p>
-            <w:r>
-              <w:t>Demostración final y cierre</w:t>
-            </w:r>
-          </w:p>
-        </w:tc>
-        <w:tc>
-          <w:tcPr>
-            <w:tcW w:type="dxa" w:w="2160"/>
-          </w:tcPr>
-          <w:p>
-            <w:r>
-              <w:t>Demostración ante el Socio Formador</w:t>
-            </w:r>
-          </w:p>
-        </w:tc>
-      </w:tr>
-    </w:tbl>
-    <w:p/>
-    <w:p>
-      <w:r>
-        <w:br w:type="page"/>
-      </w:r>
-    </w:p>
-    <w:p>
-      <w:pPr>
-        <w:pStyle w:val="Heading1"/>
-      </w:pPr>
-      <w:r>
-        <w:t>5. Estimación de Costos</w:t>
-      </w:r>
-    </w:p>
-    <w:p>
-      <w:r>
-        <w:t>Valores en pesos mexicanos, del catálogo del sistema ERP del proyecto</w:t>
-      </w:r>
-    </w:p>
-    <w:p>
-      <w:r>
-        <w:t>(</w:t>
-      </w:r>
-      <w:r>
-        <w:rPr>
-          <w:rFonts w:ascii="Consolas" w:hAnsi="Consolas"/>
-          <w:sz w:val="19"/>
-        </w:rPr>
-        <w:t>02-proveeduria/catalogo-materiales.csv</w:t>
-      </w:r>
-      <w:r>
-        <w:t>).</w:t>
-      </w:r>
-    </w:p>
-    <w:tbl>
-      <w:tblPr>
-        <w:tblStyle w:val="LightGrid-Accent1"/>
-        <w:tblW w:type="auto" w:w="0"/>
-        <w:tblLook w:firstColumn="1" w:firstRow="1" w:lastColumn="0" w:lastRow="0" w:noHBand="0" w:noVBand="1" w:val="04A0"/>
-      </w:tblPr>
-      <w:tblGrid>
-        <w:gridCol w:w="4320"/>
-        <w:gridCol w:w="4320"/>
-      </w:tblGrid>
-      <w:tr>
-        <w:tc>
-          <w:tcPr>
-            <w:tcW w:type="dxa" w:w="4320"/>
-          </w:tcPr>
-          <w:p>
-            <w:r>
-              <w:rPr>
-                <w:b/>
-              </w:rPr>
-              <w:t>Concepto</w:t>
-            </w:r>
-          </w:p>
-        </w:tc>
-        <w:tc>
-          <w:tcPr>
-            <w:tcW w:type="dxa" w:w="4320"/>
-          </w:tcPr>
-          <w:p>
-            <w:r>
-              <w:rPr>
-                <w:b/>
-              </w:rPr>
-              <w:t>Monto (MXN)</w:t>
-            </w:r>
-          </w:p>
-        </w:tc>
-      </w:tr>
-      <w:tr>
-        <w:tc>
-          <w:tcPr>
-            <w:tcW w:type="dxa" w:w="4320"/>
-          </w:tcPr>
-          <w:p>
-            <w:r>
-              <w:t>Material aportado por el equipo docente (préstamo o donación)</w:t>
-            </w:r>
-          </w:p>
-        </w:tc>
-        <w:tc>
-          <w:tcPr>
-            <w:tcW w:type="dxa" w:w="4320"/>
-          </w:tcPr>
-          <w:p>
-            <w:r>
-              <w:t>$67,650.00</w:t>
-            </w:r>
-          </w:p>
-        </w:tc>
-      </w:tr>
-      <w:tr>
-        <w:tc>
-          <w:tcPr>
-            <w:tcW w:type="dxa" w:w="4320"/>
-          </w:tcPr>
-          <w:p>
-            <w:r>
-              <w:t>Material por adquirir</w:t>
-            </w:r>
-          </w:p>
-        </w:tc>
-        <w:tc>
-          <w:tcPr>
-            <w:tcW w:type="dxa" w:w="4320"/>
-          </w:tcPr>
-          <w:p>
-            <w:r>
-              <w:t>$46,487.15</w:t>
-            </w:r>
-          </w:p>
-        </w:tc>
-      </w:tr>
-      <w:tr>
-        <w:tc>
-          <w:tcPr>
-            <w:tcW w:type="dxa" w:w="4320"/>
-          </w:tcPr>
-          <w:p>
-            <w:r>
-              <w:rPr>
-                <w:b/>
-              </w:rPr>
-              <w:t>Subtotal cubierto por el BOM vigente</w:t>
-            </w:r>
-          </w:p>
-        </w:tc>
-        <w:tc>
-          <w:tcPr>
-            <w:tcW w:type="dxa" w:w="4320"/>
-          </w:tcPr>
-          <w:p>
-            <w:r>
-              <w:rPr>
-                <w:b/>
-              </w:rPr>
-              <w:t>$114,137.15</w:t>
-            </w:r>
-          </w:p>
-        </w:tc>
-      </w:tr>
-      <w:tr>
-        <w:tc>
-          <w:tcPr>
-            <w:tcW w:type="dxa" w:w="4320"/>
-          </w:tcPr>
-          <w:p>
-            <w:r>
-              <w:t>Manipulador de 4 GDL (actuadores, reductores, estructura)</w:t>
-            </w:r>
-          </w:p>
-        </w:tc>
-        <w:tc>
-          <w:tcPr>
-            <w:tcW w:type="dxa" w:w="4320"/>
-          </w:tcPr>
-          <w:p>
-            <w:r>
-              <w:t xml:space="preserve">⬜ </w:t>
-            </w:r>
-            <w:r>
-              <w:rPr>
-                <w:i/>
-              </w:rPr>
-              <w:t>por cotizar</w:t>
-            </w:r>
-          </w:p>
-        </w:tc>
-      </w:tr>
-      <w:tr>
-        <w:tc>
-          <w:tcPr>
-            <w:tcW w:type="dxa" w:w="4320"/>
-          </w:tcPr>
-          <w:p>
-            <w:r>
-              <w:t>Cobot industrial para el riel lineal</w:t>
-            </w:r>
-          </w:p>
-        </w:tc>
-        <w:tc>
-          <w:tcPr>
-            <w:tcW w:type="dxa" w:w="4320"/>
-          </w:tcPr>
-          <w:p>
-            <w:r>
-              <w:t xml:space="preserve">⬜ </w:t>
-            </w:r>
-            <w:r>
-              <w:rPr>
-                <w:i/>
-              </w:rPr>
-              <w:t>por confirmar si se presta o se adquiere</w:t>
-            </w:r>
-          </w:p>
-        </w:tc>
-      </w:tr>
-    </w:tbl>
-    <w:p/>
-    <w:p>
-      <w:pPr>
-        <w:pStyle w:val="Heading2"/>
-      </w:pPr>
-      <w:r>
-        <w:t>Partidas por adquirir con mayor impacto en calendario</w:t>
-      </w:r>
-    </w:p>
-    <w:tbl>
-      <w:tblPr>
-        <w:tblStyle w:val="LightGrid-Accent1"/>
-        <w:tblW w:type="auto" w:w="0"/>
-        <w:tblLook w:firstColumn="1" w:firstRow="1" w:lastColumn="0" w:lastRow="0" w:noHBand="0" w:noVBand="1" w:val="04A0"/>
-      </w:tblPr>
-      <w:tblGrid>
-        <w:gridCol w:w="2160"/>
-        <w:gridCol w:w="2160"/>
-        <w:gridCol w:w="2160"/>
-        <w:gridCol w:w="2160"/>
-      </w:tblGrid>
-      <w:tr>
-        <w:tc>
-          <w:tcPr>
-            <w:tcW w:type="dxa" w:w="2160"/>
-          </w:tcPr>
-          <w:p>
-            <w:r>
-              <w:rPr>
-                <w:b/>
-              </w:rPr>
-              <w:t>Concepto</w:t>
-            </w:r>
-          </w:p>
-        </w:tc>
-        <w:tc>
-          <w:tcPr>
-            <w:tcW w:type="dxa" w:w="2160"/>
-          </w:tcPr>
-          <w:p>
-            <w:r>
-              <w:rPr>
-                <w:b/>
-              </w:rPr>
-              <w:t>Cant.</w:t>
-            </w:r>
-          </w:p>
-        </w:tc>
-        <w:tc>
-          <w:tcPr>
-            <w:tcW w:type="dxa" w:w="2160"/>
-          </w:tcPr>
-          <w:p>
-            <w:r>
-              <w:rPr>
-                <w:b/>
-              </w:rPr>
-              <w:t>Monto</w:t>
-            </w:r>
-          </w:p>
-        </w:tc>
-        <w:tc>
-          <w:tcPr>
-            <w:tcW w:type="dxa" w:w="2160"/>
-          </w:tcPr>
-          <w:p>
-            <w:r>
-              <w:rPr>
-                <w:b/>
-              </w:rPr>
-              <w:t>Lead time</w:t>
-            </w:r>
-          </w:p>
-        </w:tc>
-      </w:tr>
-      <w:tr>
-        <w:tc>
-          <w:tcPr>
-            <w:tcW w:type="dxa" w:w="2160"/>
-          </w:tcPr>
-          <w:p>
-            <w:r>
-              <w:t>Cómputo supervisor clase Jetson Orin Nano</w:t>
-            </w:r>
-          </w:p>
-        </w:tc>
-        <w:tc>
-          <w:tcPr>
-            <w:tcW w:type="dxa" w:w="2160"/>
-          </w:tcPr>
-          <w:p>
-            <w:r>
-              <w:t>1</w:t>
-            </w:r>
-          </w:p>
-        </w:tc>
-        <w:tc>
-          <w:tcPr>
-            <w:tcW w:type="dxa" w:w="2160"/>
-          </w:tcPr>
-          <w:p>
-            <w:r>
-              <w:t>$12,000.00</w:t>
-            </w:r>
-          </w:p>
-        </w:tc>
-        <w:tc>
-          <w:tcPr>
-            <w:tcW w:type="dxa" w:w="2160"/>
-          </w:tcPr>
-          <w:p>
-            <w:r>
-              <w:rPr>
-                <w:b/>
-              </w:rPr>
-              <w:t>5 semanas</w:t>
-            </w:r>
-          </w:p>
-        </w:tc>
-      </w:tr>
-      <w:tr>
-        <w:tc>
-          <w:tcPr>
-            <w:tcW w:type="dxa" w:w="2160"/>
-          </w:tcPr>
-          <w:p>
-            <w:r>
-              <w:t>Batería LiFePO4 24 V 20 Ah con BMS</w:t>
-            </w:r>
-          </w:p>
-        </w:tc>
-        <w:tc>
-          <w:tcPr>
-            <w:tcW w:type="dxa" w:w="2160"/>
-          </w:tcPr>
-          <w:p>
-            <w:r>
-              <w:t>1</w:t>
-            </w:r>
-          </w:p>
-        </w:tc>
-        <w:tc>
-          <w:tcPr>
-            <w:tcW w:type="dxa" w:w="2160"/>
-          </w:tcPr>
-          <w:p>
-            <w:r>
-              <w:t>$9,500.00</w:t>
-            </w:r>
-          </w:p>
-        </w:tc>
-        <w:tc>
-          <w:tcPr>
-            <w:tcW w:type="dxa" w:w="2160"/>
-          </w:tcPr>
-          <w:p>
-            <w:r>
-              <w:rPr>
-                <w:b/>
-              </w:rPr>
-              <w:t>5 semanas</w:t>
-            </w:r>
-          </w:p>
-        </w:tc>
-      </w:tr>
-      <w:tr>
-        <w:tc>
-          <w:tcPr>
-            <w:tcW w:type="dxa" w:w="2160"/>
-          </w:tcPr>
-          <w:p>
-            <w:r>
-              <w:t>Ruedas de tracción</w:t>
-            </w:r>
-          </w:p>
-        </w:tc>
-        <w:tc>
-          <w:tcPr>
-            <w:tcW w:type="dxa" w:w="2160"/>
-          </w:tcPr>
-          <w:p>
-            <w:r>
-              <w:t>4</w:t>
-            </w:r>
-          </w:p>
-        </w:tc>
-        <w:tc>
-          <w:tcPr>
-            <w:tcW w:type="dxa" w:w="2160"/>
-          </w:tcPr>
-          <w:p>
-            <w:r>
-              <w:t>$7,200.00</w:t>
-            </w:r>
-          </w:p>
-        </w:tc>
-        <w:tc>
-          <w:tcPr>
-            <w:tcW w:type="dxa" w:w="2160"/>
-          </w:tcPr>
-          <w:p>
-            <w:r>
-              <w:t>3 semanas</w:t>
-            </w:r>
-          </w:p>
-        </w:tc>
-      </w:tr>
-      <w:tr>
-        <w:tc>
-          <w:tcPr>
-            <w:tcW w:type="dxa" w:w="2160"/>
-          </w:tcPr>
-          <w:p>
-            <w:r>
-              <w:t>Kits de desarrollo FRDM-S32K344</w:t>
-            </w:r>
-          </w:p>
-        </w:tc>
-        <w:tc>
-          <w:tcPr>
-            <w:tcW w:type="dxa" w:w="2160"/>
-          </w:tcPr>
-          <w:p>
-            <w:r>
-              <w:t>5</w:t>
-            </w:r>
-          </w:p>
-        </w:tc>
-        <w:tc>
-          <w:tcPr>
-            <w:tcW w:type="dxa" w:w="2160"/>
-          </w:tcPr>
-          <w:p>
-            <w:r>
-              <w:t>$5,537.15</w:t>
-            </w:r>
-          </w:p>
-        </w:tc>
-        <w:tc>
-          <w:tcPr>
-            <w:tcW w:type="dxa" w:w="2160"/>
-          </w:tcPr>
-          <w:p>
-            <w:r>
-              <w:t>1 semana</w:t>
-            </w:r>
-          </w:p>
-        </w:tc>
-      </w:tr>
-      <w:tr>
-        <w:tc>
-          <w:tcPr>
-            <w:tcW w:type="dxa" w:w="2160"/>
-          </w:tcPr>
-          <w:p>
-            <w:r>
-              <w:t>Perfil estructural de aluminio 40×40</w:t>
-            </w:r>
-          </w:p>
-        </w:tc>
-        <w:tc>
-          <w:tcPr>
-            <w:tcW w:type="dxa" w:w="2160"/>
-          </w:tcPr>
-          <w:p>
-            <w:r>
-              <w:t>8 m</w:t>
-            </w:r>
-          </w:p>
-        </w:tc>
-        <w:tc>
-          <w:tcPr>
-            <w:tcW w:type="dxa" w:w="2160"/>
-          </w:tcPr>
-          <w:p>
-            <w:r>
-              <w:t>$3,360.00</w:t>
-            </w:r>
-          </w:p>
-        </w:tc>
-        <w:tc>
-          <w:tcPr>
-            <w:tcW w:type="dxa" w:w="2160"/>
-          </w:tcPr>
-          <w:p>
-            <w:r>
-              <w:t>2 semanas</w:t>
-            </w:r>
-          </w:p>
-        </w:tc>
-      </w:tr>
-      <w:tr>
-        <w:tc>
-          <w:tcPr>
-            <w:tcW w:type="dxa" w:w="2160"/>
-          </w:tcPr>
-          <w:p>
-            <w:r>
-              <w:t>Sensores inductivos M12</w:t>
-            </w:r>
-          </w:p>
-        </w:tc>
-        <w:tc>
-          <w:tcPr>
-            <w:tcW w:type="dxa" w:w="2160"/>
-          </w:tcPr>
-          <w:p>
-            <w:r>
-              <w:t>4</w:t>
-            </w:r>
-          </w:p>
-        </w:tc>
-        <w:tc>
-          <w:tcPr>
-            <w:tcW w:type="dxa" w:w="2160"/>
-          </w:tcPr>
-          <w:p>
-            <w:r>
-              <w:t>$2,600.00</w:t>
-            </w:r>
-          </w:p>
-        </w:tc>
-        <w:tc>
-          <w:tcPr>
-            <w:tcW w:type="dxa" w:w="2160"/>
-          </w:tcPr>
-          <w:p>
-            <w:r>
-              <w:t>2 semanas</w:t>
-            </w:r>
-          </w:p>
-        </w:tc>
-      </w:tr>
-      <w:tr>
-        <w:tc>
-          <w:tcPr>
-            <w:tcW w:type="dxa" w:w="2160"/>
-          </w:tcPr>
-          <w:p>
-            <w:r>
-              <w:t>Cargador de batería 24 V</w:t>
-            </w:r>
-          </w:p>
-        </w:tc>
-        <w:tc>
-          <w:tcPr>
-            <w:tcW w:type="dxa" w:w="2160"/>
-          </w:tcPr>
-          <w:p>
-            <w:r>
-              <w:t>1</w:t>
-            </w:r>
-          </w:p>
-        </w:tc>
-        <w:tc>
-          <w:tcPr>
-            <w:tcW w:type="dxa" w:w="2160"/>
-          </w:tcPr>
-          <w:p>
-            <w:r>
-              <w:t>$2,100.00</w:t>
-            </w:r>
-          </w:p>
-        </w:tc>
-        <w:tc>
-          <w:tcPr>
-            <w:tcW w:type="dxa" w:w="2160"/>
-          </w:tcPr>
-          <w:p>
-            <w:r>
-              <w:t>3 semanas</w:t>
-            </w:r>
-          </w:p>
-        </w:tc>
-      </w:tr>
-      <w:tr>
-        <w:tc>
-          <w:tcPr>
-            <w:tcW w:type="dxa" w:w="2160"/>
-          </w:tcPr>
-          <w:p>
-            <w:r>
-              <w:t>Botones de paro de emergencia</w:t>
-            </w:r>
-          </w:p>
-        </w:tc>
-        <w:tc>
-          <w:tcPr>
-            <w:tcW w:type="dxa" w:w="2160"/>
-          </w:tcPr>
-          <w:p>
-            <w:r>
-              <w:t>2</w:t>
-            </w:r>
-          </w:p>
-        </w:tc>
-        <w:tc>
-          <w:tcPr>
-            <w:tcW w:type="dxa" w:w="2160"/>
-          </w:tcPr>
-          <w:p>
-            <w:r>
-              <w:t>$1,780.00</w:t>
-            </w:r>
-          </w:p>
-        </w:tc>
-        <w:tc>
-          <w:tcPr>
-            <w:tcW w:type="dxa" w:w="2160"/>
-          </w:tcPr>
-          <w:p>
-            <w:r>
-              <w:t>2 semanas</w:t>
-            </w:r>
-          </w:p>
-        </w:tc>
-      </w:tr>
-      <w:tr>
-        <w:tc>
-          <w:tcPr>
-            <w:tcW w:type="dxa" w:w="2160"/>
-          </w:tcPr>
-          <w:p>
-            <w:r>
-              <w:t>Convertidores DC-DC 24 V → 5 V</w:t>
-            </w:r>
-          </w:p>
-        </w:tc>
-        <w:tc>
-          <w:tcPr>
-            <w:tcW w:type="dxa" w:w="2160"/>
-          </w:tcPr>
-          <w:p>
-            <w:r>
-              <w:t>2</w:t>
-            </w:r>
-          </w:p>
-        </w:tc>
-        <w:tc>
-          <w:tcPr>
-            <w:tcW w:type="dxa" w:w="2160"/>
-          </w:tcPr>
-          <w:p>
-            <w:r>
-              <w:t>$1,560.00</w:t>
-            </w:r>
-          </w:p>
-        </w:tc>
-        <w:tc>
-          <w:tcPr>
-            <w:tcW w:type="dxa" w:w="2160"/>
-          </w:tcPr>
-          <w:p>
-            <w:r>
-              <w:t>2 semanas</w:t>
-            </w:r>
-          </w:p>
-        </w:tc>
-      </w:tr>
-      <w:tr>
-        <w:tc>
-          <w:tcPr>
-            <w:tcW w:type="dxa" w:w="2160"/>
-          </w:tcPr>
-          <w:p>
-            <w:r>
-              <w:t>Unidad inercial de 9 GDL</w:t>
-            </w:r>
-          </w:p>
-        </w:tc>
-        <w:tc>
-          <w:tcPr>
-            <w:tcW w:type="dxa" w:w="2160"/>
-          </w:tcPr>
-          <w:p>
-            <w:r>
-              <w:t>1</w:t>
-            </w:r>
-          </w:p>
-        </w:tc>
-        <w:tc>
-          <w:tcPr>
-            <w:tcW w:type="dxa" w:w="2160"/>
-          </w:tcPr>
-          <w:p>
-            <w:r>
-              <w:t>$850.00</w:t>
-            </w:r>
-          </w:p>
-        </w:tc>
-        <w:tc>
-          <w:tcPr>
-            <w:tcW w:type="dxa" w:w="2160"/>
-          </w:tcPr>
-          <w:p>
-            <w:r>
-              <w:t>3 semanas</w:t>
-            </w:r>
-          </w:p>
-        </w:tc>
-      </w:tr>
-    </w:tbl>
-    <w:p/>
-    <w:p>
-      <w:pPr>
-        <w:ind w:left="360"/>
-      </w:pPr>
-      <w:r>
-        <w:rPr>
-          <w:b/>
-          <w:i/>
-          <w:color w:val="444A52"/>
-        </w:rPr>
-        <w:t>Nota de gestión.</w:t>
-      </w:r>
-      <w:r>
-        <w:rPr>
-          <w:i/>
-          <w:color w:val="444A52"/>
-        </w:rPr>
-        <w:t xml:space="preserve"> La restricción de bajo costo es un requisito del proyecto,</w:t>
-      </w:r>
-    </w:p>
-    <w:p>
-      <w:pPr>
-        <w:ind w:left="360"/>
-      </w:pPr>
-      <w:r>
-        <w:rPr>
-          <w:i/>
-          <w:color w:val="444A52"/>
-        </w:rPr>
-        <w:t>no una consecuencia. Cada selección de material debe justificarse contra una</w:t>
-      </w:r>
-    </w:p>
-    <w:p>
-      <w:pPr>
-        <w:ind w:left="360"/>
-      </w:pPr>
-      <w:r>
-        <w:rPr>
-          <w:i/>
-          <w:color w:val="444A52"/>
-        </w:rPr>
-        <w:t>alternativa comercial más cara, y esa comparación es parte de la documentación</w:t>
-      </w:r>
-    </w:p>
-    <w:p>
-      <w:pPr>
-        <w:ind w:left="360"/>
-      </w:pPr>
-      <w:r>
-        <w:rPr>
-          <w:i/>
-          <w:color w:val="444A52"/>
-        </w:rPr>
-        <w:t>técnica.</w:t>
-      </w:r>
-    </w:p>
-    <w:p>
-      <w:pPr>
-        <w:ind w:left="360"/>
-      </w:pPr>
-    </w:p>
-    <w:p>
-      <w:pPr>
-        <w:ind w:left="360"/>
-      </w:pPr>
-      <w:r>
-        <w:rPr>
-          <w:b/>
-          <w:i/>
-          <w:color w:val="444A52"/>
-        </w:rPr>
-        <w:t>Los dos artículos de lead time más largo determinan la ruta crítica.</w:t>
-      </w:r>
-      <w:r>
-        <w:rPr>
-          <w:i/>
-          <w:color w:val="444A52"/>
-        </w:rPr>
-        <w:t xml:space="preserve"> Deben</w:t>
-      </w:r>
-    </w:p>
-    <w:p>
-      <w:pPr>
-        <w:ind w:left="360"/>
-      </w:pPr>
-      <w:r>
-        <w:rPr>
-          <w:i/>
-          <w:color w:val="444A52"/>
-        </w:rPr>
-        <w:t xml:space="preserve">cotizarse y emitirse </w:t>
-      </w:r>
-      <w:r>
-        <w:rPr>
-          <w:b/>
-          <w:i/>
-          <w:color w:val="444A52"/>
-        </w:rPr>
-        <w:t>antes del 29 de septiembre de 2026</w:t>
-      </w:r>
-      <w:r>
-        <w:rPr>
-          <w:i/>
-          <w:color w:val="444A52"/>
-        </w:rPr>
-        <w:t>.</w:t>
-      </w:r>
-    </w:p>
-    <w:p>
-      <w:r>
-        <w:br w:type="page"/>
-      </w:r>
-    </w:p>
-    <w:p>
-      <w:pPr>
-        <w:pStyle w:val="Heading1"/>
-      </w:pPr>
-      <w:r>
-        <w:t>6. Hitos del Proyecto</w:t>
-      </w:r>
-    </w:p>
-    <w:tbl>
-      <w:tblPr>
-        <w:tblStyle w:val="LightGrid-Accent1"/>
-        <w:tblW w:type="auto" w:w="0"/>
-        <w:tblLook w:firstColumn="1" w:firstRow="1" w:lastColumn="0" w:lastRow="0" w:noHBand="0" w:noVBand="1" w:val="04A0"/>
-      </w:tblPr>
-      <w:tblGrid>
-        <w:gridCol w:w="2160"/>
-        <w:gridCol w:w="2160"/>
-        <w:gridCol w:w="2160"/>
-        <w:gridCol w:w="2160"/>
-      </w:tblGrid>
-      <w:tr>
-        <w:tc>
-          <w:tcPr>
-            <w:tcW w:type="dxa" w:w="2160"/>
-          </w:tcPr>
-          <w:p>
-            <w:r>
-              <w:rPr>
-                <w:b/>
-              </w:rPr>
-              <w:t>Hito</w:t>
-            </w:r>
-          </w:p>
-        </w:tc>
-        <w:tc>
-          <w:tcPr>
-            <w:tcW w:type="dxa" w:w="2160"/>
-          </w:tcPr>
-          <w:p>
-            <w:r>
-              <w:rPr>
-                <w:b/>
-              </w:rPr>
-              <w:t>Descripción</w:t>
-            </w:r>
-          </w:p>
-        </w:tc>
-        <w:tc>
-          <w:tcPr>
-            <w:tcW w:type="dxa" w:w="2160"/>
-          </w:tcPr>
-          <w:p>
-            <w:r>
-              <w:rPr>
-                <w:b/>
-              </w:rPr>
-              <w:t>Semana</w:t>
-            </w:r>
-          </w:p>
-        </w:tc>
-        <w:tc>
-          <w:tcPr>
-            <w:tcW w:type="dxa" w:w="2160"/>
-          </w:tcPr>
-          <w:p>
-            <w:r>
-              <w:rPr>
-                <w:b/>
-              </w:rPr>
-              <w:t>Fecha</w:t>
-            </w:r>
-          </w:p>
-        </w:tc>
-      </w:tr>
-      <w:tr>
-        <w:tc>
-          <w:tcPr>
-            <w:tcW w:type="dxa" w:w="2160"/>
-          </w:tcPr>
-          <w:p>
-            <w:r>
-              <w:t>H1</w:t>
-            </w:r>
-          </w:p>
-        </w:tc>
-        <w:tc>
-          <w:tcPr>
-            <w:tcW w:type="dxa" w:w="2160"/>
-          </w:tcPr>
-          <w:p>
-            <w:r>
-              <w:t>BOM congelado y órdenes de compra críticas emitidas</w:t>
-            </w:r>
-          </w:p>
-        </w:tc>
-        <w:tc>
-          <w:tcPr>
-            <w:tcW w:type="dxa" w:w="2160"/>
-          </w:tcPr>
-          <w:p>
-            <w:r>
-              <w:t>4</w:t>
-            </w:r>
-          </w:p>
-        </w:tc>
-        <w:tc>
-          <w:tcPr>
-            <w:tcW w:type="dxa" w:w="2160"/>
-          </w:tcPr>
-          <w:p>
-            <w:r>
-              <w:t>2026-09-06</w:t>
-            </w:r>
-          </w:p>
-        </w:tc>
-      </w:tr>
-      <w:tr>
-        <w:tc>
-          <w:tcPr>
-            <w:tcW w:type="dxa" w:w="2160"/>
-          </w:tcPr>
-          <w:p>
-            <w:r>
-              <w:t>H2</w:t>
-            </w:r>
-          </w:p>
-        </w:tc>
-        <w:tc>
-          <w:tcPr>
-            <w:tcW w:type="dxa" w:w="2160"/>
-          </w:tcPr>
-          <w:p>
-            <w:r>
-              <w:t>Diseño de detalle congelado y simulación validada</w:t>
-            </w:r>
-          </w:p>
-        </w:tc>
-        <w:tc>
-          <w:tcPr>
-            <w:tcW w:type="dxa" w:w="2160"/>
-          </w:tcPr>
-          <w:p>
-            <w:r>
-              <w:t>7</w:t>
-            </w:r>
-          </w:p>
-        </w:tc>
-        <w:tc>
-          <w:tcPr>
-            <w:tcW w:type="dxa" w:w="2160"/>
-          </w:tcPr>
-          <w:p>
-            <w:r>
-              <w:t>2026-09-27</w:t>
-            </w:r>
-          </w:p>
-        </w:tc>
-      </w:tr>
-      <w:tr>
-        <w:tc>
-          <w:tcPr>
-            <w:tcW w:type="dxa" w:w="2160"/>
-          </w:tcPr>
-          <w:p>
-            <w:r>
-              <w:t>H3</w:t>
-            </w:r>
-          </w:p>
-        </w:tc>
-        <w:tc>
-          <w:tcPr>
-            <w:tcW w:type="dxa" w:w="2160"/>
-          </w:tcPr>
-          <w:p>
-            <w:r>
-              <w:t>AGV rodando con lazos de control sintonizados</w:t>
-            </w:r>
-          </w:p>
-        </w:tc>
-        <w:tc>
-          <w:tcPr>
-            <w:tcW w:type="dxa" w:w="2160"/>
-          </w:tcPr>
-          <w:p>
-            <w:r>
-              <w:t>11</w:t>
-            </w:r>
-          </w:p>
-        </w:tc>
-        <w:tc>
-          <w:tcPr>
-            <w:tcW w:type="dxa" w:w="2160"/>
-          </w:tcPr>
-          <w:p>
-            <w:r>
-              <w:t>2026-10-25</w:t>
-            </w:r>
-          </w:p>
-        </w:tc>
-      </w:tr>
-      <w:tr>
-        <w:tc>
-          <w:tcPr>
-            <w:tcW w:type="dxa" w:w="2160"/>
-          </w:tcPr>
-          <w:p>
-            <w:r>
-              <w:t>H4</w:t>
-            </w:r>
-          </w:p>
-        </w:tc>
-        <w:tc>
-          <w:tcPr>
-            <w:tcW w:type="dxa" w:w="2160"/>
-          </w:tcPr>
-          <w:p>
-            <w:r>
-              <w:t>MoMa completo: navegación autónoma y manipulación validadas</w:t>
-            </w:r>
-          </w:p>
-        </w:tc>
-        <w:tc>
-          <w:tcPr>
-            <w:tcW w:type="dxa" w:w="2160"/>
-          </w:tcPr>
-          <w:p>
-            <w:r>
-              <w:t>13</w:t>
-            </w:r>
-          </w:p>
-        </w:tc>
-        <w:tc>
-          <w:tcPr>
-            <w:tcW w:type="dxa" w:w="2160"/>
-          </w:tcPr>
-          <w:p>
-            <w:r>
-              <w:t>2026-11-08</w:t>
-            </w:r>
-          </w:p>
-        </w:tc>
-      </w:tr>
-      <w:tr>
-        <w:tc>
-          <w:tcPr>
-            <w:tcW w:type="dxa" w:w="2160"/>
-          </w:tcPr>
-          <w:p>
-            <w:r>
-              <w:t>H5</w:t>
-            </w:r>
-          </w:p>
-        </w:tc>
-        <w:tc>
-          <w:tcPr>
-            <w:tcW w:type="dxa" w:w="2160"/>
-          </w:tcPr>
-          <w:p>
-            <w:r>
-              <w:t>Celda integrada: cobot, visión y comunicación operando en ciclo</w:t>
-            </w:r>
-          </w:p>
-        </w:tc>
-        <w:tc>
-          <w:tcPr>
-            <w:tcW w:type="dxa" w:w="2160"/>
-          </w:tcPr>
-          <w:p>
-            <w:r>
-              <w:t>15</w:t>
-            </w:r>
-          </w:p>
-        </w:tc>
-        <w:tc>
-          <w:tcPr>
-            <w:tcW w:type="dxa" w:w="2160"/>
-          </w:tcPr>
-          <w:p>
-            <w:r>
-              <w:t>2026-11-22</w:t>
-            </w:r>
-          </w:p>
-        </w:tc>
-      </w:tr>
-      <w:tr>
-        <w:tc>
-          <w:tcPr>
-            <w:tcW w:type="dxa" w:w="2160"/>
-          </w:tcPr>
-          <w:p>
-            <w:r>
-              <w:t>H6</w:t>
-            </w:r>
-          </w:p>
-        </w:tc>
-        <w:tc>
-          <w:tcPr>
-            <w:tcW w:type="dxa" w:w="2160"/>
-          </w:tcPr>
-          <w:p>
-            <w:r>
-              <w:t>Pruebas de validación concluidas y documentación entregada</w:t>
-            </w:r>
-          </w:p>
-        </w:tc>
-        <w:tc>
-          <w:tcPr>
-            <w:tcW w:type="dxa" w:w="2160"/>
-          </w:tcPr>
-          <w:p>
-            <w:r>
-              <w:t>17</w:t>
-            </w:r>
-          </w:p>
-        </w:tc>
-        <w:tc>
-          <w:tcPr>
-            <w:tcW w:type="dxa" w:w="2160"/>
-          </w:tcPr>
-          <w:p>
-            <w:r>
-              <w:t>2026-12-06</w:t>
-            </w:r>
-          </w:p>
-        </w:tc>
-      </w:tr>
-    </w:tbl>
-    <w:p/>
-    <w:p>
-      <w:r>
-        <w:br w:type="page"/>
-      </w:r>
-    </w:p>
-    <w:p>
-      <w:pPr>
-        <w:pStyle w:val="Heading1"/>
-      </w:pPr>
-      <w:r>
-        <w:t>7. Restricciones</w:t>
-      </w:r>
-    </w:p>
-    <w:tbl>
-      <w:tblPr>
-        <w:tblStyle w:val="LightGrid-Accent1"/>
-        <w:tblW w:type="auto" w:w="0"/>
-        <w:tblLook w:firstColumn="1" w:firstRow="1" w:lastColumn="0" w:lastRow="0" w:noHBand="0" w:noVBand="1" w:val="04A0"/>
-      </w:tblPr>
-      <w:tblGrid>
-        <w:gridCol w:w="2880"/>
-        <w:gridCol w:w="2880"/>
-        <w:gridCol w:w="2880"/>
-      </w:tblGrid>
-      <w:tr>
-        <w:tc>
-          <w:tcPr>
-            <w:tcW w:type="dxa" w:w="2880"/>
-          </w:tcPr>
-          <w:p>
-            <w:r>
-              <w:rPr>
-                <w:b/>
-              </w:rPr>
-              <w:t>#</w:t>
-            </w:r>
-          </w:p>
-        </w:tc>
-        <w:tc>
-          <w:tcPr>
-            <w:tcW w:type="dxa" w:w="2880"/>
-          </w:tcPr>
-          <w:p>
-            <w:r>
-              <w:rPr>
-                <w:b/>
-              </w:rPr>
-              <w:t>Restricción</w:t>
-            </w:r>
-          </w:p>
-        </w:tc>
-        <w:tc>
-          <w:tcPr>
-            <w:tcW w:type="dxa" w:w="2880"/>
-          </w:tcPr>
-          <w:p>
-            <w:r>
-              <w:rPr>
-                <w:b/>
-              </w:rPr>
-              <w:t>Implicación</w:t>
-            </w:r>
-          </w:p>
-        </w:tc>
-      </w:tr>
-      <w:tr>
-        <w:tc>
-          <w:tcPr>
-            <w:tcW w:type="dxa" w:w="2880"/>
-          </w:tcPr>
-          <w:p>
-            <w:r>
-              <w:t>RE1</w:t>
-            </w:r>
-          </w:p>
-        </w:tc>
-        <w:tc>
-          <w:tcPr>
-            <w:tcW w:type="dxa" w:w="2880"/>
-          </w:tcPr>
-          <w:p>
-            <w:r>
-              <w:rPr>
-                <w:b/>
-              </w:rPr>
-              <w:t>Costo de manufactura bajo</w:t>
-            </w:r>
-          </w:p>
-        </w:tc>
-        <w:tc>
-          <w:tcPr>
-            <w:tcW w:type="dxa" w:w="2880"/>
-          </w:tcPr>
-          <w:p>
-            <w:r>
-              <w:t>Materiales y procesos funcionales y accesibles; cada selección se justifica contra la alternativa comercial</w:t>
-            </w:r>
-          </w:p>
-        </w:tc>
-      </w:tr>
-      <w:tr>
-        <w:tc>
-          <w:tcPr>
-            <w:tcW w:type="dxa" w:w="2880"/>
-          </w:tcPr>
-          <w:p>
-            <w:r>
-              <w:t>RE2</w:t>
-            </w:r>
-          </w:p>
-        </w:tc>
-        <w:tc>
-          <w:tcPr>
-            <w:tcW w:type="dxa" w:w="2880"/>
-          </w:tcPr>
-          <w:p>
-            <w:r>
-              <w:rPr>
-                <w:b/>
-              </w:rPr>
-              <w:t>Precisión de posicionamiento del AGV</w:t>
-            </w:r>
-            <w:r>
-              <w:t xml:space="preserve"> en la estación final</w:t>
-            </w:r>
-          </w:p>
-        </w:tc>
-        <w:tc>
-          <w:tcPr>
-            <w:tcW w:type="dxa" w:w="2880"/>
-          </w:tcPr>
-          <w:p>
-            <w:r>
-              <w:t xml:space="preserve">⬜ </w:t>
-            </w:r>
-            <w:r>
-              <w:rPr>
-                <w:i/>
-              </w:rPr>
-              <w:t>tolerancia por definir</w:t>
-            </w:r>
-            <w:r>
-              <w:t xml:space="preserve"> — determina si basta la odometría o se requiere referencia visual en el acoplamiento</w:t>
-            </w:r>
-          </w:p>
-        </w:tc>
-      </w:tr>
-      <w:tr>
-        <w:tc>
-          <w:tcPr>
-            <w:tcW w:type="dxa" w:w="2880"/>
-          </w:tcPr>
-          <w:p>
-            <w:r>
-              <w:t>RE3</w:t>
-            </w:r>
-          </w:p>
-        </w:tc>
-        <w:tc>
-          <w:tcPr>
-            <w:tcW w:type="dxa" w:w="2880"/>
-          </w:tcPr>
-          <w:p>
-            <w:r>
-              <w:rPr>
-                <w:b/>
-              </w:rPr>
-              <w:t>Verificación por visión antes del maquinado</w:t>
-            </w:r>
-          </w:p>
-        </w:tc>
-        <w:tc>
-          <w:tcPr>
-            <w:tcW w:type="dxa" w:w="2880"/>
-          </w:tcPr>
-          <w:p>
-            <w:r>
-              <w:t>Ninguna pieza avanza sin dictamen de colocación correcta</w:t>
-            </w:r>
-          </w:p>
-        </w:tc>
-      </w:tr>
-      <w:tr>
-        <w:tc>
-          <w:tcPr>
-            <w:tcW w:type="dxa" w:w="2880"/>
-          </w:tcPr>
-          <w:p>
-            <w:r>
-              <w:t>RE4</w:t>
-            </w:r>
-          </w:p>
-        </w:tc>
-        <w:tc>
-          <w:tcPr>
-            <w:tcW w:type="dxa" w:w="2880"/>
-          </w:tcPr>
-          <w:p>
-            <w:r>
-              <w:t>Duración de 18 semanas improrrogables</w:t>
-            </w:r>
-          </w:p>
-        </w:tc>
-        <w:tc>
-          <w:tcPr>
-            <w:tcW w:type="dxa" w:w="2880"/>
-          </w:tcPr>
-          <w:p>
-            <w:r>
-              <w:t>El calendario académico no admite extensión</w:t>
-            </w:r>
-          </w:p>
-        </w:tc>
-      </w:tr>
-      <w:tr>
-        <w:tc>
-          <w:tcPr>
-            <w:tcW w:type="dxa" w:w="2880"/>
-          </w:tcPr>
-          <w:p>
-            <w:r>
-              <w:t>RE5</w:t>
-            </w:r>
-          </w:p>
-        </w:tc>
-        <w:tc>
-          <w:tcPr>
-            <w:tcW w:type="dxa" w:w="2880"/>
-          </w:tcPr>
-          <w:p>
-            <w:r>
-              <w:t>El NXP S32K312 no ejecuta ROS 2</w:t>
-            </w:r>
-          </w:p>
-        </w:tc>
-        <w:tc>
-          <w:tcPr>
-            <w:tcW w:type="dxa" w:w="2880"/>
-          </w:tcPr>
-          <w:p>
-            <w:r>
-              <w:t>Se requiere una SBC con Linux como cómputo supervisor</w:t>
-            </w:r>
-          </w:p>
-        </w:tc>
-      </w:tr>
-      <w:tr>
-        <w:tc>
-          <w:tcPr>
-            <w:tcW w:type="dxa" w:w="2880"/>
-          </w:tcPr>
-          <w:p>
-            <w:r>
-              <w:t>RE6</w:t>
-            </w:r>
-          </w:p>
-        </w:tc>
-        <w:tc>
-          <w:tcPr>
-            <w:tcW w:type="dxa" w:w="2880"/>
-          </w:tcPr>
-          <w:p>
-            <w:r>
-              <w:t>Acceso a la máquina CNC sujeto a la programación del laboratorio</w:t>
-            </w:r>
-          </w:p>
-        </w:tc>
-        <w:tc>
-          <w:tcPr>
-            <w:tcW w:type="dxa" w:w="2880"/>
-          </w:tcPr>
-          <w:p>
-            <w:r>
-              <w:t>No está bajo control del equipo</w:t>
-            </w:r>
-          </w:p>
-        </w:tc>
-      </w:tr>
-      <w:tr>
-        <w:tc>
-          <w:tcPr>
-            <w:tcW w:type="dxa" w:w="2880"/>
-          </w:tcPr>
-          <w:p>
-            <w:r>
-              <w:t>RE7</w:t>
-            </w:r>
-          </w:p>
-        </w:tc>
-        <w:tc>
-          <w:tcPr>
-            <w:tcW w:type="dxa" w:w="2880"/>
-          </w:tcPr>
-          <w:p>
-            <w:r>
-              <w:t>Normativa de seguridad aplicable</w:t>
-            </w:r>
-          </w:p>
-        </w:tc>
-        <w:tc>
-          <w:tcPr>
-            <w:tcW w:type="dxa" w:w="2880"/>
-          </w:tcPr>
-          <w:p>
-            <w:r>
-              <w:t xml:space="preserve">⬜ </w:t>
-            </w:r>
-            <w:r>
-              <w:rPr>
-                <w:i/>
-              </w:rPr>
-              <w:t>por confirmar cuál</w:t>
-            </w:r>
-          </w:p>
-        </w:tc>
-      </w:tr>
-    </w:tbl>
-    <w:p/>
-    <w:p>
-      <w:r>
-        <w:br w:type="page"/>
-      </w:r>
-    </w:p>
-    <w:p>
-      <w:pPr>
-        <w:pStyle w:val="Heading1"/>
-      </w:pPr>
-      <w:r>
-        <w:t>8. Supuestos y Dependencias</w:t>
-      </w:r>
-    </w:p>
-    <w:p>
-      <w:pPr>
-        <w:pStyle w:val="Heading2"/>
-      </w:pPr>
-      <w:r>
-        <w:t>8.1 Supuestos</w:t>
-      </w:r>
-    </w:p>
-    <w:p>
-      <w:pPr>
-        <w:pStyle w:val="ListNumber"/>
-      </w:pPr>
-      <w:r>
-        <w:t>El equipo docente entrega el riel lineal, el LiDAR, el módulo de E/S Ethernet, el balero de rodillos cruzados y el motorreductor en tiempo para la fase de fabricación.</w:t>
-      </w:r>
-    </w:p>
-    <w:p>
-      <w:pPr>
-        <w:pStyle w:val="ListNumber"/>
-      </w:pPr>
-      <w:r>
-        <w:t>Cada integrante dedica al menos 12 h/semana al proyecto.</w:t>
-      </w:r>
-    </w:p>
-    <w:p>
-      <w:pPr>
-        <w:pStyle w:val="ListNumber"/>
-      </w:pPr>
-      <w:r>
-        <w:t>Se dispone de un cobot industrial para montar sobre el riel lineal, ya sea en préstamo o por adquisición.</w:t>
-      </w:r>
-    </w:p>
-    <w:p>
-      <w:pPr>
-        <w:pStyle w:val="ListNumber"/>
-      </w:pPr>
-      <w:r>
-        <w:t>El área de operación tiene piso plano y continuo, apto para la tracción del AGV.</w:t>
-      </w:r>
-    </w:p>
-    <w:p>
-      <w:pPr>
-        <w:pStyle w:val="ListNumber"/>
-      </w:pPr>
-      <w:r>
-        <w:t>Los precios del catálogo se mantienen dentro de un margen del 15 % al cotizar.</w:t>
-      </w:r>
-    </w:p>
-    <w:p>
-      <w:pPr>
-        <w:pStyle w:val="ListNumber"/>
-      </w:pPr>
-      <w:r>
-        <w:t>Existe acceso a taller y herramienta para fabricar el chasis y el manipulador de 4 GDL.</w:t>
-      </w:r>
-    </w:p>
-    <w:p>
-      <w:pPr>
-        <w:pStyle w:val="Heading2"/>
-      </w:pPr>
-      <w:r>
-        <w:t>8.2 Dependencias</w:t>
-      </w:r>
-    </w:p>
-    <w:p>
-      <w:pPr>
-        <w:pStyle w:val="ListBullet"/>
-      </w:pPr>
-      <w:r>
-        <w:t>La fabricación del chasis depende de la recepción del perfil de aluminio y de las ruedas.</w:t>
-      </w:r>
-    </w:p>
-    <w:p>
-      <w:pPr>
-        <w:pStyle w:val="ListBullet"/>
-      </w:pPr>
-      <w:r>
-        <w:t>La navegación autónoma depende del cómputo supervisor y del LiDAR.</w:t>
-      </w:r>
-    </w:p>
-    <w:p>
-      <w:pPr>
-        <w:pStyle w:val="ListBullet"/>
-      </w:pPr>
-      <w:r>
-        <w:t xml:space="preserve">El diseño del efector y del fixture depende de conocer la </w:t>
-      </w:r>
-      <w:r>
-        <w:rPr>
-          <w:b/>
-        </w:rPr>
-        <w:t>pieza real</w:t>
-      </w:r>
-      <w:r>
-        <w:t xml:space="preserve"> a manipular. ⬜ </w:t>
+        <w:t xml:space="preserve">Contacto: ⬜ </w:t>
       </w:r>
       <w:r>
         <w:rPr>
@@ -4912,10 +77,49 @@
     </w:p>
     <w:p>
       <w:pPr>
-        <w:pStyle w:val="ListBullet"/>
+        <w:pStyle w:val="Heading2"/>
       </w:pPr>
       <w:r>
-        <w:t>La integración de la celda depende del acceso a la máquina CNC y del cobot sobre el riel.</w:t>
+        <w:t>Duración del proyecto</w:t>
+      </w:r>
+    </w:p>
+    <w:p>
+      <w:r>
+        <w:t>18 semanas</w:t>
+      </w:r>
+    </w:p>
+    <w:p>
+      <w:pPr>
+        <w:pStyle w:val="Heading2"/>
+      </w:pPr>
+      <w:r>
+        <w:t>Problemática</w:t>
+      </w:r>
+    </w:p>
+    <w:p>
+      <w:r>
+        <w:t>En los talleres de manufactura, la carga y descarga de piezas en máquinas CNC normalmente requiere la intervención de un operador. Esto genera tiempos improductivos, aumenta la dependencia de trabajo manual y limita la automatización del proceso. Las soluciones comerciales de automatización mediante AGV y robots industriales suelen tener costos elevados, por lo tanto se propone desarrollar una celda automatizada de bajo costo que permita transportar, cargar, verificar y retirar piezas de un lugar especificado.</w:t>
+      </w:r>
+    </w:p>
+    <w:p>
+      <w:pPr>
+        <w:pStyle w:val="Heading2"/>
+      </w:pPr>
+      <w:r>
+        <w:t>Objetivo general</w:t>
+      </w:r>
+    </w:p>
+    <w:p>
+      <w:r>
+        <w:t>Diseñar, integrar y validar una celda ciberfísica de manufactura que automatice el traslado, manipulación e inspección de material previamente cortado desde el área de preparación hasta una máquina CNC, mediante un MoMa con un manipulador de 4 GDL, un cobot industrial sobre riel lineal, sistemas de visión e integración digital.</w:t>
+      </w:r>
+    </w:p>
+    <w:p>
+      <w:pPr>
+        <w:pStyle w:val="Heading2"/>
+      </w:pPr>
+      <w:r>
+        <w:t>Objetivos específicos</w:t>
       </w:r>
     </w:p>
     <w:p>
@@ -4923,1432 +127,39 @@
         <w:pStyle w:val="ListBullet"/>
       </w:pPr>
       <w:r>
-        <w:t>El manipulador de 4 GDL depende del presupuesto de actuadores, todavía sin cotizar.</w:t>
-      </w:r>
-    </w:p>
-    <w:p>
-      <w:r>
-        <w:br w:type="page"/>
+        <w:t>Diseñar y fabricar un AGV capaz de transportar las piezas dentro del taller o laboratorio.</w:t>
       </w:r>
     </w:p>
     <w:p>
       <w:pPr>
-        <w:pStyle w:val="Heading1"/>
+        <w:pStyle w:val="ListBullet"/>
       </w:pPr>
       <w:r>
-        <w:t>9. Riesgos</w:t>
-      </w:r>
-    </w:p>
-    <w:p>
-      <w:r>
-        <w:t>Escala de probabilidad e impacto: Baja / Media / Alta.</w:t>
-      </w:r>
-    </w:p>
-    <w:tbl>
-      <w:tblPr>
-        <w:tblStyle w:val="LightGrid-Accent1"/>
-        <w:tblW w:type="auto" w:w="0"/>
-        <w:tblLook w:firstColumn="1" w:firstRow="1" w:lastColumn="0" w:lastRow="0" w:noHBand="0" w:noVBand="1" w:val="04A0"/>
-      </w:tblPr>
-      <w:tblGrid>
-        <w:gridCol w:w="1440"/>
-        <w:gridCol w:w="1440"/>
-        <w:gridCol w:w="1440"/>
-        <w:gridCol w:w="1440"/>
-        <w:gridCol w:w="1440"/>
-        <w:gridCol w:w="1440"/>
-      </w:tblGrid>
-      <w:tr>
-        <w:tc>
-          <w:tcPr>
-            <w:tcW w:type="dxa" w:w="1440"/>
-          </w:tcPr>
-          <w:p>
-            <w:r>
-              <w:rPr>
-                <w:b/>
-              </w:rPr>
-              <w:t>#</w:t>
-            </w:r>
-          </w:p>
-        </w:tc>
-        <w:tc>
-          <w:tcPr>
-            <w:tcW w:type="dxa" w:w="1440"/>
-          </w:tcPr>
-          <w:p>
-            <w:r>
-              <w:rPr>
-                <w:b/>
-              </w:rPr>
-              <w:t>Riesgo</w:t>
-            </w:r>
-          </w:p>
-        </w:tc>
-        <w:tc>
-          <w:tcPr>
-            <w:tcW w:type="dxa" w:w="1440"/>
-          </w:tcPr>
-          <w:p>
-            <w:r>
-              <w:rPr>
-                <w:b/>
-              </w:rPr>
-              <w:t>Prob.</w:t>
-            </w:r>
-          </w:p>
-        </w:tc>
-        <w:tc>
-          <w:tcPr>
-            <w:tcW w:type="dxa" w:w="1440"/>
-          </w:tcPr>
-          <w:p>
-            <w:r>
-              <w:rPr>
-                <w:b/>
-              </w:rPr>
-              <w:t>Impacto</w:t>
-            </w:r>
-          </w:p>
-        </w:tc>
-        <w:tc>
-          <w:tcPr>
-            <w:tcW w:type="dxa" w:w="1440"/>
-          </w:tcPr>
-          <w:p>
-            <w:r>
-              <w:rPr>
-                <w:b/>
-              </w:rPr>
-              <w:t>Exposición</w:t>
-            </w:r>
-          </w:p>
-        </w:tc>
-        <w:tc>
-          <w:tcPr>
-            <w:tcW w:type="dxa" w:w="1440"/>
-          </w:tcPr>
-          <w:p>
-            <w:r>
-              <w:rPr>
-                <w:b/>
-              </w:rPr>
-              <w:t>Respuesta</w:t>
-            </w:r>
-          </w:p>
-        </w:tc>
-      </w:tr>
-      <w:tr>
-        <w:tc>
-          <w:tcPr>
-            <w:tcW w:type="dxa" w:w="1440"/>
-          </w:tcPr>
-          <w:p>
-            <w:r>
-              <w:t>R1</w:t>
-            </w:r>
-          </w:p>
-        </w:tc>
-        <w:tc>
-          <w:tcPr>
-            <w:tcW w:type="dxa" w:w="1440"/>
-          </w:tcPr>
-          <w:p>
-            <w:r>
-              <w:rPr>
-                <w:b/>
-              </w:rPr>
-              <w:t>Fabricar el manipulador de 4 GDL consume el semestre.</w:t>
-            </w:r>
-            <w:r>
-              <w:t xml:space="preserve"> Diseñar, maquinar, ensamblar y controlar un brazo propio es un proyecto completo por sí mismo</w:t>
-            </w:r>
-          </w:p>
-        </w:tc>
-        <w:tc>
-          <w:tcPr>
-            <w:tcW w:type="dxa" w:w="1440"/>
-          </w:tcPr>
-          <w:p>
-            <w:r>
-              <w:t>Alta</w:t>
-            </w:r>
-          </w:p>
-        </w:tc>
-        <w:tc>
-          <w:tcPr>
-            <w:tcW w:type="dxa" w:w="1440"/>
-          </w:tcPr>
-          <w:p>
-            <w:r>
-              <w:t>Crítico</w:t>
-            </w:r>
-          </w:p>
-        </w:tc>
-        <w:tc>
-          <w:tcPr>
-            <w:tcW w:type="dxa" w:w="1440"/>
-          </w:tcPr>
-          <w:p>
-            <w:r>
-              <w:rPr>
-                <w:b/>
-              </w:rPr>
-              <w:t>Muy alta</w:t>
-            </w:r>
-          </w:p>
-        </w:tc>
-        <w:tc>
-          <w:tcPr>
-            <w:tcW w:type="dxa" w:w="1440"/>
-          </w:tcPr>
-          <w:p>
-            <w:r>
-              <w:rPr>
-                <w:b/>
-              </w:rPr>
-              <w:t>Mitigar:</w:t>
-            </w:r>
-            <w:r>
-              <w:t xml:space="preserve"> congelar el diseño del brazo en la semana 7 sin excepción. </w:t>
-            </w:r>
-            <w:r>
-              <w:rPr>
-                <w:b/>
-              </w:rPr>
-              <w:t>Contingencia:</w:t>
-            </w:r>
-            <w:r>
-              <w:t xml:space="preserve"> reducir a 3 GDL o adquirir un brazo educativo comercial</w:t>
-            </w:r>
-          </w:p>
-        </w:tc>
-      </w:tr>
-      <w:tr>
-        <w:tc>
-          <w:tcPr>
-            <w:tcW w:type="dxa" w:w="1440"/>
-          </w:tcPr>
-          <w:p>
-            <w:r>
-              <w:t>R2</w:t>
-            </w:r>
-          </w:p>
-        </w:tc>
-        <w:tc>
-          <w:tcPr>
-            <w:tcW w:type="dxa" w:w="1440"/>
-          </w:tcPr>
-          <w:p>
-            <w:r>
-              <w:rPr>
-                <w:b/>
-              </w:rPr>
-              <w:t>El cobot del riel no está disponible</w:t>
-            </w:r>
-            <w:r>
-              <w:t xml:space="preserve"> cuando toca la fase 5</w:t>
-            </w:r>
-          </w:p>
-        </w:tc>
-        <w:tc>
-          <w:tcPr>
-            <w:tcW w:type="dxa" w:w="1440"/>
-          </w:tcPr>
-          <w:p>
-            <w:r>
-              <w:t>Media</w:t>
-            </w:r>
-          </w:p>
-        </w:tc>
-        <w:tc>
-          <w:tcPr>
-            <w:tcW w:type="dxa" w:w="1440"/>
-          </w:tcPr>
-          <w:p>
-            <w:r>
-              <w:t>Crítico</w:t>
-            </w:r>
-          </w:p>
-        </w:tc>
-        <w:tc>
-          <w:tcPr>
-            <w:tcW w:type="dxa" w:w="1440"/>
-          </w:tcPr>
-          <w:p>
-            <w:r>
-              <w:t>Alta</w:t>
-            </w:r>
-          </w:p>
-        </w:tc>
-        <w:tc>
-          <w:tcPr>
-            <w:tcW w:type="dxa" w:w="1440"/>
-          </w:tcPr>
-          <w:p>
-            <w:r>
-              <w:rPr>
-                <w:b/>
-              </w:rPr>
-              <w:t>Mitigar:</w:t>
-            </w:r>
-            <w:r>
-              <w:t xml:space="preserve"> confirmar modelo y fecha con el Socio Formador de inmediato. </w:t>
-            </w:r>
-            <w:r>
-              <w:rPr>
-                <w:b/>
-              </w:rPr>
-              <w:t>Contingencia:</w:t>
-            </w:r>
-            <w:r>
-              <w:t xml:space="preserve"> demostrar la transferencia con el manipulador del MoMa</w:t>
-            </w:r>
-          </w:p>
-        </w:tc>
-      </w:tr>
-      <w:tr>
-        <w:tc>
-          <w:tcPr>
-            <w:tcW w:type="dxa" w:w="1440"/>
-          </w:tcPr>
-          <w:p>
-            <w:r>
-              <w:t>R3</w:t>
-            </w:r>
-          </w:p>
-        </w:tc>
-        <w:tc>
-          <w:tcPr>
-            <w:tcW w:type="dxa" w:w="1440"/>
-          </w:tcPr>
-          <w:p>
-            <w:r>
-              <w:rPr>
-                <w:b/>
-              </w:rPr>
-              <w:t>El cómputo supervisor o la batería no llegan</w:t>
-            </w:r>
-            <w:r>
-              <w:t xml:space="preserve"> — 5 semanas de lead time</w:t>
-            </w:r>
-          </w:p>
-        </w:tc>
-        <w:tc>
-          <w:tcPr>
-            <w:tcW w:type="dxa" w:w="1440"/>
-          </w:tcPr>
-          <w:p>
-            <w:r>
-              <w:t>Media</w:t>
-            </w:r>
-          </w:p>
-        </w:tc>
-        <w:tc>
-          <w:tcPr>
-            <w:tcW w:type="dxa" w:w="1440"/>
-          </w:tcPr>
-          <w:p>
-            <w:r>
-              <w:t>Crítico</w:t>
-            </w:r>
-          </w:p>
-        </w:tc>
-        <w:tc>
-          <w:tcPr>
-            <w:tcW w:type="dxa" w:w="1440"/>
-          </w:tcPr>
-          <w:p>
-            <w:r>
-              <w:t>Alta</w:t>
-            </w:r>
-          </w:p>
-        </w:tc>
-        <w:tc>
-          <w:tcPr>
-            <w:tcW w:type="dxa" w:w="1440"/>
-          </w:tcPr>
-          <w:p>
-            <w:r>
-              <w:rPr>
-                <w:b/>
-              </w:rPr>
-              <w:t>Mitigar:</w:t>
-            </w:r>
-            <w:r>
-              <w:t xml:space="preserve"> emitir órdenes antes del 29-sep. </w:t>
-            </w:r>
-            <w:r>
-              <w:rPr>
-                <w:b/>
-              </w:rPr>
-              <w:t>Contingencia:</w:t>
-            </w:r>
-            <w:r>
-              <w:t xml:space="preserve"> desarrollar navegación en simulación mientras llegan</w:t>
-            </w:r>
-          </w:p>
-        </w:tc>
-      </w:tr>
-      <w:tr>
-        <w:tc>
-          <w:tcPr>
-            <w:tcW w:type="dxa" w:w="1440"/>
-          </w:tcPr>
-          <w:p>
-            <w:r>
-              <w:t>R4</w:t>
-            </w:r>
-          </w:p>
-        </w:tc>
-        <w:tc>
-          <w:tcPr>
-            <w:tcW w:type="dxa" w:w="1440"/>
-          </w:tcPr>
-          <w:p>
-            <w:r>
-              <w:rPr>
-                <w:b/>
-              </w:rPr>
-              <w:t>Sin acceso a la máquina CNC</w:t>
-            </w:r>
-            <w:r>
-              <w:t xml:space="preserve"> en la ventana de integración</w:t>
-            </w:r>
-          </w:p>
-        </w:tc>
-        <w:tc>
-          <w:tcPr>
-            <w:tcW w:type="dxa" w:w="1440"/>
-          </w:tcPr>
-          <w:p>
-            <w:r>
-              <w:t>Media</w:t>
-            </w:r>
-          </w:p>
-        </w:tc>
-        <w:tc>
-          <w:tcPr>
-            <w:tcW w:type="dxa" w:w="1440"/>
-          </w:tcPr>
-          <w:p>
-            <w:r>
-              <w:t>Alto</w:t>
-            </w:r>
-          </w:p>
-        </w:tc>
-        <w:tc>
-          <w:tcPr>
-            <w:tcW w:type="dxa" w:w="1440"/>
-          </w:tcPr>
-          <w:p>
-            <w:r>
-              <w:t>Alta</w:t>
-            </w:r>
-          </w:p>
-        </w:tc>
-        <w:tc>
-          <w:tcPr>
-            <w:tcW w:type="dxa" w:w="1440"/>
-          </w:tcPr>
-          <w:p>
-            <w:r>
-              <w:rPr>
-                <w:b/>
-              </w:rPr>
-              <w:t>Mitigar:</w:t>
-            </w:r>
-            <w:r>
-              <w:t xml:space="preserve"> reservar la ventana desde ahora. </w:t>
-            </w:r>
-            <w:r>
-              <w:rPr>
-                <w:b/>
-              </w:rPr>
-              <w:t>Contingencia:</w:t>
-            </w:r>
-            <w:r>
-              <w:t xml:space="preserve"> integrar contra una máquina simulada</w:t>
-            </w:r>
-          </w:p>
-        </w:tc>
-      </w:tr>
-      <w:tr>
-        <w:tc>
-          <w:tcPr>
-            <w:tcW w:type="dxa" w:w="1440"/>
-          </w:tcPr>
-          <w:p>
-            <w:r>
-              <w:t>R5</w:t>
-            </w:r>
-          </w:p>
-        </w:tc>
-        <w:tc>
-          <w:tcPr>
-            <w:tcW w:type="dxa" w:w="1440"/>
-          </w:tcPr>
-          <w:p>
-            <w:r>
-              <w:rPr>
-                <w:b/>
-              </w:rPr>
-              <w:t>El peso del manipulador desestabiliza el AGV.</w:t>
-            </w:r>
-            <w:r>
-              <w:t xml:space="preserve"> Montar un brazo sobre la plataforma sube el centro de gravedad y el par de vuelco al extender</w:t>
-            </w:r>
-          </w:p>
-        </w:tc>
-        <w:tc>
-          <w:tcPr>
-            <w:tcW w:type="dxa" w:w="1440"/>
-          </w:tcPr>
-          <w:p>
-            <w:r>
-              <w:t>Media</w:t>
-            </w:r>
-          </w:p>
-        </w:tc>
-        <w:tc>
-          <w:tcPr>
-            <w:tcW w:type="dxa" w:w="1440"/>
-          </w:tcPr>
-          <w:p>
-            <w:r>
-              <w:t>Alto</w:t>
-            </w:r>
-          </w:p>
-        </w:tc>
-        <w:tc>
-          <w:tcPr>
-            <w:tcW w:type="dxa" w:w="1440"/>
-          </w:tcPr>
-          <w:p>
-            <w:r>
-              <w:t>Alta</w:t>
-            </w:r>
-          </w:p>
-        </w:tc>
-        <w:tc>
-          <w:tcPr>
-            <w:tcW w:type="dxa" w:w="1440"/>
-          </w:tcPr>
-          <w:p>
-            <w:r>
-              <w:rPr>
-                <w:b/>
-              </w:rPr>
-              <w:t>Mitigar:</w:t>
-            </w:r>
-            <w:r>
-              <w:t xml:space="preserve"> análisis de estabilidad antes de fabricar; limitar velocidad con el brazo extendido. </w:t>
-            </w:r>
-            <w:r>
-              <w:rPr>
-                <w:b/>
-              </w:rPr>
-              <w:t>Contingencia:</w:t>
-            </w:r>
-            <w:r>
-              <w:t xml:space="preserve"> contrapeso o ampliación de la base</w:t>
-            </w:r>
-          </w:p>
-        </w:tc>
-      </w:tr>
-      <w:tr>
-        <w:tc>
-          <w:tcPr>
-            <w:tcW w:type="dxa" w:w="1440"/>
-          </w:tcPr>
-          <w:p>
-            <w:r>
-              <w:t>R6</w:t>
-            </w:r>
-          </w:p>
-        </w:tc>
-        <w:tc>
-          <w:tcPr>
-            <w:tcW w:type="dxa" w:w="1440"/>
-          </w:tcPr>
-          <w:p>
-            <w:r>
-              <w:rPr>
-                <w:b/>
-              </w:rPr>
-              <w:t>La precisión de posicionamiento del AGV no basta</w:t>
-            </w:r>
-            <w:r>
-              <w:t xml:space="preserve"> para que el manipulador tome la pieza</w:t>
-            </w:r>
-          </w:p>
-        </w:tc>
-        <w:tc>
-          <w:tcPr>
-            <w:tcW w:type="dxa" w:w="1440"/>
-          </w:tcPr>
-          <w:p>
-            <w:r>
-              <w:t>Media</w:t>
-            </w:r>
-          </w:p>
-        </w:tc>
-        <w:tc>
-          <w:tcPr>
-            <w:tcW w:type="dxa" w:w="1440"/>
-          </w:tcPr>
-          <w:p>
-            <w:r>
-              <w:t>Alto</w:t>
-            </w:r>
-          </w:p>
-        </w:tc>
-        <w:tc>
-          <w:tcPr>
-            <w:tcW w:type="dxa" w:w="1440"/>
-          </w:tcPr>
-          <w:p>
-            <w:r>
-              <w:t>Alta</w:t>
-            </w:r>
-          </w:p>
-        </w:tc>
-        <w:tc>
-          <w:tcPr>
-            <w:tcW w:type="dxa" w:w="1440"/>
-          </w:tcPr>
-          <w:p>
-            <w:r>
-              <w:rPr>
-                <w:b/>
-              </w:rPr>
-              <w:t>Mitigar:</w:t>
-            </w:r>
-            <w:r>
-              <w:t xml:space="preserve"> definir la tolerancia en la semana 2 y diseñar hacia ella. </w:t>
-            </w:r>
-            <w:r>
-              <w:rPr>
-                <w:b/>
-              </w:rPr>
-              <w:t>Contingencia:</w:t>
-            </w:r>
-            <w:r>
-              <w:t xml:space="preserve"> corrección fina por visión en el acoplamiento</w:t>
-            </w:r>
-          </w:p>
-        </w:tc>
-      </w:tr>
-      <w:tr>
-        <w:tc>
-          <w:tcPr>
-            <w:tcW w:type="dxa" w:w="1440"/>
-          </w:tcPr>
-          <w:p>
-            <w:r>
-              <w:t>R7</w:t>
-            </w:r>
-          </w:p>
-        </w:tc>
-        <w:tc>
-          <w:tcPr>
-            <w:tcW w:type="dxa" w:w="1440"/>
-          </w:tcPr>
-          <w:p>
-            <w:r>
-              <w:rPr>
-                <w:b/>
-              </w:rPr>
-              <w:t>La restricción de bajo costo choca con la precisión requerida.</w:t>
-            </w:r>
-            <w:r>
-              <w:t xml:space="preserve"> Los componentes accesibles tienen más juego mecánico y menos repetibilidad</w:t>
-            </w:r>
-          </w:p>
-        </w:tc>
-        <w:tc>
-          <w:tcPr>
-            <w:tcW w:type="dxa" w:w="1440"/>
-          </w:tcPr>
-          <w:p>
-            <w:r>
-              <w:t>Media</w:t>
-            </w:r>
-          </w:p>
-        </w:tc>
-        <w:tc>
-          <w:tcPr>
-            <w:tcW w:type="dxa" w:w="1440"/>
-          </w:tcPr>
-          <w:p>
-            <w:r>
-              <w:t>Alto</w:t>
-            </w:r>
-          </w:p>
-        </w:tc>
-        <w:tc>
-          <w:tcPr>
-            <w:tcW w:type="dxa" w:w="1440"/>
-          </w:tcPr>
-          <w:p>
-            <w:r>
-              <w:t>Media</w:t>
-            </w:r>
-          </w:p>
-        </w:tc>
-        <w:tc>
-          <w:tcPr>
-            <w:tcW w:type="dxa" w:w="1440"/>
-          </w:tcPr>
-          <w:p>
-            <w:r>
-              <w:rPr>
-                <w:b/>
-              </w:rPr>
-              <w:t>Mitigar:</w:t>
-            </w:r>
-            <w:r>
-              <w:t xml:space="preserve"> compensar en software con realimentación visual antes que con hardware más caro</w:t>
-            </w:r>
-          </w:p>
-        </w:tc>
-      </w:tr>
-      <w:tr>
-        <w:tc>
-          <w:tcPr>
-            <w:tcW w:type="dxa" w:w="1440"/>
-          </w:tcPr>
-          <w:p>
-            <w:r>
-              <w:t>R8</w:t>
-            </w:r>
-          </w:p>
-        </w:tc>
-        <w:tc>
-          <w:tcPr>
-            <w:tcW w:type="dxa" w:w="1440"/>
-          </w:tcPr>
-          <w:p>
-            <w:r>
-              <w:rPr>
-                <w:b/>
-              </w:rPr>
-              <w:t>El consumo del manipulador reduce la autonomía</w:t>
-            </w:r>
-            <w:r>
-              <w:t xml:space="preserve"> del AGV por debajo de lo necesario para un ciclo completo</w:t>
-            </w:r>
-          </w:p>
-        </w:tc>
-        <w:tc>
-          <w:tcPr>
-            <w:tcW w:type="dxa" w:w="1440"/>
-          </w:tcPr>
-          <w:p>
-            <w:r>
-              <w:t>Media</w:t>
-            </w:r>
-          </w:p>
-        </w:tc>
-        <w:tc>
-          <w:tcPr>
-            <w:tcW w:type="dxa" w:w="1440"/>
-          </w:tcPr>
-          <w:p>
-            <w:r>
-              <w:t>Medio</w:t>
-            </w:r>
-          </w:p>
-        </w:tc>
-        <w:tc>
-          <w:tcPr>
-            <w:tcW w:type="dxa" w:w="1440"/>
-          </w:tcPr>
-          <w:p>
-            <w:r>
-              <w:t>Media</w:t>
-            </w:r>
-          </w:p>
-        </w:tc>
-        <w:tc>
-          <w:tcPr>
-            <w:tcW w:type="dxa" w:w="1440"/>
-          </w:tcPr>
-          <w:p>
-            <w:r>
-              <w:rPr>
-                <w:b/>
-              </w:rPr>
-              <w:t>Mitigar:</w:t>
-            </w:r>
-            <w:r>
-              <w:t xml:space="preserve"> presupuesto energético en el diseño eléctrico. </w:t>
-            </w:r>
-            <w:r>
-              <w:rPr>
-                <w:b/>
-              </w:rPr>
-              <w:t>Contingencia:</w:t>
-            </w:r>
-            <w:r>
-              <w:t xml:space="preserve"> ciclo con recarga intermedia</w:t>
-            </w:r>
-          </w:p>
-        </w:tc>
-      </w:tr>
-      <w:tr>
-        <w:tc>
-          <w:tcPr>
-            <w:tcW w:type="dxa" w:w="1440"/>
-          </w:tcPr>
-          <w:p>
-            <w:r>
-              <w:t>R9</w:t>
-            </w:r>
-          </w:p>
-        </w:tc>
-        <w:tc>
-          <w:tcPr>
-            <w:tcW w:type="dxa" w:w="1440"/>
-          </w:tcPr>
-          <w:p>
-            <w:r>
-              <w:rPr>
-                <w:b/>
-              </w:rPr>
-              <w:t>El S32K312 no sostiene el lazo</w:t>
-            </w:r>
-            <w:r>
-              <w:t xml:space="preserve"> de tracción y del manipulador a la vez</w:t>
-            </w:r>
-          </w:p>
-        </w:tc>
-        <w:tc>
-          <w:tcPr>
-            <w:tcW w:type="dxa" w:w="1440"/>
-          </w:tcPr>
-          <w:p>
-            <w:r>
-              <w:t>Media</w:t>
-            </w:r>
-          </w:p>
-        </w:tc>
-        <w:tc>
-          <w:tcPr>
-            <w:tcW w:type="dxa" w:w="1440"/>
-          </w:tcPr>
-          <w:p>
-            <w:r>
-              <w:t>Medio</w:t>
-            </w:r>
-          </w:p>
-        </w:tc>
-        <w:tc>
-          <w:tcPr>
-            <w:tcW w:type="dxa" w:w="1440"/>
-          </w:tcPr>
-          <w:p>
-            <w:r>
-              <w:t>Media</w:t>
-            </w:r>
-          </w:p>
-        </w:tc>
-        <w:tc>
-          <w:tcPr>
-            <w:tcW w:type="dxa" w:w="1440"/>
-          </w:tcPr>
-          <w:p>
-            <w:r>
-              <w:rPr>
-                <w:b/>
-              </w:rPr>
-              <w:t>Mitigar:</w:t>
-            </w:r>
-            <w:r>
-              <w:t xml:space="preserve"> medir la frecuencia de lazo en fase temprana. </w:t>
-            </w:r>
-            <w:r>
-              <w:rPr>
-                <w:b/>
-              </w:rPr>
-              <w:t>Contingencia:</w:t>
-            </w:r>
-            <w:r>
-              <w:t xml:space="preserve"> segundo MCU dedicado al brazo</w:t>
-            </w:r>
-          </w:p>
-        </w:tc>
-      </w:tr>
-      <w:tr>
-        <w:tc>
-          <w:tcPr>
-            <w:tcW w:type="dxa" w:w="1440"/>
-          </w:tcPr>
-          <w:p>
-            <w:r>
-              <w:t>R10</w:t>
-            </w:r>
-          </w:p>
-        </w:tc>
-        <w:tc>
-          <w:tcPr>
-            <w:tcW w:type="dxa" w:w="1440"/>
-          </w:tcPr>
-          <w:p>
-            <w:r>
-              <w:rPr>
-                <w:b/>
-              </w:rPr>
-              <w:t>Ciberseguridad tratada como accesorio</w:t>
-            </w:r>
-            <w:r>
-              <w:t xml:space="preserve"> y descubierta en la última semana</w:t>
-            </w:r>
-          </w:p>
-        </w:tc>
-        <w:tc>
-          <w:tcPr>
-            <w:tcW w:type="dxa" w:w="1440"/>
-          </w:tcPr>
-          <w:p>
-            <w:r>
-              <w:t>Alta</w:t>
-            </w:r>
-          </w:p>
-        </w:tc>
-        <w:tc>
-          <w:tcPr>
-            <w:tcW w:type="dxa" w:w="1440"/>
-          </w:tcPr>
-          <w:p>
-            <w:r>
-              <w:t>Medio</w:t>
-            </w:r>
-          </w:p>
-        </w:tc>
-        <w:tc>
-          <w:tcPr>
-            <w:tcW w:type="dxa" w:w="1440"/>
-          </w:tcPr>
-          <w:p>
-            <w:r>
-              <w:t>Alta</w:t>
-            </w:r>
-          </w:p>
-        </w:tc>
-        <w:tc>
-          <w:tcPr>
-            <w:tcW w:type="dxa" w:w="1440"/>
-          </w:tcPr>
-          <w:p>
-            <w:r>
-              <w:rPr>
-                <w:b/>
-              </w:rPr>
-              <w:t>Mitigar:</w:t>
-            </w:r>
-            <w:r>
-              <w:t xml:space="preserve"> incluirla desde el diseño de la arquitectura de comunicación, no al final</w:t>
-            </w:r>
-          </w:p>
-        </w:tc>
-      </w:tr>
-      <w:tr>
-        <w:tc>
-          <w:tcPr>
-            <w:tcW w:type="dxa" w:w="1440"/>
-          </w:tcPr>
-          <w:p>
-            <w:r>
-              <w:t>R11</w:t>
-            </w:r>
-          </w:p>
-        </w:tc>
-        <w:tc>
-          <w:tcPr>
-            <w:tcW w:type="dxa" w:w="1440"/>
-          </w:tcPr>
-          <w:p>
-            <w:r>
-              <w:rPr>
-                <w:b/>
-              </w:rPr>
-              <w:t>La iluminación del taller degrada el sistema de visión</w:t>
-            </w:r>
-            <w:r>
-              <w:t xml:space="preserve"> — viruta, refrigerante y sombras cambiantes</w:t>
-            </w:r>
-          </w:p>
-        </w:tc>
-        <w:tc>
-          <w:tcPr>
-            <w:tcW w:type="dxa" w:w="1440"/>
-          </w:tcPr>
-          <w:p>
-            <w:r>
-              <w:t>Media</w:t>
-            </w:r>
-          </w:p>
-        </w:tc>
-        <w:tc>
-          <w:tcPr>
-            <w:tcW w:type="dxa" w:w="1440"/>
-          </w:tcPr>
-          <w:p>
-            <w:r>
-              <w:t>Medio</w:t>
-            </w:r>
-          </w:p>
-        </w:tc>
-        <w:tc>
-          <w:tcPr>
-            <w:tcW w:type="dxa" w:w="1440"/>
-          </w:tcPr>
-          <w:p>
-            <w:r>
-              <w:t>Media</w:t>
-            </w:r>
-          </w:p>
-        </w:tc>
-        <w:tc>
-          <w:tcPr>
-            <w:tcW w:type="dxa" w:w="1440"/>
-          </w:tcPr>
-          <w:p>
-            <w:r>
-              <w:rPr>
-                <w:b/>
-              </w:rPr>
-              <w:t>Mitigar:</w:t>
-            </w:r>
-            <w:r>
-              <w:t xml:space="preserve"> iluminación propia controlada en la estación de inspección</w:t>
-            </w:r>
-          </w:p>
-        </w:tc>
-      </w:tr>
-      <w:tr>
-        <w:tc>
-          <w:tcPr>
-            <w:tcW w:type="dxa" w:w="1440"/>
-          </w:tcPr>
-          <w:p>
-            <w:r>
-              <w:t>R12</w:t>
-            </w:r>
-          </w:p>
-        </w:tc>
-        <w:tc>
-          <w:tcPr>
-            <w:tcW w:type="dxa" w:w="1440"/>
-          </w:tcPr>
-          <w:p>
-            <w:r>
-              <w:rPr>
-                <w:b/>
-              </w:rPr>
-              <w:t>Carga desigual entre integrantes</w:t>
-            </w:r>
-          </w:p>
-        </w:tc>
-        <w:tc>
-          <w:tcPr>
-            <w:tcW w:type="dxa" w:w="1440"/>
-          </w:tcPr>
-          <w:p>
-            <w:r>
-              <w:t>Media</w:t>
-            </w:r>
-          </w:p>
-        </w:tc>
-        <w:tc>
-          <w:tcPr>
-            <w:tcW w:type="dxa" w:w="1440"/>
-          </w:tcPr>
-          <w:p>
-            <w:r>
-              <w:t>Medio</w:t>
-            </w:r>
-          </w:p>
-        </w:tc>
-        <w:tc>
-          <w:tcPr>
-            <w:tcW w:type="dxa" w:w="1440"/>
-          </w:tcPr>
-          <w:p>
-            <w:r>
-              <w:t>Media</w:t>
-            </w:r>
-          </w:p>
-        </w:tc>
-        <w:tc>
-          <w:tcPr>
-            <w:tcW w:type="dxa" w:w="1440"/>
-          </w:tcPr>
-          <w:p>
-            <w:r>
-              <w:rPr>
-                <w:b/>
-              </w:rPr>
-              <w:t>Mitigar:</w:t>
-            </w:r>
-            <w:r>
-              <w:t xml:space="preserve"> matriz RACI explícita y revisión semanal en el tablero Kanban</w:t>
-            </w:r>
-          </w:p>
-        </w:tc>
-      </w:tr>
-      <w:tr>
-        <w:tc>
-          <w:tcPr>
-            <w:tcW w:type="dxa" w:w="1440"/>
-          </w:tcPr>
-          <w:p>
-            <w:r>
-              <w:t>R13</w:t>
-            </w:r>
-          </w:p>
-        </w:tc>
-        <w:tc>
-          <w:tcPr>
-            <w:tcW w:type="dxa" w:w="1440"/>
-          </w:tcPr>
-          <w:p>
-            <w:r>
-              <w:rPr>
-                <w:b/>
-              </w:rPr>
-              <w:t>El alcance del manipulador se malinterpreta</w:t>
-            </w:r>
-            <w:r>
-              <w:t xml:space="preserve"> — uno o dos brazos, según la sección del documento que se lea</w:t>
-            </w:r>
-          </w:p>
-        </w:tc>
-        <w:tc>
-          <w:tcPr>
-            <w:tcW w:type="dxa" w:w="1440"/>
-          </w:tcPr>
-          <w:p>
-            <w:r>
-              <w:t>Alta</w:t>
-            </w:r>
-          </w:p>
-        </w:tc>
-        <w:tc>
-          <w:tcPr>
-            <w:tcW w:type="dxa" w:w="1440"/>
-          </w:tcPr>
-          <w:p>
-            <w:r>
-              <w:t>Crítico</w:t>
-            </w:r>
-          </w:p>
-        </w:tc>
-        <w:tc>
-          <w:tcPr>
-            <w:tcW w:type="dxa" w:w="1440"/>
-          </w:tcPr>
-          <w:p>
-            <w:r>
-              <w:rPr>
-                <w:b/>
-              </w:rPr>
-              <w:t>Muy alta</w:t>
-            </w:r>
-          </w:p>
-        </w:tc>
-        <w:tc>
-          <w:tcPr>
-            <w:tcW w:type="dxa" w:w="1440"/>
-          </w:tcPr>
-          <w:p>
-            <w:r>
-              <w:rPr>
-                <w:b/>
-              </w:rPr>
-              <w:t>Evitar:</w:t>
-            </w:r>
-            <w:r>
-              <w:t xml:space="preserve"> cerrarlo por escrito con el Socio Formador antes de la semana 5</w:t>
-            </w:r>
-          </w:p>
-        </w:tc>
-      </w:tr>
-    </w:tbl>
-    <w:p/>
-    <w:p>
-      <w:pPr>
-        <w:ind w:left="360"/>
-      </w:pPr>
-      <w:r>
-        <w:rPr>
-          <w:i/>
-          <w:color w:val="444A52"/>
-        </w:rPr>
-        <w:t>**Los tres riesgos de exposición muy alta —R1, R13 y el par R2/R3— comparten</w:t>
+        <w:t>Implementar navegación autónoma utilizando LiDAR.</w:t>
       </w:r>
     </w:p>
     <w:p>
       <w:pPr>
-        <w:ind w:left="360"/>
+        <w:pStyle w:val="ListBullet"/>
       </w:pPr>
       <w:r>
-        <w:rPr>
-          <w:i/>
-          <w:color w:val="444A52"/>
-        </w:rPr>
-        <w:t>una causa: decisiones de alcance y de compra que siguen abiertas.** Ninguno se</w:t>
+        <w:t>Integrar un manipulador de 4 GDL sobre el chasis del AGV, el cual ayudará a realizar la carga y descarga de piezas.</w:t>
       </w:r>
     </w:p>
     <w:p>
       <w:pPr>
-        <w:ind w:left="360"/>
+        <w:pStyle w:val="ListBullet"/>
       </w:pPr>
       <w:r>
-        <w:rPr>
-          <w:i/>
-          <w:color w:val="444A52"/>
-        </w:rPr>
-        <w:t>resuelve con más trabajo técnico; se resuelven con una decisión y una firma.</w:t>
-      </w:r>
-    </w:p>
-    <w:p>
-      <w:r>
-        <w:br w:type="page"/>
+        <w:t>Implementar un sistema de visión que determine si la pieza está correctamente colocada.</w:t>
       </w:r>
     </w:p>
     <w:p>
       <w:pPr>
-        <w:pStyle w:val="Heading1"/>
+        <w:pStyle w:val="ListBullet"/>
       </w:pPr>
       <w:r>
-        <w:t>10. Autorización</w:t>
-      </w:r>
-    </w:p>
-    <w:p>
-      <w:r>
-        <w:t>Los abajo firmantes coinciden en que este es un proyecto viable y autorizan el</w:t>
-      </w:r>
-    </w:p>
-    <w:p>
-      <w:r>
-        <w:t>inicio de la etapa de planeación detallada.</w:t>
-      </w:r>
-    </w:p>
-    <w:tbl>
-      <w:tblPr>
-        <w:tblStyle w:val="LightGrid-Accent1"/>
-        <w:tblW w:type="auto" w:w="0"/>
-        <w:tblLook w:firstColumn="1" w:firstRow="1" w:lastColumn="0" w:lastRow="0" w:noHBand="0" w:noVBand="1" w:val="04A0"/>
-      </w:tblPr>
-      <w:tblGrid>
-        <w:gridCol w:w="2160"/>
-        <w:gridCol w:w="2160"/>
-        <w:gridCol w:w="2160"/>
-        <w:gridCol w:w="2160"/>
-      </w:tblGrid>
-      <w:tr>
-        <w:tc>
-          <w:tcPr>
-            <w:tcW w:type="dxa" w:w="2160"/>
-          </w:tcPr>
-          <w:p>
-            <w:r>
-              <w:rPr>
-                <w:b/>
-              </w:rPr>
-              <w:t>Rol</w:t>
-            </w:r>
-          </w:p>
-        </w:tc>
-        <w:tc>
-          <w:tcPr>
-            <w:tcW w:type="dxa" w:w="2160"/>
-          </w:tcPr>
-          <w:p>
-            <w:r>
-              <w:rPr>
-                <w:b/>
-              </w:rPr>
-              <w:t>Nombre</w:t>
-            </w:r>
-          </w:p>
-        </w:tc>
-        <w:tc>
-          <w:tcPr>
-            <w:tcW w:type="dxa" w:w="2160"/>
-          </w:tcPr>
-          <w:p>
-            <w:r>
-              <w:rPr>
-                <w:b/>
-              </w:rPr>
-              <w:t>Firma</w:t>
-            </w:r>
-          </w:p>
-        </w:tc>
-        <w:tc>
-          <w:tcPr>
-            <w:tcW w:type="dxa" w:w="2160"/>
-          </w:tcPr>
-          <w:p>
-            <w:r>
-              <w:rPr>
-                <w:b/>
-              </w:rPr>
-              <w:t>Fecha</w:t>
-            </w:r>
-          </w:p>
-        </w:tc>
-      </w:tr>
-      <w:tr>
-        <w:tc>
-          <w:tcPr>
-            <w:tcW w:type="dxa" w:w="2160"/>
-          </w:tcPr>
-          <w:p>
-            <w:r>
-              <w:t>Director de proyecto</w:t>
-            </w:r>
-          </w:p>
-        </w:tc>
-        <w:tc>
-          <w:tcPr>
-            <w:tcW w:type="dxa" w:w="2160"/>
-          </w:tcPr>
-          <w:p>
-            <w:r>
-              <w:t>Rodrigo Herrera Baños</w:t>
-            </w:r>
-          </w:p>
-        </w:tc>
-        <w:tc>
-          <w:tcPr>
-            <w:tcW w:type="dxa" w:w="2160"/>
-          </w:tcPr>
-          <w:p/>
-        </w:tc>
-        <w:tc>
-          <w:tcPr>
-            <w:tcW w:type="dxa" w:w="2160"/>
-          </w:tcPr>
-          <w:p/>
-        </w:tc>
-      </w:tr>
-      <w:tr>
-        <w:tc>
-          <w:tcPr>
-            <w:tcW w:type="dxa" w:w="2160"/>
-          </w:tcPr>
-          <w:p>
-            <w:r>
-              <w:t>Socio Formador</w:t>
-            </w:r>
-          </w:p>
-        </w:tc>
-        <w:tc>
-          <w:tcPr>
-            <w:tcW w:type="dxa" w:w="2160"/>
-          </w:tcPr>
-          <w:p>
-            <w:r>
-              <w:t xml:space="preserve">⬜ </w:t>
-            </w:r>
-            <w:r>
-              <w:rPr>
-                <w:i/>
-              </w:rPr>
-              <w:t>por confirmar</w:t>
-            </w:r>
-          </w:p>
-        </w:tc>
-        <w:tc>
-          <w:tcPr>
-            <w:tcW w:type="dxa" w:w="2160"/>
-          </w:tcPr>
-          <w:p/>
-        </w:tc>
-        <w:tc>
-          <w:tcPr>
-            <w:tcW w:type="dxa" w:w="2160"/>
-          </w:tcPr>
-          <w:p/>
-        </w:tc>
-      </w:tr>
-      <w:tr>
-        <w:tc>
-          <w:tcPr>
-            <w:tcW w:type="dxa" w:w="2160"/>
-          </w:tcPr>
-          <w:p>
-            <w:r>
-              <w:t>Profesor titular del Reto</w:t>
-            </w:r>
-          </w:p>
-        </w:tc>
-        <w:tc>
-          <w:tcPr>
-            <w:tcW w:type="dxa" w:w="2160"/>
-          </w:tcPr>
-          <w:p>
-            <w:r>
-              <w:t>Oscar Carbajal</w:t>
-            </w:r>
-          </w:p>
-        </w:tc>
-        <w:tc>
-          <w:tcPr>
-            <w:tcW w:type="dxa" w:w="2160"/>
-          </w:tcPr>
-          <w:p/>
-        </w:tc>
-        <w:tc>
-          <w:tcPr>
-            <w:tcW w:type="dxa" w:w="2160"/>
-          </w:tcPr>
-          <w:p/>
-        </w:tc>
-      </w:tr>
-      <w:tr>
-        <w:tc>
-          <w:tcPr>
-            <w:tcW w:type="dxa" w:w="2160"/>
-          </w:tcPr>
-          <w:p>
-            <w:r>
-              <w:t>Profesor de Administración de Proyectos</w:t>
-            </w:r>
-          </w:p>
-        </w:tc>
-        <w:tc>
-          <w:tcPr>
-            <w:tcW w:type="dxa" w:w="2160"/>
-          </w:tcPr>
-          <w:p>
-            <w:r>
-              <w:t>Dani</w:t>
-            </w:r>
-          </w:p>
-        </w:tc>
-        <w:tc>
-          <w:tcPr>
-            <w:tcW w:type="dxa" w:w="2160"/>
-          </w:tcPr>
-          <w:p/>
-        </w:tc>
-        <w:tc>
-          <w:tcPr>
-            <w:tcW w:type="dxa" w:w="2160"/>
-          </w:tcPr>
-          <w:p/>
-        </w:tc>
-      </w:tr>
-    </w:tbl>
-    <w:p/>
-    <w:p>
-      <w:r>
-        <w:br w:type="page"/>
+        <w:t>Validar el funcionamiento completo de la celda mediante pruebas de carga, descarga y validación.</w:t>
       </w:r>
     </w:p>
     <w:p>
@@ -6356,172 +167,430 @@
         <w:pStyle w:val="Heading2"/>
       </w:pPr>
       <w:r>
-        <w:t>Control de versiones</w:t>
+        <w:t>Alcance</w:t>
       </w:r>
     </w:p>
-    <w:tbl>
-      <w:tblPr>
-        <w:tblStyle w:val="LightGrid-Accent1"/>
-        <w:tblW w:type="auto" w:w="0"/>
-        <w:tblLook w:firstColumn="1" w:firstRow="1" w:lastColumn="0" w:lastRow="0" w:noHBand="0" w:noVBand="1" w:val="04A0"/>
-      </w:tblPr>
-      <w:tblGrid>
-        <w:gridCol w:w="2880"/>
-        <w:gridCol w:w="2880"/>
-        <w:gridCol w:w="2880"/>
-      </w:tblGrid>
-      <w:tr>
-        <w:tc>
-          <w:tcPr>
-            <w:tcW w:type="dxa" w:w="2880"/>
-          </w:tcPr>
-          <w:p>
-            <w:r>
-              <w:rPr>
-                <w:b/>
-              </w:rPr>
-              <w:t>Versión</w:t>
-            </w:r>
-          </w:p>
-        </w:tc>
-        <w:tc>
-          <w:tcPr>
-            <w:tcW w:type="dxa" w:w="2880"/>
-          </w:tcPr>
-          <w:p>
-            <w:r>
-              <w:rPr>
-                <w:b/>
-              </w:rPr>
-              <w:t>Fecha</w:t>
-            </w:r>
-          </w:p>
-        </w:tc>
-        <w:tc>
-          <w:tcPr>
-            <w:tcW w:type="dxa" w:w="2880"/>
-          </w:tcPr>
-          <w:p>
-            <w:r>
-              <w:rPr>
-                <w:b/>
-              </w:rPr>
-              <w:t>Cambio</w:t>
-            </w:r>
-          </w:p>
-        </w:tc>
-      </w:tr>
-      <w:tr>
-        <w:tc>
-          <w:tcPr>
-            <w:tcW w:type="dxa" w:w="2880"/>
-          </w:tcPr>
-          <w:p>
-            <w:r>
-              <w:t>1.0</w:t>
-            </w:r>
-          </w:p>
-        </w:tc>
-        <w:tc>
-          <w:tcPr>
-            <w:tcW w:type="dxa" w:w="2880"/>
-          </w:tcPr>
-          <w:p>
-            <w:r>
-              <w:t>2026-09-04</w:t>
-            </w:r>
-          </w:p>
-        </w:tc>
-        <w:tc>
-          <w:tcPr>
-            <w:tcW w:type="dxa" w:w="2880"/>
-          </w:tcPr>
-          <w:p>
-            <w:r>
-              <w:t>Emisión inicial</w:t>
-            </w:r>
-          </w:p>
-        </w:tc>
-      </w:tr>
-      <w:tr>
-        <w:tc>
-          <w:tcPr>
-            <w:tcW w:type="dxa" w:w="2880"/>
-          </w:tcPr>
-          <w:p>
-            <w:r>
-              <w:t>2.0</w:t>
-            </w:r>
-          </w:p>
-        </w:tc>
-        <w:tc>
-          <w:tcPr>
-            <w:tcW w:type="dxa" w:w="2880"/>
-          </w:tcPr>
-          <w:p>
-            <w:r>
-              <w:t>2026-09-04</w:t>
-            </w:r>
-          </w:p>
-        </w:tc>
-        <w:tc>
-          <w:tcPr>
-            <w:tcW w:type="dxa" w:w="2880"/>
-          </w:tcPr>
-          <w:p>
-            <w:r>
-              <w:t>Se adopta la definición oficial del proyecto: nombre, problemática, objetivos, alcance de MoMa con manipulador de 4 GDL más cobot sobre riel, entregables y restricciones. Se desarrolla el cronograma a 18 semanas y se agrega la matriz de riesgos</w:t>
-            </w:r>
-          </w:p>
-        </w:tc>
-      </w:tr>
-    </w:tbl>
-    <w:p/>
+    <w:p>
+      <w:r>
+        <w:t>Diseño e integración de un MoMa, entendido como una plataforma móvil con navegación inteligente y un manipulador robótico a bordo.</w:t>
+      </w:r>
+    </w:p>
+    <w:p>
+      <w:r>
+        <w:t>Diseño e implementación de un manipulador robótico de 4 GDL integrado en la plataforma móvil, constituyendo un MoMa.</w:t>
+      </w:r>
+    </w:p>
+    <w:p>
+      <w:r>
+        <w:t>Transportar el material desde el área de preparación hasta la zona de CNC.</w:t>
+      </w:r>
+    </w:p>
+    <w:p>
+      <w:r>
+        <w:t>Integrar un cobot industrial sobre el riel lineal para transferir piezas entre el MoMa y la CNC.</w:t>
+      </w:r>
+    </w:p>
+    <w:p>
+      <w:r>
+        <w:t>Integrar un sistema de visión e instrumentación para inspección, localización o verificación de piezas según la función que finalmente se defina.</w:t>
+      </w:r>
+    </w:p>
+    <w:p>
+      <w:r>
+        <w:t>Implementar comunicación digital entre los elementos de la celda.</w:t>
+      </w:r>
+    </w:p>
+    <w:p>
+      <w:r>
+        <w:t>Incorporar adquisición y procesamiento de datos del sistema.</w:t>
+      </w:r>
+    </w:p>
+    <w:p>
+      <w:r>
+        <w:t>Considerar seguridad industrial y ciberseguridad.</w:t>
+      </w:r>
+    </w:p>
+    <w:p>
+      <w:r>
+        <w:t>Documentar la arquitectura, diseño, integración, administración, pruebas y resultados del proyecto.</w:t>
+      </w:r>
+    </w:p>
+    <w:p>
+      <w:r>
+        <w:t>Entregar y demostrar un prototipo funcional integrado.</w:t>
+      </w:r>
+    </w:p>
+    <w:p>
+      <w:r>
+        <w:t>Consideramos la comunicación integrada entre la celda ciberfísica y la máquina CNC para coordinar el intercambio de información. Sin embargo, este último punto depende de la disponibilidad de uso y del permiso de trabajo en la CNC del Campus, por lo que, aunque el desarrollo de la comunicación forma parte del alcance, su validación contra la máquina real queda condicionada a que se otorgue dicho acceso. En caso de no obtenerlo, la comunicación se demostrará contra un entorno de simulación que reproduzca el comportamiento del control de la máquina.</w:t>
+      </w:r>
+    </w:p>
+    <w:p>
+      <w:pPr>
+        <w:pStyle w:val="Heading2"/>
+      </w:pPr>
+      <w:r>
+        <w:t>Entregables</w:t>
+      </w:r>
+    </w:p>
+    <w:p>
+      <w:r>
+        <w:t>Al finalizar el proyecto se espera obtener:</w:t>
+      </w:r>
+    </w:p>
+    <w:p>
+      <w:pPr>
+        <w:pStyle w:val="ListBullet"/>
+      </w:pPr>
+      <w:r>
+        <w:t>AGV funcional</w:t>
+      </w:r>
+    </w:p>
+    <w:p>
+      <w:pPr>
+        <w:pStyle w:val="ListBullet"/>
+      </w:pPr>
+      <w:r>
+        <w:t>Sistema de navegación autónoma</w:t>
+      </w:r>
+    </w:p>
+    <w:p>
+      <w:pPr>
+        <w:pStyle w:val="ListBullet"/>
+      </w:pPr>
+      <w:r>
+        <w:t>Estación de entrega de piezas</w:t>
+      </w:r>
+    </w:p>
+    <w:p>
+      <w:pPr>
+        <w:pStyle w:val="ListBullet"/>
+      </w:pPr>
+      <w:r>
+        <w:t>Manipulador integrado al AGV</w:t>
+      </w:r>
+    </w:p>
+    <w:p>
+      <w:pPr>
+        <w:pStyle w:val="ListBullet"/>
+      </w:pPr>
+      <w:r>
+        <w:t>Comunicación entre el supervisor y las máquinas o su simulación</w:t>
+      </w:r>
+    </w:p>
+    <w:p>
+      <w:pPr>
+        <w:pStyle w:val="ListBullet"/>
+      </w:pPr>
+      <w:r>
+        <w:t>Sistema de visión</w:t>
+      </w:r>
+    </w:p>
+    <w:p>
+      <w:pPr>
+        <w:pStyle w:val="ListBullet"/>
+      </w:pPr>
+      <w:r>
+        <w:t>Integración de la celda completa</w:t>
+      </w:r>
+    </w:p>
+    <w:p>
+      <w:pPr>
+        <w:pStyle w:val="ListBullet"/>
+      </w:pPr>
+      <w:r>
+        <w:t>Pruebas de funcionamiento</w:t>
+      </w:r>
+    </w:p>
+    <w:p>
+      <w:pPr>
+        <w:pStyle w:val="ListBullet"/>
+      </w:pPr>
+      <w:r>
+        <w:t>Documentación técnica del proyecto</w:t>
+      </w:r>
+    </w:p>
+    <w:p>
+      <w:pPr>
+        <w:pStyle w:val="ListBullet"/>
+      </w:pPr>
+      <w:r>
+        <w:t>Demostración final</w:t>
+      </w:r>
+    </w:p>
+    <w:p>
+      <w:pPr>
+        <w:pStyle w:val="Heading2"/>
+      </w:pPr>
+      <w:r>
+        <w:t>Restricciones</w:t>
+      </w:r>
+    </w:p>
+    <w:p>
+      <w:r>
+        <w:t>El proyecto buscará mantener un costo de manufactura bajo, seleccionando materiales y procesos que sean funcionales y accesibles. El AGV deberá alcanzar la estación final con una precisión de posicionamiento adecuada, permitiendo que la entrega de las piezas se realice correctamente. Además, el sistema de visión será utilizado para verificar que las piezas estén correctamente colocadas antes de continuar con el proceso de maquinado.</w:t>
+      </w:r>
+    </w:p>
+    <w:p>
+      <w:r>
+        <w:t>La duración de 18 semanas es improrrogable, ya que está determinada por el calendario académico.</w:t>
+      </w:r>
+    </w:p>
+    <w:p>
+      <w:r>
+        <w:t>El acceso a la máquina CNC del Campus no está bajo control del equipo y depende de la programación del laboratorio.</w:t>
+      </w:r>
+    </w:p>
+    <w:p>
+      <w:r>
+        <w:t>El microcontrolador NXP S32K312 no puede ejecutar ROS 2, por lo que se requiere una computadora con Linux como cómputo supervisor.</w:t>
+      </w:r>
+    </w:p>
+    <w:p>
+      <w:pPr>
+        <w:pStyle w:val="Heading2"/>
+      </w:pPr>
+      <w:r>
+        <w:t>Cronograma</w:t>
+      </w:r>
+    </w:p>
     <w:p>
       <w:r>
         <w:rPr>
           <w:b/>
         </w:rPr>
-        <w:t>Documentos relacionados</w:t>
+        <w:t>Semanas 1 y 2. Análisis del proceso.</w:t>
+      </w:r>
+      <w:r>
+        <w:t xml:space="preserve"> Levantamiento del proceso actual de carga y descarga, identificación de tiempos improductivos y definición de los requisitos del sistema con el socio formador.</w:t>
       </w:r>
     </w:p>
     <w:p>
       <w:r>
         <w:rPr>
-          <w:rFonts w:ascii="Consolas" w:hAnsi="Consolas"/>
-          <w:sz w:val="19"/>
+          <w:b/>
         </w:rPr>
-        <w:t>pmi-plan-direccion-proyecto.md</w:t>
+        <w:t>Semanas 3 y 4. Selección de sensores y cierre de la lista de materiales.</w:t>
       </w:r>
       <w:r>
-        <w:t xml:space="preserve"> · </w:t>
+        <w:t xml:space="preserve"> Definición de LiDAR, cámaras, encoders e instrumentación. Cierre del BOM y emisión de las órdenes de compra de los componentes con mayor tiempo de entrega.</w:t>
+      </w:r>
+    </w:p>
+    <w:p>
+      <w:r>
+        <w:rPr>
+          <w:b/>
+        </w:rPr>
+        <w:t>Semanas 5 a 7. Diseño de detalle.</w:t>
       </w:r>
       <w:r>
+        <w:t xml:space="preserve"> Diseño mecánico del chasis y del manipulador de 4 GDL con su cinemática directa e inversa, diseño eléctrico y de potencia, y arquitectura de software de la celda. Al cierre de la semana 7 el diseño queda congelado.</w:t>
+      </w:r>
+    </w:p>
+    <w:p>
+      <w:r>
         <w:rPr>
-          <w:rFonts w:ascii="Consolas" w:hAnsi="Consolas"/>
-          <w:sz w:val="19"/>
+          <w:b/>
         </w:rPr>
-        <w:t>plan-de-trabajo.md</w:t>
+        <w:t>Semanas 8 a 11. Fabricación e integración mecánica.</w:t>
       </w:r>
       <w:r>
-        <w:t xml:space="preserve"> · </w:t>
+        <w:t xml:space="preserve"> Fabricación del chasis, montaje del sistema de tracción, ensamble del manipulador de 4 GDL, construcción de la estación de entrega y programación de los lazos de control PI, PD y PID sobre el microcontrolador.</w:t>
+      </w:r>
+    </w:p>
+    <w:p>
+      <w:r>
+        <w:rPr>
+          <w:b/>
+        </w:rPr>
+        <w:t>Semanas 12 y 13. Navegación autónoma.</w:t>
       </w:r>
       <w:r>
+        <w:t xml:space="preserve"> Implementación del mapeo y la localización con LiDAR, planeación de trayectorias e integración del manipulador con la plataforma móvil para completar el MoMa.</w:t>
+      </w:r>
+    </w:p>
+    <w:p>
+      <w:r>
         <w:rPr>
-          <w:rFonts w:ascii="Consolas" w:hAnsi="Consolas"/>
-          <w:sz w:val="19"/>
+          <w:b/>
         </w:rPr>
-        <w:t>preguntas-socio-formador.md</w:t>
+        <w:t>Semanas 14 y 15. Integración de la celda.</w:t>
       </w:r>
       <w:r>
-        <w:t xml:space="preserve"> · </w:t>
+        <w:t xml:space="preserve"> Montaje del cobot industrial sobre el riel lineal, implementación del sistema de visión y de la comunicación digital entre el supervisor y las máquinas.</w:t>
+      </w:r>
+    </w:p>
+    <w:p>
+      <w:r>
+        <w:rPr>
+          <w:b/>
+        </w:rPr>
+        <w:t>Semanas 16 y 17. Pruebas y resultados.</w:t>
       </w:r>
       <w:r>
+        <w:t xml:space="preserve"> Ejecución del protocolo de pruebas de carga, descarga y validación. Verificación de la seguridad industrial y de la ciberseguridad del sistema. Documentación técnica.</w:t>
+      </w:r>
+    </w:p>
+    <w:p>
+      <w:r>
         <w:rPr>
-          <w:rFonts w:ascii="Consolas" w:hAnsi="Consolas"/>
-          <w:sz w:val="19"/>
+          <w:b/>
         </w:rPr>
-        <w:t>02-proveeduria/catalogo-materiales.csv</w:t>
+        <w:t>Semana 18. Demostración final.</w:t>
+      </w:r>
+      <w:r>
+        <w:t xml:space="preserve"> Presentación del prototipo funcional integrado ante el socio formador y entrega del expediente documental completo.</w:t>
+      </w:r>
+    </w:p>
+    <w:p>
+      <w:pPr>
+        <w:pStyle w:val="Heading2"/>
+      </w:pPr>
+      <w:r>
+        <w:t>Riesgos</w:t>
+      </w:r>
+    </w:p>
+    <w:p>
+      <w:r>
+        <w:rPr>
+          <w:b/>
+        </w:rPr>
+        <w:t>Fabricar el manipulador de 4 GDL puede consumir el semestre completo.</w:t>
+      </w:r>
+      <w:r>
+        <w:t xml:space="preserve"> Diseñar, maquinar, ensamblar y controlar un brazo propio es un proyecto por sí mismo. Para evitarlo, el diseño del manipulador se congela al cierre de la semana 7 sin excepción; si para entonces no está resuelto, se reduce a 3 grados de libertad o se sustituye por un brazo educativo comercial.</w:t>
+      </w:r>
+    </w:p>
+    <w:p>
+      <w:r>
+        <w:rPr>
+          <w:b/>
+        </w:rPr>
+        <w:t>El cobot industrial para el riel lineal podría no estar disponible</w:t>
+      </w:r>
+      <w:r>
+        <w:t xml:space="preserve"> cuando llegue la fase de integración. Se debe confirmar modelo y fecha de disponibilidad con el socio formador de inmediato. Si no se consigue, la transferencia de piezas se demuestra con el manipulador del propio MoMa.</w:t>
+      </w:r>
+    </w:p>
+    <w:p>
+      <w:r>
+        <w:rPr>
+          <w:b/>
+        </w:rPr>
+        <w:t>Los componentes con mayor tiempo de entrega pueden llegar tarde.</w:t>
+      </w:r>
+      <w:r>
+        <w:t xml:space="preserve"> El cómputo supervisor y la batería tienen cinco semanas de plazo de entrega, por lo que sus órdenes de compra deben emitirse antes del 29 de septiembre. Mientras llegan, la navegación se desarrolla en simulación para no detener el avance.</w:t>
+      </w:r>
+    </w:p>
+    <w:p>
+      <w:r>
+        <w:rPr>
+          <w:b/>
+        </w:rPr>
+        <w:t>El acceso a la máquina CNC del Campus no está garantizado.</w:t>
+      </w:r>
+      <w:r>
+        <w:t xml:space="preserve"> La ventana de trabajo debe reservarse desde ahora con el laboratorio. Si no se obtiene, la comunicación se valida contra un entorno de simulación que reproduzca el comportamiento del control.</w:t>
+      </w:r>
+    </w:p>
+    <w:p>
+      <w:r>
+        <w:rPr>
+          <w:b/>
+        </w:rPr>
+        <w:t>El peso del manipulador puede desestabilizar el AGV.</w:t>
+      </w:r>
+      <w:r>
+        <w:t xml:space="preserve"> Montar un brazo sobre la plataforma eleva el centro de gravedad y genera par de vuelco cuando el brazo se extiende. Se debe realizar el análisis de estabilidad antes de fabricar el chasis y limitar la velocidad de desplazamiento con el brazo extendido; de ser necesario, se amplía la base o se agrega contrapeso.</w:t>
+      </w:r>
+    </w:p>
+    <w:p>
+      <w:r>
+        <w:rPr>
+          <w:b/>
+        </w:rPr>
+        <w:t>La precisión de posicionamiento del AGV podría no ser suficiente</w:t>
+      </w:r>
+      <w:r>
+        <w:t xml:space="preserve"> para que el manipulador tome la pieza correctamente. La tolerancia debe definirse con un número concreto en las primeras semanas y diseñarse hacia ella. Si la odometría no alcanza, se corrige con realimentación visual en el momento del acoplamiento.</w:t>
+      </w:r>
+    </w:p>
+    <w:p>
+      <w:r>
+        <w:rPr>
+          <w:b/>
+        </w:rPr>
+        <w:t>La restricción de bajo costo entra en tensión con la precisión requerida.</w:t>
+      </w:r>
+      <w:r>
+        <w:t xml:space="preserve"> Los componentes accesibles tienen más juego mecánico y menor repetibilidad. La estrategia es compensar en software mediante realimentación visual antes que recurrir a hardware más caro, lo cual además refuerza la propuesta de valor del proyecto.</w:t>
+      </w:r>
+    </w:p>
+    <w:p>
+      <w:r>
+        <w:rPr>
+          <w:b/>
+        </w:rPr>
+        <w:t>El consumo del manipulador puede reducir la autonomía del AGV</w:t>
+      </w:r>
+      <w:r>
+        <w:t xml:space="preserve"> por debajo de lo necesario para completar un ciclo. Se debe elaborar el presupuesto energético durante el diseño eléctrico y, en caso necesario, contemplar una recarga intermedia dentro del ciclo.</w:t>
+      </w:r>
+    </w:p>
+    <w:p>
+      <w:r>
+        <w:rPr>
+          <w:b/>
+        </w:rPr>
+        <w:t>El microcontrolador podría no sostener simultáneamente el lazo de tracción y el del manipulador.</w:t>
+      </w:r>
+      <w:r>
+        <w:t xml:space="preserve"> La frecuencia de lazo debe medirse en la fase temprana de firmware. Si no alcanza, se dedica un segundo microcontrolador al brazo.</w:t>
+      </w:r>
+    </w:p>
+    <w:p>
+      <w:r>
+        <w:rPr>
+          <w:b/>
+        </w:rPr>
+        <w:t>La ciberseguridad suele tratarse como un accesorio y descubrirse al final.</w:t>
+      </w:r>
+      <w:r>
+        <w:t xml:space="preserve"> Debe incorporarse desde el diseño de la arquitectura de comunicación, no en la última semana.</w:t>
+      </w:r>
+    </w:p>
+    <w:p>
+      <w:r>
+        <w:rPr>
+          <w:b/>
+        </w:rPr>
+        <w:t>La iluminación del taller puede degradar el sistema de visión</w:t>
+      </w:r>
+      <w:r>
+        <w:t xml:space="preserve"> por efecto de viruta, refrigerante y sombras cambiantes. La estación de inspección debe contar con iluminación propia controlada.</w:t>
+      </w:r>
+    </w:p>
+    <w:p>
+      <w:r>
+        <w:rPr>
+          <w:b/>
+        </w:rPr>
+        <w:t>La carga de trabajo puede repartirse de forma desigual entre los integrantes.</w:t>
+      </w:r>
+      <w:r>
+        <w:t xml:space="preserve"> Se mitiga con una matriz de responsabilidades explícita y revisión semanal del avance en el tablero del equipo.</w:t>
+      </w:r>
+    </w:p>
+    <w:p>
+      <w:r>
+        <w:rPr>
+          <w:b/>
+        </w:rPr>
+        <w:t>El alcance del manipulador puede malinterpretarse.</w:t>
+      </w:r>
+      <w:r>
+        <w:t xml:space="preserve"> El proyecto contempla un manipulador de 4 GDL de fabricación propia sobre el AGV y, además, un cobot industrial comercial sobre el riel lineal. Son elementos distintos, con proveeduría y calendario distintos. Esta interpretación debe confirmarse por escrito con el socio formador antes de la semana 5, ya que de ella dependen el presupuesto y el calendario completos.</w:t>
       </w:r>
     </w:p>
     <w:sectPr>
